--- a/Books/Stories/ThePrincessInTheClouds/Book_ThePrincessInTheClouds.docx
+++ b/Books/Stories/ThePrincessInTheClouds/Book_ThePrincessInTheClouds.docx
@@ -154,7 +154,7 @@
           <w:r>
             <w:fldChar w:fldCharType="separate"/>
           </w:r>
-          <w:hyperlink w:anchor="_Toc240035644" w:history="1">
+          <w:hyperlink w:anchor="_Toc240463432" w:history="1">
             <w:r>
               <w:rPr>
                 <w:rStyle w:val="Hyperlink"/>
@@ -181,7 +181,7 @@
                 <w:noProof/>
                 <w:webHidden/>
               </w:rPr>
-              <w:instrText xml:space="preserve"> PAGEREF _Toc240035644 \h </w:instrText>
+              <w:instrText xml:space="preserve"> PAGEREF _Toc240463432 \h </w:instrText>
             </w:r>
             <w:r>
               <w:rPr>
@@ -224,7 +224,7 @@
               <w:sz w:val="22"/>
             </w:rPr>
           </w:pPr>
-          <w:hyperlink w:anchor="_Toc240035645" w:history="1">
+          <w:hyperlink w:anchor="_Toc240463433" w:history="1">
             <w:r>
               <w:rPr>
                 <w:rStyle w:val="Hyperlink"/>
@@ -251,7 +251,7 @@
                 <w:noProof/>
                 <w:webHidden/>
               </w:rPr>
-              <w:instrText xml:space="preserve"> PAGEREF _Toc240035645 \h </w:instrText>
+              <w:instrText xml:space="preserve"> PAGEREF _Toc240463433 \h </w:instrText>
             </w:r>
             <w:r>
               <w:rPr>
@@ -294,7 +294,7 @@
               <w:sz w:val="22"/>
             </w:rPr>
           </w:pPr>
-          <w:hyperlink w:anchor="_Toc240035646" w:history="1">
+          <w:hyperlink w:anchor="_Toc240463434" w:history="1">
             <w:r>
               <w:rPr>
                 <w:rStyle w:val="Hyperlink"/>
@@ -321,7 +321,7 @@
                 <w:noProof/>
                 <w:webHidden/>
               </w:rPr>
-              <w:instrText xml:space="preserve"> PAGEREF _Toc240035646 \h </w:instrText>
+              <w:instrText xml:space="preserve"> PAGEREF _Toc240463434 \h </w:instrText>
             </w:r>
             <w:r>
               <w:rPr>
@@ -364,7 +364,7 @@
               <w:sz w:val="22"/>
             </w:rPr>
           </w:pPr>
-          <w:hyperlink w:anchor="_Toc240035647" w:history="1">
+          <w:hyperlink w:anchor="_Toc240463435" w:history="1">
             <w:r>
               <w:rPr>
                 <w:rStyle w:val="Hyperlink"/>
@@ -391,7 +391,7 @@
                 <w:noProof/>
                 <w:webHidden/>
               </w:rPr>
-              <w:instrText xml:space="preserve"> PAGEREF _Toc240035647 \h </w:instrText>
+              <w:instrText xml:space="preserve"> PAGEREF _Toc240463435 \h </w:instrText>
             </w:r>
             <w:r>
               <w:rPr>
@@ -434,7 +434,7 @@
               <w:sz w:val="22"/>
             </w:rPr>
           </w:pPr>
-          <w:hyperlink w:anchor="_Toc240035648" w:history="1">
+          <w:hyperlink w:anchor="_Toc240463436" w:history="1">
             <w:r>
               <w:rPr>
                 <w:rStyle w:val="Hyperlink"/>
@@ -461,7 +461,7 @@
                 <w:noProof/>
                 <w:webHidden/>
               </w:rPr>
-              <w:instrText xml:space="preserve"> PAGEREF _Toc240035648 \h </w:instrText>
+              <w:instrText xml:space="preserve"> PAGEREF _Toc240463436 \h </w:instrText>
             </w:r>
             <w:r>
               <w:rPr>
@@ -504,7 +504,7 @@
               <w:sz w:val="22"/>
             </w:rPr>
           </w:pPr>
-          <w:hyperlink w:anchor="_Toc240035649" w:history="1">
+          <w:hyperlink w:anchor="_Toc240463437" w:history="1">
             <w:r>
               <w:rPr>
                 <w:rStyle w:val="Hyperlink"/>
@@ -531,7 +531,7 @@
                 <w:noProof/>
                 <w:webHidden/>
               </w:rPr>
-              <w:instrText xml:space="preserve"> PAGEREF _Toc240035649 \h </w:instrText>
+              <w:instrText xml:space="preserve"> PAGEREF _Toc240463437 \h </w:instrText>
             </w:r>
             <w:r>
               <w:rPr>
@@ -574,7 +574,7 @@
               <w:sz w:val="22"/>
             </w:rPr>
           </w:pPr>
-          <w:hyperlink w:anchor="_Toc240035650" w:history="1">
+          <w:hyperlink w:anchor="_Toc240463438" w:history="1">
             <w:r>
               <w:rPr>
                 <w:rStyle w:val="Hyperlink"/>
@@ -601,7 +601,7 @@
                 <w:noProof/>
                 <w:webHidden/>
               </w:rPr>
-              <w:instrText xml:space="preserve"> PAGEREF _Toc240035650 \h </w:instrText>
+              <w:instrText xml:space="preserve"> PAGEREF _Toc240463438 \h </w:instrText>
             </w:r>
             <w:r>
               <w:rPr>
@@ -644,7 +644,7 @@
               <w:sz w:val="22"/>
             </w:rPr>
           </w:pPr>
-          <w:hyperlink w:anchor="_Toc240035651" w:history="1">
+          <w:hyperlink w:anchor="_Toc240463439" w:history="1">
             <w:r>
               <w:rPr>
                 <w:rStyle w:val="Hyperlink"/>
@@ -671,7 +671,7 @@
                 <w:noProof/>
                 <w:webHidden/>
               </w:rPr>
-              <w:instrText xml:space="preserve"> PAGEREF _Toc240035651 \h </w:instrText>
+              <w:instrText xml:space="preserve"> PAGEREF _Toc240463439 \h </w:instrText>
             </w:r>
             <w:r>
               <w:rPr>
@@ -714,7 +714,7 @@
               <w:sz w:val="22"/>
             </w:rPr>
           </w:pPr>
-          <w:hyperlink w:anchor="_Toc240035652" w:history="1">
+          <w:hyperlink w:anchor="_Toc240463440" w:history="1">
             <w:r>
               <w:rPr>
                 <w:rStyle w:val="Hyperlink"/>
@@ -741,7 +741,7 @@
                 <w:noProof/>
                 <w:webHidden/>
               </w:rPr>
-              <w:instrText xml:space="preserve"> PAGEREF _Toc240035652 \h </w:instrText>
+              <w:instrText xml:space="preserve"> PAGEREF _Toc240463440 \h </w:instrText>
             </w:r>
             <w:r>
               <w:rPr>
@@ -784,7 +784,7 @@
               <w:sz w:val="22"/>
             </w:rPr>
           </w:pPr>
-          <w:hyperlink w:anchor="_Toc240035653" w:history="1">
+          <w:hyperlink w:anchor="_Toc240463441" w:history="1">
             <w:r>
               <w:rPr>
                 <w:rStyle w:val="Hyperlink"/>
@@ -811,7 +811,7 @@
                 <w:noProof/>
                 <w:webHidden/>
               </w:rPr>
-              <w:instrText xml:space="preserve"> PAGEREF _Toc240035653 \h </w:instrText>
+              <w:instrText xml:space="preserve"> PAGEREF _Toc240463441 \h </w:instrText>
             </w:r>
             <w:r>
               <w:rPr>
@@ -854,7 +854,7 @@
               <w:sz w:val="22"/>
             </w:rPr>
           </w:pPr>
-          <w:hyperlink w:anchor="_Toc240035654" w:history="1">
+          <w:hyperlink w:anchor="_Toc240463442" w:history="1">
             <w:r>
               <w:rPr>
                 <w:rStyle w:val="Hyperlink"/>
@@ -881,7 +881,7 @@
                 <w:noProof/>
                 <w:webHidden/>
               </w:rPr>
-              <w:instrText xml:space="preserve"> PAGEREF _Toc240035654 \h </w:instrText>
+              <w:instrText xml:space="preserve"> PAGEREF _Toc240463442 \h </w:instrText>
             </w:r>
             <w:r>
               <w:rPr>
@@ -924,7 +924,7 @@
               <w:sz w:val="22"/>
             </w:rPr>
           </w:pPr>
-          <w:hyperlink w:anchor="_Toc240035655" w:history="1">
+          <w:hyperlink w:anchor="_Toc240463443" w:history="1">
             <w:r>
               <w:rPr>
                 <w:rStyle w:val="Hyperlink"/>
@@ -951,7 +951,7 @@
                 <w:noProof/>
                 <w:webHidden/>
               </w:rPr>
-              <w:instrText xml:space="preserve"> PAGEREF _Toc240035655 \h </w:instrText>
+              <w:instrText xml:space="preserve"> PAGEREF _Toc240463443 \h </w:instrText>
             </w:r>
             <w:r>
               <w:rPr>
@@ -994,7 +994,7 @@
               <w:sz w:val="22"/>
             </w:rPr>
           </w:pPr>
-          <w:hyperlink w:anchor="_Toc240035656" w:history="1">
+          <w:hyperlink w:anchor="_Toc240463444" w:history="1">
             <w:r>
               <w:rPr>
                 <w:rStyle w:val="Hyperlink"/>
@@ -1021,7 +1021,7 @@
                 <w:noProof/>
                 <w:webHidden/>
               </w:rPr>
-              <w:instrText xml:space="preserve"> PAGEREF _Toc240035656 \h </w:instrText>
+              <w:instrText xml:space="preserve"> PAGEREF _Toc240463444 \h </w:instrText>
             </w:r>
             <w:r>
               <w:rPr>
@@ -1064,7 +1064,7 @@
               <w:sz w:val="22"/>
             </w:rPr>
           </w:pPr>
-          <w:hyperlink w:anchor="_Toc240035657" w:history="1">
+          <w:hyperlink w:anchor="_Toc240463445" w:history="1">
             <w:r>
               <w:rPr>
                 <w:rStyle w:val="Hyperlink"/>
@@ -1091,7 +1091,7 @@
                 <w:noProof/>
                 <w:webHidden/>
               </w:rPr>
-              <w:instrText xml:space="preserve"> PAGEREF _Toc240035657 \h </w:instrText>
+              <w:instrText xml:space="preserve"> PAGEREF _Toc240463445 \h </w:instrText>
             </w:r>
             <w:r>
               <w:rPr>
@@ -1134,7 +1134,7 @@
               <w:sz w:val="22"/>
             </w:rPr>
           </w:pPr>
-          <w:hyperlink w:anchor="_Toc240035658" w:history="1">
+          <w:hyperlink w:anchor="_Toc240463446" w:history="1">
             <w:r>
               <w:rPr>
                 <w:rStyle w:val="Hyperlink"/>
@@ -1161,7 +1161,7 @@
                 <w:noProof/>
                 <w:webHidden/>
               </w:rPr>
-              <w:instrText xml:space="preserve"> PAGEREF _Toc240035658 \h </w:instrText>
+              <w:instrText xml:space="preserve"> PAGEREF _Toc240463446 \h </w:instrText>
             </w:r>
             <w:r>
               <w:rPr>
@@ -1204,7 +1204,7 @@
               <w:sz w:val="22"/>
             </w:rPr>
           </w:pPr>
-          <w:hyperlink w:anchor="_Toc240035659" w:history="1">
+          <w:hyperlink w:anchor="_Toc240463447" w:history="1">
             <w:r>
               <w:rPr>
                 <w:rStyle w:val="Hyperlink"/>
@@ -1231,7 +1231,7 @@
                 <w:noProof/>
                 <w:webHidden/>
               </w:rPr>
-              <w:instrText xml:space="preserve"> PAGEREF _Toc240035659 \h </w:instrText>
+              <w:instrText xml:space="preserve"> PAGEREF _Toc240463447 \h </w:instrText>
             </w:r>
             <w:r>
               <w:rPr>
@@ -1274,7 +1274,7 @@
               <w:sz w:val="22"/>
             </w:rPr>
           </w:pPr>
-          <w:hyperlink w:anchor="_Toc240035660" w:history="1">
+          <w:hyperlink w:anchor="_Toc240463448" w:history="1">
             <w:r>
               <w:rPr>
                 <w:rStyle w:val="Hyperlink"/>
@@ -1301,7 +1301,7 @@
                 <w:noProof/>
                 <w:webHidden/>
               </w:rPr>
-              <w:instrText xml:space="preserve"> PAGEREF _Toc240035660 \h </w:instrText>
+              <w:instrText xml:space="preserve"> PAGEREF _Toc240463448 \h </w:instrText>
             </w:r>
             <w:r>
               <w:rPr>
@@ -1344,7 +1344,7 @@
               <w:sz w:val="22"/>
             </w:rPr>
           </w:pPr>
-          <w:hyperlink w:anchor="_Toc240035661" w:history="1">
+          <w:hyperlink w:anchor="_Toc240463449" w:history="1">
             <w:r>
               <w:rPr>
                 <w:rStyle w:val="Hyperlink"/>
@@ -1371,7 +1371,7 @@
                 <w:noProof/>
                 <w:webHidden/>
               </w:rPr>
-              <w:instrText xml:space="preserve"> PAGEREF _Toc240035661 \h </w:instrText>
+              <w:instrText xml:space="preserve"> PAGEREF _Toc240463449 \h </w:instrText>
             </w:r>
             <w:r>
               <w:rPr>
@@ -1414,7 +1414,7 @@
               <w:sz w:val="22"/>
             </w:rPr>
           </w:pPr>
-          <w:hyperlink w:anchor="_Toc240035662" w:history="1">
+          <w:hyperlink w:anchor="_Toc240463450" w:history="1">
             <w:r>
               <w:rPr>
                 <w:rStyle w:val="Hyperlink"/>
@@ -1441,7 +1441,7 @@
                 <w:noProof/>
                 <w:webHidden/>
               </w:rPr>
-              <w:instrText xml:space="preserve"> PAGEREF _Toc240035662 \h </w:instrText>
+              <w:instrText xml:space="preserve"> PAGEREF _Toc240463450 \h </w:instrText>
             </w:r>
             <w:r>
               <w:rPr>
@@ -1484,7 +1484,7 @@
               <w:sz w:val="22"/>
             </w:rPr>
           </w:pPr>
-          <w:hyperlink w:anchor="_Toc240035663" w:history="1">
+          <w:hyperlink w:anchor="_Toc240463451" w:history="1">
             <w:r>
               <w:rPr>
                 <w:rStyle w:val="Hyperlink"/>
@@ -1511,7 +1511,7 @@
                 <w:noProof/>
                 <w:webHidden/>
               </w:rPr>
-              <w:instrText xml:space="preserve"> PAGEREF _Toc240035663 \h </w:instrText>
+              <w:instrText xml:space="preserve"> PAGEREF _Toc240463451 \h </w:instrText>
             </w:r>
             <w:r>
               <w:rPr>
@@ -1554,7 +1554,7 @@
               <w:sz w:val="22"/>
             </w:rPr>
           </w:pPr>
-          <w:hyperlink w:anchor="_Toc240035664" w:history="1">
+          <w:hyperlink w:anchor="_Toc240463452" w:history="1">
             <w:r>
               <w:rPr>
                 <w:rStyle w:val="Hyperlink"/>
@@ -1581,7 +1581,7 @@
                 <w:noProof/>
                 <w:webHidden/>
               </w:rPr>
-              <w:instrText xml:space="preserve"> PAGEREF _Toc240035664 \h </w:instrText>
+              <w:instrText xml:space="preserve"> PAGEREF _Toc240463452 \h </w:instrText>
             </w:r>
             <w:r>
               <w:rPr>
@@ -1624,7 +1624,7 @@
               <w:sz w:val="22"/>
             </w:rPr>
           </w:pPr>
-          <w:hyperlink w:anchor="_Toc240035665" w:history="1">
+          <w:hyperlink w:anchor="_Toc240463453" w:history="1">
             <w:r>
               <w:rPr>
                 <w:rStyle w:val="Hyperlink"/>
@@ -1651,7 +1651,7 @@
                 <w:noProof/>
                 <w:webHidden/>
               </w:rPr>
-              <w:instrText xml:space="preserve"> PAGEREF _Toc240035665 \h </w:instrText>
+              <w:instrText xml:space="preserve"> PAGEREF _Toc240463453 \h </w:instrText>
             </w:r>
             <w:r>
               <w:rPr>
@@ -1694,27 +1694,13 @@
               <w:sz w:val="22"/>
             </w:rPr>
           </w:pPr>
-          <w:hyperlink w:anchor="_Toc240035666" w:history="1">
+          <w:hyperlink w:anchor="_Toc240463454" w:history="1">
             <w:r>
               <w:rPr>
                 <w:rStyle w:val="Hyperlink"/>
                 <w:noProof/>
               </w:rPr>
-              <w:t>Death Shall Give W</w:t>
-            </w:r>
-            <w:r>
-              <w:rPr>
-                <w:rStyle w:val="Hyperlink"/>
-                <w:noProof/>
-              </w:rPr>
-              <w:t>a</w:t>
-            </w:r>
-            <w:r>
-              <w:rPr>
-                <w:rStyle w:val="Hyperlink"/>
-                <w:noProof/>
-              </w:rPr>
-              <w:t>y to Life</w:t>
+              <w:t>23. Death Shall Give Way to Life</w:t>
             </w:r>
             <w:r>
               <w:rPr>
@@ -1735,7 +1721,7 @@
                 <w:noProof/>
                 <w:webHidden/>
               </w:rPr>
-              <w:instrText xml:space="preserve"> PAGEREF _Toc240035666 \h </w:instrText>
+              <w:instrText xml:space="preserve"> PAGEREF _Toc240463454 \h </w:instrText>
             </w:r>
             <w:r>
               <w:rPr>
@@ -1778,13 +1764,41 @@
               <w:sz w:val="22"/>
             </w:rPr>
           </w:pPr>
-          <w:hyperlink w:anchor="_Toc240035667" w:history="1">
+          <w:hyperlink w:anchor="_Toc240463455" w:history="1">
             <w:r>
               <w:rPr>
                 <w:rStyle w:val="Hyperlink"/>
                 <w:noProof/>
               </w:rPr>
-              <w:t>Did you say, Dr. Luke?</w:t>
+              <w:t xml:space="preserve">Did you </w:t>
+            </w:r>
+            <w:r>
+              <w:rPr>
+                <w:rStyle w:val="Hyperlink"/>
+                <w:noProof/>
+              </w:rPr>
+              <w:t>s</w:t>
+            </w:r>
+            <w:r>
+              <w:rPr>
+                <w:rStyle w:val="Hyperlink"/>
+                <w:noProof/>
+              </w:rPr>
+              <w:t>ay, Dr</w:t>
+            </w:r>
+            <w:r>
+              <w:rPr>
+                <w:rStyle w:val="Hyperlink"/>
+                <w:noProof/>
+              </w:rPr>
+              <w:t>.</w:t>
+            </w:r>
+            <w:r>
+              <w:rPr>
+                <w:rStyle w:val="Hyperlink"/>
+                <w:noProof/>
+              </w:rPr>
+              <w:t xml:space="preserve"> Luke?</w:t>
             </w:r>
             <w:r>
               <w:rPr>
@@ -1805,7 +1819,7 @@
                 <w:noProof/>
                 <w:webHidden/>
               </w:rPr>
-              <w:instrText xml:space="preserve"> PAGEREF _Toc240035667 \h </w:instrText>
+              <w:instrText xml:space="preserve"> PAGEREF _Toc240463455 \h </w:instrText>
             </w:r>
             <w:r>
               <w:rPr>
@@ -1848,7 +1862,7 @@
               <w:sz w:val="22"/>
             </w:rPr>
           </w:pPr>
-          <w:hyperlink w:anchor="_Toc240035668" w:history="1">
+          <w:hyperlink w:anchor="_Toc240463456" w:history="1">
             <w:r>
               <w:rPr>
                 <w:rStyle w:val="Hyperlink"/>
@@ -1875,7 +1889,7 @@
                 <w:noProof/>
                 <w:webHidden/>
               </w:rPr>
-              <w:instrText xml:space="preserve"> PAGEREF _Toc240035668 \h </w:instrText>
+              <w:instrText xml:space="preserve"> PAGEREF _Toc240463456 \h </w:instrText>
             </w:r>
             <w:r>
               <w:rPr>
@@ -1918,7 +1932,7 @@
               <w:sz w:val="22"/>
             </w:rPr>
           </w:pPr>
-          <w:hyperlink w:anchor="_Toc240035669" w:history="1">
+          <w:hyperlink w:anchor="_Toc240463457" w:history="1">
             <w:r>
               <w:rPr>
                 <w:rStyle w:val="Hyperlink"/>
@@ -1945,7 +1959,7 @@
                 <w:noProof/>
                 <w:webHidden/>
               </w:rPr>
-              <w:instrText xml:space="preserve"> PAGEREF _Toc240035669 \h </w:instrText>
+              <w:instrText xml:space="preserve"> PAGEREF _Toc240463457 \h </w:instrText>
             </w:r>
             <w:r>
               <w:rPr>
@@ -1988,7 +2002,7 @@
               <w:sz w:val="22"/>
             </w:rPr>
           </w:pPr>
-          <w:hyperlink w:anchor="_Toc240035670" w:history="1">
+          <w:hyperlink w:anchor="_Toc240463458" w:history="1">
             <w:r>
               <w:rPr>
                 <w:rStyle w:val="Hyperlink"/>
@@ -2015,7 +2029,7 @@
                 <w:noProof/>
                 <w:webHidden/>
               </w:rPr>
-              <w:instrText xml:space="preserve"> PAGEREF _Toc240035670 \h </w:instrText>
+              <w:instrText xml:space="preserve"> PAGEREF _Toc240463458 \h </w:instrText>
             </w:r>
             <w:r>
               <w:rPr>
@@ -2058,7 +2072,7 @@
               <w:sz w:val="22"/>
             </w:rPr>
           </w:pPr>
-          <w:hyperlink w:anchor="_Toc240035671" w:history="1">
+          <w:hyperlink w:anchor="_Toc240463459" w:history="1">
             <w:r>
               <w:rPr>
                 <w:rStyle w:val="Hyperlink"/>
@@ -2085,7 +2099,7 @@
                 <w:noProof/>
                 <w:webHidden/>
               </w:rPr>
-              <w:instrText xml:space="preserve"> PAGEREF _Toc240035671 \h </w:instrText>
+              <w:instrText xml:space="preserve"> PAGEREF _Toc240463459 \h </w:instrText>
             </w:r>
             <w:r>
               <w:rPr>
@@ -2128,7 +2142,7 @@
               <w:sz w:val="22"/>
             </w:rPr>
           </w:pPr>
-          <w:hyperlink w:anchor="_Toc240035672" w:history="1">
+          <w:hyperlink w:anchor="_Toc240463460" w:history="1">
             <w:r>
               <w:rPr>
                 <w:rStyle w:val="Hyperlink"/>
@@ -2155,7 +2169,7 @@
                 <w:noProof/>
                 <w:webHidden/>
               </w:rPr>
-              <w:instrText xml:space="preserve"> PAGEREF _Toc240035672 \h </w:instrText>
+              <w:instrText xml:space="preserve"> PAGEREF _Toc240463460 \h </w:instrText>
             </w:r>
             <w:r>
               <w:rPr>
@@ -2198,7 +2212,7 @@
               <w:sz w:val="22"/>
             </w:rPr>
           </w:pPr>
-          <w:hyperlink w:anchor="_Toc240035673" w:history="1">
+          <w:hyperlink w:anchor="_Toc240463461" w:history="1">
             <w:r>
               <w:rPr>
                 <w:rStyle w:val="Hyperlink"/>
@@ -2225,7 +2239,7 @@
                 <w:noProof/>
                 <w:webHidden/>
               </w:rPr>
-              <w:instrText xml:space="preserve"> PAGEREF _Toc240035673 \h </w:instrText>
+              <w:instrText xml:space="preserve"> PAGEREF _Toc240463461 \h </w:instrText>
             </w:r>
             <w:r>
               <w:rPr>
@@ -2268,7 +2282,7 @@
               <w:sz w:val="22"/>
             </w:rPr>
           </w:pPr>
-          <w:hyperlink w:anchor="_Toc240035674" w:history="1">
+          <w:hyperlink w:anchor="_Toc240463462" w:history="1">
             <w:r>
               <w:rPr>
                 <w:rStyle w:val="Hyperlink"/>
@@ -2295,7 +2309,7 @@
                 <w:noProof/>
                 <w:webHidden/>
               </w:rPr>
-              <w:instrText xml:space="preserve"> PAGEREF _Toc240035674 \h </w:instrText>
+              <w:instrText xml:space="preserve"> PAGEREF _Toc240463462 \h </w:instrText>
             </w:r>
             <w:r>
               <w:rPr>
@@ -2338,7 +2352,7 @@
               <w:sz w:val="22"/>
             </w:rPr>
           </w:pPr>
-          <w:hyperlink w:anchor="_Toc240035675" w:history="1">
+          <w:hyperlink w:anchor="_Toc240463463" w:history="1">
             <w:r>
               <w:rPr>
                 <w:rStyle w:val="Hyperlink"/>
@@ -2365,7 +2379,7 @@
                 <w:noProof/>
                 <w:webHidden/>
               </w:rPr>
-              <w:instrText xml:space="preserve"> PAGEREF _Toc240035675 \h </w:instrText>
+              <w:instrText xml:space="preserve"> PAGEREF _Toc240463463 \h </w:instrText>
             </w:r>
             <w:r>
               <w:rPr>
@@ -2441,7 +2455,7 @@
         <w:pStyle w:val="H2"/>
         <w:ind w:left="360"/>
       </w:pPr>
-      <w:bookmarkStart w:id="0" w:name="_Toc240035644"/>
+      <w:bookmarkStart w:id="0" w:name="_Toc240463432"/>
       <w:r>
         <w:lastRenderedPageBreak/>
         <w:t xml:space="preserve">1. </w:t>
@@ -3764,7 +3778,7 @@
       <w:pPr>
         <w:pStyle w:val="H2"/>
       </w:pPr>
-      <w:bookmarkStart w:id="1" w:name="_Toc240035645"/>
+      <w:bookmarkStart w:id="1" w:name="_Toc240463433"/>
       <w:r>
         <w:lastRenderedPageBreak/>
         <w:t xml:space="preserve">2. </w:t>
@@ -7197,7 +7211,7 @@
       <w:pPr>
         <w:pStyle w:val="H2"/>
       </w:pPr>
-      <w:bookmarkStart w:id="2" w:name="_Toc240035646"/>
+      <w:bookmarkStart w:id="2" w:name="_Toc240463434"/>
       <w:r>
         <w:lastRenderedPageBreak/>
         <w:t xml:space="preserve">3. </w:t>
@@ -9713,7 +9727,7 @@
       <w:pPr>
         <w:pStyle w:val="H2"/>
       </w:pPr>
-      <w:bookmarkStart w:id="3" w:name="_Toc240035647"/>
+      <w:bookmarkStart w:id="3" w:name="_Toc240463435"/>
       <w:r>
         <w:lastRenderedPageBreak/>
         <w:t xml:space="preserve">4. </w:t>
@@ -12442,7 +12456,7 @@
       <w:pPr>
         <w:pStyle w:val="H2"/>
       </w:pPr>
-      <w:bookmarkStart w:id="4" w:name="_Toc240035648"/>
+      <w:bookmarkStart w:id="4" w:name="_Toc240463436"/>
       <w:r>
         <w:lastRenderedPageBreak/>
         <w:t xml:space="preserve">5. </w:t>
@@ -13608,7 +13622,7 @@
       <w:pPr>
         <w:pStyle w:val="H2"/>
       </w:pPr>
-      <w:bookmarkStart w:id="5" w:name="_Toc240035649"/>
+      <w:bookmarkStart w:id="5" w:name="_Toc240463437"/>
       <w:r>
         <w:lastRenderedPageBreak/>
         <w:t>6. Another Challenge – So Soon?</w:t>
@@ -14951,15 +14965,7 @@
         <w:t>refuted</w:t>
       </w:r>
       <w:r>
-        <w:t xml:space="preserve">. “It’s too bad you were born on a dead world. You might have given that Andy </w:t>
-      </w:r>
-      <w:proofErr w:type="gramStart"/>
-      <w:r>
-        <w:t>guy</w:t>
-      </w:r>
-      <w:proofErr w:type="gramEnd"/>
-      <w:r>
-        <w:t xml:space="preserve"> a run for his money.”</w:t>
+        <w:t>. “It’s too bad you were born on a dead world. You might have given that Andy guy a run for his money.”</w:t>
       </w:r>
     </w:p>
     <w:p>
@@ -17643,7 +17649,7 @@
       <w:pPr>
         <w:pStyle w:val="H2"/>
       </w:pPr>
-      <w:bookmarkStart w:id="6" w:name="_Toc240035650"/>
+      <w:bookmarkStart w:id="6" w:name="_Toc240463438"/>
       <w:r>
         <w:lastRenderedPageBreak/>
         <w:t xml:space="preserve">7. </w:t>
@@ -18335,7 +18341,6 @@
         <w:t xml:space="preserve">“Are you crazy? We could all </w:t>
       </w:r>
       <w:proofErr w:type="spellStart"/>
-      <w:proofErr w:type="gramStart"/>
       <w:r>
         <w:t>d</w:t>
       </w:r>
@@ -18344,11 +18349,7 @@
       </w:r>
       <w:proofErr w:type="spellEnd"/>
       <w:r>
-        <w:t>…</w:t>
-      </w:r>
-      <w:proofErr w:type="gramEnd"/>
-      <w:r>
-        <w:t xml:space="preserve">not return,” Luke </w:t>
+        <w:t xml:space="preserve">…not return,” Luke </w:t>
       </w:r>
       <w:r>
         <w:t>objected</w:t>
@@ -21378,7 +21379,7 @@
       <w:pPr>
         <w:pStyle w:val="H2"/>
       </w:pPr>
-      <w:bookmarkStart w:id="7" w:name="_Toc240035651"/>
+      <w:bookmarkStart w:id="7" w:name="_Toc240463439"/>
       <w:r>
         <w:lastRenderedPageBreak/>
         <w:t xml:space="preserve">8. </w:t>
@@ -23858,7 +23859,7 @@
       <w:pPr>
         <w:pStyle w:val="H2"/>
       </w:pPr>
-      <w:bookmarkStart w:id="8" w:name="_Toc240035652"/>
+      <w:bookmarkStart w:id="8" w:name="_Toc240463440"/>
       <w:r>
         <w:lastRenderedPageBreak/>
         <w:t xml:space="preserve">9. </w:t>
@@ -27152,15 +27153,7 @@
     </w:p>
     <w:p>
       <w:r>
-        <w:t xml:space="preserve">Luke </w:t>
-      </w:r>
-      <w:proofErr w:type="gramStart"/>
-      <w:r>
-        <w:t>paused</w:t>
-      </w:r>
-      <w:proofErr w:type="gramEnd"/>
-      <w:r>
-        <w:t xml:space="preserve"> the movie and </w:t>
+        <w:t xml:space="preserve">Luke paused the movie and </w:t>
       </w:r>
       <w:r>
         <w:t>said</w:t>
@@ -27353,15 +27346,7 @@
     </w:p>
     <w:p>
       <w:r>
-        <w:t xml:space="preserve">Luke started the movie. He had to </w:t>
-      </w:r>
-      <w:proofErr w:type="gramStart"/>
-      <w:r>
-        <w:t>pause</w:t>
-      </w:r>
-      <w:proofErr w:type="gramEnd"/>
-      <w:r>
-        <w:t xml:space="preserve"> the movie several times to explain details to his minions.</w:t>
+        <w:t>Luke started the movie. He had to pause the movie several times to explain details to his minions.</w:t>
       </w:r>
     </w:p>
     <w:p>
@@ -28172,7 +28157,7 @@
       <w:pPr>
         <w:pStyle w:val="H2"/>
       </w:pPr>
-      <w:bookmarkStart w:id="9" w:name="_Toc240035653"/>
+      <w:bookmarkStart w:id="9" w:name="_Toc240463441"/>
       <w:r>
         <w:lastRenderedPageBreak/>
         <w:t xml:space="preserve">10. </w:t>
@@ -30315,7 +30300,7 @@
       <w:pPr>
         <w:pStyle w:val="H2"/>
       </w:pPr>
-      <w:bookmarkStart w:id="10" w:name="_Toc240035654"/>
+      <w:bookmarkStart w:id="10" w:name="_Toc240463442"/>
       <w:r>
         <w:lastRenderedPageBreak/>
         <w:t xml:space="preserve">11. </w:t>
@@ -31125,21 +31110,13 @@
     </w:p>
     <w:p>
       <w:r>
-        <w:t xml:space="preserve">“Odd,” the rep said with a disapproving </w:t>
-      </w:r>
-      <w:proofErr w:type="gramStart"/>
-      <w:r>
-        <w:t>sha</w:t>
+        <w:t>“Odd,” the rep said with a disapproving sha</w:t>
       </w:r>
       <w:r>
         <w:t>k</w:t>
       </w:r>
       <w:r>
-        <w:t>e</w:t>
-      </w:r>
-      <w:proofErr w:type="gramEnd"/>
-      <w:r>
-        <w:t xml:space="preserve"> of his head.</w:t>
+        <w:t>e of his head.</w:t>
       </w:r>
     </w:p>
     <w:p>
@@ -32500,15 +32477,7 @@
     </w:p>
     <w:p>
       <w:r>
-        <w:t xml:space="preserve">At the end of homeroom the professor assigned homework. Next </w:t>
-      </w:r>
-      <w:proofErr w:type="gramStart"/>
-      <w:r>
-        <w:t>came</w:t>
-      </w:r>
-      <w:proofErr w:type="gramEnd"/>
-      <w:r>
-        <w:t xml:space="preserve"> the other classes of the morning.</w:t>
+        <w:t>At the end of homeroom the professor assigned homework. Next came the other classes of the morning.</w:t>
       </w:r>
     </w:p>
     <w:p>
@@ -32859,15 +32828,7 @@
     </w:p>
     <w:p>
       <w:r>
-        <w:t xml:space="preserve">“My teacher can </w:t>
-      </w:r>
-      <w:proofErr w:type="gramStart"/>
-      <w:r>
-        <w:t>hover</w:t>
-      </w:r>
-      <w:proofErr w:type="gramEnd"/>
-      <w:r>
-        <w:t xml:space="preserve"> an Olympic sized pool of water</w:t>
+        <w:t>“My teacher can hover an Olympic sized pool of water</w:t>
       </w:r>
       <w:r>
         <w:t xml:space="preserve"> in her sleep</w:t>
@@ -33048,7 +33009,7 @@
       <w:pPr>
         <w:pStyle w:val="H2"/>
       </w:pPr>
-      <w:bookmarkStart w:id="11" w:name="_Toc240035655"/>
+      <w:bookmarkStart w:id="11" w:name="_Toc240463443"/>
       <w:r>
         <w:lastRenderedPageBreak/>
         <w:t xml:space="preserve">12. Some Challenges are best </w:t>
@@ -33842,15 +33803,7 @@
     </w:p>
     <w:p>
       <w:r>
-        <w:t xml:space="preserve">Luke created a fireball and made it do a figure eight. He followed that with a wall, an arrow, and then a smiling face, and finally writing that said, ‘Hello World.’ Next </w:t>
-      </w:r>
-      <w:proofErr w:type="gramStart"/>
-      <w:r>
-        <w:t>came</w:t>
-      </w:r>
-      <w:proofErr w:type="gramEnd"/>
-      <w:r>
-        <w:t xml:space="preserve"> multicolored flames, a cool flame, and then a hot flame that raised the temperature of a </w:t>
+        <w:t xml:space="preserve">Luke created a fireball and made it do a figure eight. He followed that with a wall, an arrow, and then a smiling face, and finally writing that said, ‘Hello World.’ Next came multicolored flames, a cool flame, and then a hot flame that raised the temperature of a </w:t>
       </w:r>
       <w:r>
         <w:t xml:space="preserve">training </w:t>
@@ -35570,7 +35523,7 @@
       <w:pPr>
         <w:pStyle w:val="H2"/>
       </w:pPr>
-      <w:bookmarkStart w:id="12" w:name="_Toc240035656"/>
+      <w:bookmarkStart w:id="12" w:name="_Toc240463444"/>
       <w:r>
         <w:lastRenderedPageBreak/>
         <w:t>13. Preparing</w:t>
@@ -36562,7 +36515,7 @@
       <w:pPr>
         <w:pStyle w:val="H2"/>
       </w:pPr>
-      <w:bookmarkStart w:id="13" w:name="_Toc240035657"/>
+      <w:bookmarkStart w:id="13" w:name="_Toc240463445"/>
       <w:r>
         <w:lastRenderedPageBreak/>
         <w:t xml:space="preserve">14. </w:t>
@@ -37692,7 +37645,7 @@
       <w:pPr>
         <w:pStyle w:val="H2"/>
       </w:pPr>
-      <w:bookmarkStart w:id="14" w:name="_Toc240035658"/>
+      <w:bookmarkStart w:id="14" w:name="_Toc240463446"/>
       <w:r>
         <w:lastRenderedPageBreak/>
         <w:t>15. Preparation, Preparation, Preparation</w:t>
@@ -39409,7 +39362,7 @@
       <w:pPr>
         <w:pStyle w:val="H2"/>
       </w:pPr>
-      <w:bookmarkStart w:id="15" w:name="_Toc240035659"/>
+      <w:bookmarkStart w:id="15" w:name="_Toc240463447"/>
       <w:r>
         <w:lastRenderedPageBreak/>
         <w:t xml:space="preserve">16. </w:t>
@@ -39713,7 +39666,7 @@
       <w:pPr>
         <w:pStyle w:val="H2"/>
       </w:pPr>
-      <w:bookmarkStart w:id="16" w:name="_Toc240035660"/>
+      <w:bookmarkStart w:id="16" w:name="_Toc240463448"/>
       <w:r>
         <w:lastRenderedPageBreak/>
         <w:t xml:space="preserve">17. </w:t>
@@ -40569,7 +40522,7 @@
       <w:pPr>
         <w:pStyle w:val="H2"/>
       </w:pPr>
-      <w:bookmarkStart w:id="17" w:name="_Toc240035661"/>
+      <w:bookmarkStart w:id="17" w:name="_Toc240463449"/>
       <w:r>
         <w:lastRenderedPageBreak/>
         <w:t xml:space="preserve">18. </w:t>
@@ -41621,7 +41574,7 @@
       <w:pPr>
         <w:pStyle w:val="H2"/>
       </w:pPr>
-      <w:bookmarkStart w:id="18" w:name="_Toc240035662"/>
+      <w:bookmarkStart w:id="18" w:name="_Toc240463450"/>
       <w:r>
         <w:lastRenderedPageBreak/>
         <w:t xml:space="preserve">19. </w:t>
@@ -42693,7 +42646,7 @@
       <w:pPr>
         <w:pStyle w:val="H2"/>
       </w:pPr>
-      <w:bookmarkStart w:id="19" w:name="_Toc240035663"/>
+      <w:bookmarkStart w:id="19" w:name="_Toc240463451"/>
       <w:r>
         <w:lastRenderedPageBreak/>
         <w:t xml:space="preserve">20. </w:t>
@@ -45560,7 +45513,7 @@
       <w:pPr>
         <w:pStyle w:val="H2"/>
       </w:pPr>
-      <w:bookmarkStart w:id="20" w:name="_Toc240035664"/>
+      <w:bookmarkStart w:id="20" w:name="_Toc240463452"/>
       <w:r>
         <w:lastRenderedPageBreak/>
         <w:t xml:space="preserve">21. </w:t>
@@ -46606,7 +46559,7 @@
       <w:pPr>
         <w:pStyle w:val="H2"/>
       </w:pPr>
-      <w:bookmarkStart w:id="21" w:name="_Toc240035665"/>
+      <w:bookmarkStart w:id="21" w:name="_Toc240463453"/>
       <w:r>
         <w:lastRenderedPageBreak/>
         <w:t xml:space="preserve">22. </w:t>
@@ -47604,7 +47557,7 @@
       <w:pPr>
         <w:pStyle w:val="H2"/>
       </w:pPr>
-      <w:bookmarkStart w:id="22" w:name="_Toc240035666"/>
+      <w:bookmarkStart w:id="22" w:name="_Toc240463454"/>
       <w:r>
         <w:lastRenderedPageBreak/>
         <w:t xml:space="preserve">23. </w:t>
@@ -47813,15 +47766,7 @@
     </w:p>
     <w:p>
       <w:r>
-        <w:t xml:space="preserve">“Candidate Luke, kindly </w:t>
-      </w:r>
-      <w:proofErr w:type="gramStart"/>
-      <w:r>
-        <w:t>enter</w:t>
-      </w:r>
-      <w:proofErr w:type="gramEnd"/>
-      <w:r>
-        <w:t xml:space="preserve"> the next room,” Dr. Bones </w:t>
+        <w:t xml:space="preserve">“Candidate Luke, kindly enter the next room,” Dr. Bones </w:t>
       </w:r>
       <w:r>
         <w:t>instructed</w:t>
@@ -48233,9 +48178,12 @@
       <w:pPr>
         <w:pStyle w:val="H2"/>
       </w:pPr>
-      <w:bookmarkStart w:id="23" w:name="_Toc240035667"/>
+      <w:bookmarkStart w:id="23" w:name="_Toc240463455"/>
       <w:r>
         <w:lastRenderedPageBreak/>
+        <w:t xml:space="preserve">24. </w:t>
+      </w:r>
+      <w:r>
         <w:t>Did you say, Dr. Luke?</w:t>
       </w:r>
       <w:bookmarkEnd w:id="23"/>
@@ -48244,6 +48192,22 @@
       <w:pPr>
         <w:pStyle w:val="Quote1"/>
       </w:pPr>
+      <w:r>
+        <w:t>When you’re this sexy,</w:t>
+      </w:r>
+    </w:p>
+    <w:p>
+      <w:pPr>
+        <w:pStyle w:val="Quote1"/>
+      </w:pPr>
+      <w:r>
+        <w:t>They know you’re a doctor</w:t>
+      </w:r>
+    </w:p>
+    <w:p>
+      <w:r>
+        <w:t>“Doctor, we need your help. Please hurry,” the orderly said and pushed him from behind.</w:t>
+      </w:r>
     </w:p>
     <w:p>
       <w:r>
@@ -48251,19 +48215,8 @@
       </w:r>
     </w:p>
     <w:p>
-      <w:proofErr w:type="gramStart"/>
-      <w:r>
-        <w:t xml:space="preserve">“That’s good enough,” the orderly </w:t>
-      </w:r>
-      <w:r>
-        <w:t>assured</w:t>
-      </w:r>
-      <w:r>
-        <w:t>.</w:t>
-      </w:r>
-      <w:proofErr w:type="gramEnd"/>
-      <w:r>
-        <w:t xml:space="preserve"> “You can give first aid. Please hurry.”</w:t>
+      <w:r>
+        <w:t>“That’s good enough. You can give first aid,” the orderly said. “Please hurry.”</w:t>
       </w:r>
     </w:p>
     <w:p>
@@ -48273,7 +48226,7 @@
     </w:p>
     <w:p>
       <w:r>
-        <w:t>“Please hurry,” the orderly said and guided Luke to the nearest patient. The patient was bandaged up but was holding a stomach injury.</w:t>
+        <w:t>“Please hurry,” the orderly said and guided Luke to the nearest patient. The patient was bandaged up, but was holding a stomach injury.</w:t>
       </w:r>
     </w:p>
     <w:p>
@@ -48303,53 +48256,33 @@
     </w:p>
     <w:p>
       <w:r>
-        <w:t xml:space="preserve">Luke grabbed a glass of pink cow milk from an orderly and quickly finished it. Energies restored, Luke </w:t>
-      </w:r>
-      <w:r>
-        <w:t>continued working</w:t>
-      </w:r>
-      <w:r>
-        <w:t>.</w:t>
-      </w:r>
-    </w:p>
-    <w:p>
-      <w:r>
         <w:lastRenderedPageBreak/>
-        <w:t xml:space="preserve">A little over three hours, </w:t>
-      </w:r>
-      <w:r>
-        <w:t>a pit</w:t>
-      </w:r>
-      <w:r>
-        <w:t xml:space="preserve"> stop</w:t>
-      </w:r>
-      <w:r>
-        <w:t xml:space="preserve">, </w:t>
-      </w:r>
-      <w:r>
-        <w:t xml:space="preserve">and </w:t>
-      </w:r>
-      <w:r>
-        <w:t>56</w:t>
-      </w:r>
-      <w:r>
-        <w:t xml:space="preserve"> patients later, the flood of patients ended.</w:t>
-      </w:r>
-    </w:p>
-    <w:p>
-      <w:r>
-        <w:t xml:space="preserve">Luke walked wearingly to where Annie </w:t>
-      </w:r>
-      <w:r>
-        <w:t>sat</w:t>
-      </w:r>
-      <w:r>
-        <w:t xml:space="preserve"> with a glass of pink cow milk in her hand.</w:t>
-      </w:r>
-    </w:p>
-    <w:p>
-      <w:r>
-        <w:t>What looked like the head doctor approached them and bowed. She too was exhausted. “Thank you Princess Anastasia, Candidate Luke for your help. We greatly appreciate it. I am Dr. Wanda, head doctor here at Winter-field.”</w:t>
+        <w:t>Luke had never healed so many people in his life and was feeling depleted. A nurse gave him a glass of pink milk. This worked surprising well in restoring some of his depleted energies.</w:t>
+      </w:r>
+    </w:p>
+    <w:p>
+      <w:r>
+        <w:t>However, the body of a low level person wasn’t designed for so much energy at once. As a result, exhaustion slowly mounted.</w:t>
+      </w:r>
+    </w:p>
+    <w:p>
+      <w:r>
+        <w:t>A little over three hours, a pit stop, and 96 patients later, the flood of patients ended.</w:t>
+      </w:r>
+    </w:p>
+    <w:p>
+      <w:r>
+        <w:t>Luke walked wearingly to where Annie sat with a glass of pink cow milk in her hand.</w:t>
+      </w:r>
+    </w:p>
+    <w:p>
+      <w:r>
+        <w:t>What looked like the head doctor approached them and bowed. She too was exhausted. Luke could only guess that she worked on hundreds of people.</w:t>
+      </w:r>
+    </w:p>
+    <w:p>
+      <w:r>
+        <w:t>“Thank you Princess Anastasia, Candidate Luke for your help. We greatly appreciate it. I am Dr. Wanda, head doctor here at Winter-field.”</w:t>
       </w:r>
     </w:p>
     <w:p>
@@ -48364,24 +48297,16 @@
     </w:p>
     <w:p>
       <w:r>
-        <w:t xml:space="preserve">“Goodness no,” Dr. Wanda </w:t>
-      </w:r>
-      <w:r>
-        <w:t>said</w:t>
-      </w:r>
-      <w:r>
-        <w:t xml:space="preserve">. “The problem was that recently there was a monster attack in the kingdom of Ra. That’s a rural kingdom on the Earth-like planet of Ramon. There were over three thousand victims. </w:t>
-      </w:r>
-      <w:r>
-        <w:t>This was just one of many a</w:t>
-      </w:r>
-      <w:r>
-        <w:t>ttacks recently, but this was the worst. By the way, that’s classified information.”</w:t>
-      </w:r>
-    </w:p>
-    <w:p>
-      <w:r>
-        <w:t>Dr. Wanda put her glass down after finishing her milk. She took out her oracle stone and a map of the room appeared. Three pink hearts showed their locations. Near each heart were their names and power level. Dr. Wanda had a power level of 87. Annie was marked with eight and Luke had six.</w:t>
+        <w:t>“Goodness no,” Dr. Wanda said. “The problem was that recently there was a monster attack in the kingdom of Ra. That’s a rural kingdom on the Earth-like planet of Ramon. There were over 17 thousand victims. This was just one of many attacks recently, but this was the worst. By the way, that’s classified information.”</w:t>
+      </w:r>
+    </w:p>
+    <w:p>
+      <w:r>
+        <w:t xml:space="preserve">Dr. Wanda put her glass down after finishing her milk. She took out her oracle stone and a map of the room appeared. Three pink hearts </w:t>
+      </w:r>
+      <w:r>
+        <w:lastRenderedPageBreak/>
+        <w:t>showed their locations. Near each heart were their names and power level. Dr. Wanda had a power level of 87. Annie was marked with eight and Luke had six.</w:t>
       </w:r>
     </w:p>
     <w:p>
@@ -48391,238 +48316,124 @@
     </w:p>
     <w:p>
       <w:r>
-        <w:t xml:space="preserve">“You have both increased your power levels. Good work,” Dr. Wanda </w:t>
-      </w:r>
-      <w:r>
-        <w:t>commended</w:t>
-      </w:r>
-      <w:r>
-        <w:t>.</w:t>
+        <w:t>“You have both increased your power levels. Good work,” Dr. Wanda said happily.</w:t>
+      </w:r>
+    </w:p>
+    <w:p>
+      <w:r>
+        <w:t>“I hear there’s never enough pinks,” Annie said. “Call us if there’s an emergency again.”</w:t>
+      </w:r>
+    </w:p>
+    <w:p>
+      <w:r>
+        <w:t>“By the way, I’m registered as Red in school,” Luke said. “Please don’t tell anyone what I can do.”</w:t>
+      </w:r>
+    </w:p>
+    <w:p>
+      <w:r>
+        <w:t>Dr. Wanda nodded with understanding. “People who have two elements are one in a million. Most people treat them as monsters. I promise not to tell anyone.”</w:t>
+      </w:r>
+    </w:p>
+    <w:p>
+      <w:r>
+        <w:t>“I won’t keep you Dr. Wanda,” Luke said. “Besides, I have a little girl to find. I hurt her feelings by accident.”</w:t>
+      </w:r>
+    </w:p>
+    <w:p>
+      <w:r>
+        <w:t>Luke bowed and headed for the exit. Now where could Carol be? It wasn’t as if he could close his eyes and sense her presence.</w:t>
+      </w:r>
+    </w:p>
+    <w:p>
+      <w:r>
+        <w:t>Luke entered the hallway and found the gang there. Carol was there as well and she looked grumpy.</w:t>
+      </w:r>
+    </w:p>
+    <w:p>
+      <w:r>
+        <w:t>Luke walked towards Carol to try to give her a hug but she just hid behind Carney.</w:t>
+      </w:r>
+    </w:p>
+    <w:p>
+      <w:r>
+        <w:t>“I’m sorry Carol,” Luke said softly. “I didn’t mean to hurt you. If you want, I can be your uncle. I’ll still take you to fun places. What do you say?”</w:t>
       </w:r>
     </w:p>
     <w:p>
       <w:r>
         <w:lastRenderedPageBreak/>
-        <w:t xml:space="preserve">“I hear there’s never enough pinks,” Annie </w:t>
-      </w:r>
-      <w:r>
-        <w:t>nodded</w:t>
-      </w:r>
-      <w:r>
-        <w:t>. “Call us if there’s an emergency again.”</w:t>
-      </w:r>
-    </w:p>
-    <w:p>
-      <w:r>
-        <w:t>“By the way, I’m registered as Red in school,” Luke said. “Please don’t tell anyone what I can do.”</w:t>
-      </w:r>
-    </w:p>
-    <w:p>
-      <w:r>
-        <w:t>Dr. Wanda nodded with understanding. “People who have two elements are one in a million. Most people treat them as monsters. I promise not to tell anyone.”</w:t>
-      </w:r>
-    </w:p>
-    <w:p>
-      <w:r>
-        <w:t>“I won’t keep you Dr. Wanda,” Luke said. “Besides, I have a little girl to find. I hurt her feelings by accident.”</w:t>
-      </w:r>
-    </w:p>
-    <w:p>
-      <w:r>
-        <w:t xml:space="preserve">Luke bowed and headed for the exit. Now where </w:t>
-      </w:r>
-      <w:r>
-        <w:t>c</w:t>
-      </w:r>
-      <w:r>
-        <w:t>ould Carol be? It wasn’t as if he could close his eyes and sense her presence.</w:t>
-      </w:r>
-    </w:p>
-    <w:p>
-      <w:r>
-        <w:t>Luke entered the hallway and found the gang there. Carol was there as well and she looked grumpy.</w:t>
-      </w:r>
-    </w:p>
-    <w:p>
-      <w:r>
-        <w:t>Luke walked towards Carol to try to give her a hug but she just hid behind Carney.</w:t>
-      </w:r>
-    </w:p>
-    <w:p>
-      <w:r>
-        <w:t>“I’m sorry Carol,” Luke said</w:t>
-      </w:r>
-      <w:r>
-        <w:t xml:space="preserve"> softly</w:t>
-      </w:r>
-      <w:r>
-        <w:t>. “I didn’t mean to hurt you. If you want, I can be your uncle. I’ll still take you to fun places. What do you say?”</w:t>
-      </w:r>
-    </w:p>
-    <w:p>
-      <w:r>
-        <w:t xml:space="preserve">Luke sat down on his haunches and held his hands out to her. Carol’s reluctance slowly faded and she </w:t>
-      </w:r>
-      <w:r>
-        <w:t>inched</w:t>
-      </w:r>
-      <w:r>
-        <w:t xml:space="preserve"> towards Luke. When she was withi</w:t>
-      </w:r>
-      <w:r>
-        <w:t>n arm’s length, Luke grabbed her</w:t>
-      </w:r>
-      <w:r>
-        <w:t xml:space="preserve"> and tickled her.</w:t>
-      </w:r>
-    </w:p>
-    <w:p>
-      <w:r>
-        <w:t xml:space="preserve">Carol giggled. After a few moments, she stopped giggling and gave Luke a hug. “I love you Luke,” she </w:t>
-      </w:r>
-      <w:r>
-        <w:t>murmured</w:t>
-      </w:r>
-      <w:r>
-        <w:t>.</w:t>
-      </w:r>
-    </w:p>
-    <w:p>
-      <w:r>
-        <w:t xml:space="preserve">“I love you too sweetheart,” Luke </w:t>
-      </w:r>
-      <w:r>
-        <w:t>said</w:t>
-      </w:r>
-      <w:r>
-        <w:t xml:space="preserve"> and kissed her on the </w:t>
-      </w:r>
-      <w:r>
-        <w:t>cheek</w:t>
-      </w:r>
-      <w:r>
-        <w:t>. “Come on Carol, it’s time to go on an adventure. The world is filled with magic and wonder and I want you to know just how privileged you are.”</w:t>
+        <w:t>Luke sat down on his haunches and held his hands out to her. Carol’s reluctance slowly faded and she inched towards Luke. When she was within arm’s length, Luke grabbed her and tickled her.</w:t>
+      </w:r>
+    </w:p>
+    <w:p>
+      <w:r>
+        <w:t>Carol giggled. After a few moments, she stopped giggling and gave Luke a hug. “I love you Luke,” she murmured.</w:t>
+      </w:r>
+    </w:p>
+    <w:p>
+      <w:r>
+        <w:t>“I love you too sweetheart,” Luke said and kissed her on the cheek. “Come on Carol, it’s time to go on an adventure. The world is filled with magic and wonder and I want you to know just how privileged you are.”</w:t>
+      </w:r>
+    </w:p>
+    <w:p>
+      <w:r>
+        <w:t>Luke turned to John and said, “Lead on, Mc. Duff. And damn be the one who said – there’s adventure – enough – or something like that.”</w:t>
+      </w:r>
+    </w:p>
+    <w:p>
+      <w:r>
+        <w:t>A though entered Luke’s mind. “By the way, what’s Carol’s bed time?”</w:t>
+      </w:r>
+    </w:p>
+    <w:p>
+      <w:r>
+        <w:t>“It’s 8:00PM,” Carney said.</w:t>
+      </w:r>
+    </w:p>
+    <w:p>
+      <w:r>
+        <w:t>“Nibbling nibbles,” Luke exclaimed. “It is 10:23PM, way past Carol’s bed time. Come on Carol, it’s time to go home.”</w:t>
+      </w:r>
+    </w:p>
+    <w:p>
+      <w:r>
+        <w:t>“But I want to go on an adventure with you,” Carol complained.</w:t>
+      </w:r>
+    </w:p>
+    <w:p>
+      <w:r>
+        <w:t>“Sorry, baby love,” Luke said and scratched Carol behind the ears. “You need your rest.”</w:t>
+      </w:r>
+    </w:p>
+    <w:p>
+      <w:r>
+        <w:t>“Actually it’s too late for all of us,” John noted. “No hunt for today.”</w:t>
+      </w:r>
+    </w:p>
+    <w:p>
+      <w:r>
+        <w:t>The gang left the hospital and John opened the gate. Moments later they were at Carol’s home. As always, Carol insisted on the one minute cuddle and scratch behind the ears.</w:t>
+      </w:r>
+    </w:p>
+    <w:p>
+      <w:r>
+        <w:t>“I’m sorry Grandma for bringing Carol back late,” Luke apologized. “Something unexpected came up.” The parents were due home soon, since the restaurant closed at 10:00PM. However cleanup took time.</w:t>
+      </w:r>
+    </w:p>
+    <w:p>
+      <w:r>
+        <w:t>“Oh dear gods,” the grandmother exclaimed. “Are you kids all right.”</w:t>
       </w:r>
     </w:p>
     <w:p>
       <w:r>
         <w:lastRenderedPageBreak/>
-        <w:t>Luke turned to John and said, “Lead on, Mc. Duff. And damn be the one who said – there’s adventure – enough – or something like that.”</w:t>
-      </w:r>
-    </w:p>
-    <w:p>
-      <w:r>
-        <w:t>A though entered Luke’s mind. “By the way, what’s Carol’s bed time?”</w:t>
-      </w:r>
-    </w:p>
-    <w:p>
-      <w:r>
-        <w:t xml:space="preserve">“It’s 8:00PM,” Carney </w:t>
-      </w:r>
-      <w:r>
-        <w:t>said</w:t>
-      </w:r>
-      <w:r>
-        <w:t>.</w:t>
-      </w:r>
-    </w:p>
-    <w:p>
-      <w:r>
-        <w:t>“Nibbling nibbles,” Luke exclaimed. “It</w:t>
-      </w:r>
-      <w:r>
-        <w:t xml:space="preserve"> i</w:t>
-      </w:r>
-      <w:r>
-        <w:t>s 10:23PM, way past Carol’s bed time. Come on Carol, it’s time to go home.”</w:t>
-      </w:r>
-    </w:p>
-    <w:p>
-      <w:r>
-        <w:t>“But I want to go on an adventure with you,” Carol complained.</w:t>
-      </w:r>
-    </w:p>
-    <w:p>
-      <w:r>
-        <w:t>“Sorry, baby love,” Luke said and scratched Carol behind the ears. “You need your rest.”</w:t>
-      </w:r>
-    </w:p>
-    <w:p>
-      <w:r>
-        <w:t>“Actually it’s too late for all of us,” John noted. “No hunt for today.”</w:t>
-      </w:r>
-    </w:p>
-    <w:p>
-      <w:r>
-        <w:t>The gang left the hospital and John opened the gate. Moments later they were at Carol’s home. As always, Carol insisted on the one minute cuddle and scratch behind the ears.</w:t>
-      </w:r>
-    </w:p>
-    <w:p>
-      <w:r>
-        <w:t xml:space="preserve">“I’m sorry </w:t>
-      </w:r>
-      <w:r>
-        <w:t>Grandma</w:t>
-      </w:r>
-      <w:r>
-        <w:t xml:space="preserve"> for bring Carol back late,” Luke </w:t>
-      </w:r>
-      <w:r>
-        <w:t>apologized</w:t>
-      </w:r>
-      <w:r>
-        <w:t>. “Something unexpected came up.”</w:t>
-      </w:r>
-      <w:r>
-        <w:t xml:space="preserve"> The parents were </w:t>
-      </w:r>
-      <w:r>
-        <w:t>due home soon, since the restaurant closed at 10:00PM</w:t>
-      </w:r>
-      <w:r>
-        <w:t>.</w:t>
-      </w:r>
-      <w:r>
-        <w:t xml:space="preserve"> However cleanup took time.</w:t>
-      </w:r>
-    </w:p>
-    <w:p>
-      <w:r>
-        <w:t xml:space="preserve">“Oh dear gods,” the </w:t>
-      </w:r>
-      <w:r>
-        <w:t>grandmother</w:t>
-      </w:r>
-      <w:r>
-        <w:t xml:space="preserve"> exclaimed. “Are you kids all right.”</w:t>
-      </w:r>
-    </w:p>
-    <w:p>
-      <w:r>
-        <w:t xml:space="preserve">“We’re fine, Ma’am,” Annie </w:t>
-      </w:r>
-      <w:r>
-        <w:t>said</w:t>
-      </w:r>
-      <w:r>
-        <w:t xml:space="preserve">. “There was an emergency at a local hospital and they requested our help. Before we knew it, it </w:t>
-      </w:r>
-      <w:r>
-        <w:t>went</w:t>
-      </w:r>
-      <w:r>
-        <w:t xml:space="preserve"> way past Carol’s bed time.”</w:t>
-      </w:r>
-    </w:p>
-    <w:p>
-      <w:r>
-        <w:t xml:space="preserve">“I wanted to take her home but Carol was determined to wait for Luke and Anna to finish,” John </w:t>
-      </w:r>
-      <w:r>
-        <w:t>explained</w:t>
-      </w:r>
-      <w:r>
-        <w:t>.</w:t>
+        <w:t>“We’re fine, Ma’am,” Annie said. “There was an emergency at a local hospital and they requested our help. Before we knew it, it went way past Carol’s bed time.”</w:t>
+      </w:r>
+    </w:p>
+    <w:p>
+      <w:r>
+        <w:t>“I wanted to take her home but Carol was determined to wait for Luke and Anna to finish,” John explained.</w:t>
       </w:r>
     </w:p>
     <w:p>
@@ -48632,40 +48443,24 @@
     </w:p>
     <w:p>
       <w:r>
-        <w:lastRenderedPageBreak/>
         <w:t>Carol got up, sensing that it was time for the others to leave. “Goodnight Luke,” Carol said.</w:t>
       </w:r>
     </w:p>
     <w:p>
       <w:r>
-        <w:t>“Good night sweet</w:t>
-      </w:r>
-      <w:r>
-        <w:t>ie</w:t>
-      </w:r>
-      <w:r>
-        <w:t xml:space="preserve">,” Luke </w:t>
-      </w:r>
-      <w:r>
-        <w:t>smiled</w:t>
-      </w:r>
-      <w:r>
-        <w:t xml:space="preserve"> and headed for the door. “Goodnight, </w:t>
-      </w:r>
-      <w:r>
-        <w:t>Grandma</w:t>
-      </w:r>
-      <w:r>
-        <w:t>.”</w:t>
+        <w:t>“Good night sweetie,” Luke smiled and headed for the door. “Goodnight, Grandma.”</w:t>
       </w:r>
     </w:p>
     <w:p>
       <w:pPr>
         <w:pStyle w:val="H2"/>
       </w:pPr>
-      <w:bookmarkStart w:id="24" w:name="_Toc240035668"/>
+      <w:bookmarkStart w:id="24" w:name="_Toc240463456"/>
       <w:r>
         <w:lastRenderedPageBreak/>
+        <w:t xml:space="preserve">25. </w:t>
+      </w:r>
+      <w:r>
         <w:t>Monsters Explained</w:t>
       </w:r>
       <w:bookmarkEnd w:id="24"/>
@@ -48751,13 +48546,8 @@
         <w:t>.</w:t>
       </w:r>
       <w:r>
-        <w:t xml:space="preserve"> He had similar results when mixing the ice creams of his Skywalker Special. Only when taken separately did the milk have an </w:t>
-      </w:r>
-      <w:proofErr w:type="gramStart"/>
-      <w:r>
-        <w:t>effect.</w:t>
-      </w:r>
-      <w:proofErr w:type="gramEnd"/>
+        <w:t xml:space="preserve"> He had similar results when mixing the ice creams of his Skywalker Special. Only when taken separately did the milk have an effect.</w:t>
+      </w:r>
     </w:p>
     <w:p>
       <w:r>
@@ -48769,7 +48559,13 @@
         <w:t>“Yes sir,” Luke said and went to greet his friends.</w:t>
       </w:r>
       <w:r>
-        <w:t xml:space="preserve"> Moments later the bell rang.</w:t>
+        <w:t xml:space="preserve"> </w:t>
+      </w:r>
+      <w:r>
+        <w:t>T</w:t>
+      </w:r>
+      <w:r>
+        <w:t>he bell rang.</w:t>
       </w:r>
     </w:p>
     <w:p>
@@ -48855,7 +48651,13 @@
     </w:p>
     <w:p>
       <w:r>
-        <w:t>“A second group of monsters would be considered the undead monsters. They are the product of black and demonic magic. The undead are mindless creatures that operate on pure instinct. Vampires</w:t>
+        <w:t>“A second group of monsters would be considered the undead monsters. They are the product of black and demonic magic. The undead are mindless creatures that operate on pure instinct</w:t>
+      </w:r>
+      <w:r>
+        <w:t xml:space="preserve"> when not under direct control</w:t>
+      </w:r>
+      <w:r>
+        <w:t>. Vampires</w:t>
       </w:r>
       <w:r>
         <w:t>, ghouls</w:t>
@@ -48948,10 +48750,10 @@
         <w:t xml:space="preserve">“The Lord of Nightmares is just a myth,” Crandon </w:t>
       </w:r>
       <w:r>
-        <w:t>assured</w:t>
-      </w:r>
-      <w:r>
-        <w:t xml:space="preserve">. He </w:t>
+        <w:t>said.</w:t>
+      </w:r>
+      <w:r>
+        <w:t xml:space="preserve"> He </w:t>
       </w:r>
       <w:r>
         <w:t>stared</w:t>
@@ -49133,17 +48935,46 @@
     </w:p>
     <w:p>
       <w:r>
-        <w:t>Crandon turned back to the class. “For those interested, this is what it looks like.” He briefly concentrated. A second later, something strange happened. His body shrank down into a pinpoint and vanished. It was as if his body was being sucked into a tiny hole in his chest.</w:t>
-      </w:r>
-    </w:p>
-    <w:p>
-      <w:r>
-        <w:t>A moment later, a pinpoint appeared in front of the silver-haired boy. It expanded back to the professor. It was the reverse of the first process.</w:t>
-      </w:r>
-    </w:p>
-    <w:p>
-      <w:r>
-        <w:t>Luke felt the slight distortion in space.</w:t>
+        <w:t>Crandon turned back to the class. “For those interested, this is what it looks</w:t>
+      </w:r>
+      <w:r>
+        <w:t xml:space="preserve"> like.”</w:t>
+      </w:r>
+    </w:p>
+    <w:p>
+      <w:r>
+        <w:t>Crandon briefly concentrated.</w:t>
+      </w:r>
+      <w:r>
+        <w:t xml:space="preserve"> His body shrank down into a pinpoint and vanished. </w:t>
+      </w:r>
+      <w:r>
+        <w:t xml:space="preserve">From outside it looked like </w:t>
+      </w:r>
+      <w:r>
+        <w:t xml:space="preserve">his body </w:t>
+      </w:r>
+      <w:r>
+        <w:t>was receding into the distance</w:t>
+      </w:r>
+      <w:r>
+        <w:t>.</w:t>
+      </w:r>
+    </w:p>
+    <w:p>
+      <w:r>
+        <w:t>The process reversed and Crandon reappeared in front of the</w:t>
+      </w:r>
+      <w:r>
+        <w:t xml:space="preserve"> silver-haired boy.</w:t>
+      </w:r>
+    </w:p>
+    <w:p>
+      <w:r>
+        <w:t>Luke felt</w:t>
+      </w:r>
+      <w:r>
+        <w:t xml:space="preserve"> the slight distortion in space and a slight breeze as air was displaced.</w:t>
       </w:r>
     </w:p>
     <w:p>
@@ -49248,7 +49079,13 @@
     </w:p>
     <w:p>
       <w:r>
-        <w:t>Harry laughed aloud. “Don’t mind that idiot. He tends to be blind to physical appearances. To answer the professor’s question, people would freak out. They would think a monster was attacking them.”</w:t>
+        <w:t>Harry l</w:t>
+      </w:r>
+      <w:r>
+        <w:t>aughed</w:t>
+      </w:r>
+      <w:r>
+        <w:t>. “Don’t mind that idiot. He tends to be blind to physical appearances. To answer the professor’s question, people would freak out. They would think a monster was attacking them.”</w:t>
       </w:r>
     </w:p>
     <w:p>
@@ -49339,6 +49176,25 @@
       </w:r>
     </w:p>
     <w:p>
+      <w:pPr>
+        <w:pStyle w:val="H2"/>
+      </w:pPr>
+      <w:proofErr w:type="spellStart"/>
+      <w:r>
+        <w:lastRenderedPageBreak/>
+        <w:t>G</w:t>
+      </w:r>
+      <w:r>
+        <w:t>g</w:t>
+      </w:r>
+      <w:proofErr w:type="spellEnd"/>
+    </w:p>
+    <w:p>
+      <w:pPr>
+        <w:pStyle w:val="Quote1"/>
+      </w:pPr>
+    </w:p>
+    <w:p>
       <w:r>
         <w:t>School ended and Luke went to element ball practice. As before, the captain pushed him twice as hard as the other players. During the practice game, he had to supply drinks and towels to everyone, but didn’t play.</w:t>
       </w:r>
@@ -49360,55 +49216,58 @@
     </w:p>
     <w:p>
       <w:r>
+        <w:t>Luke turned to his friends and said, “You guys, you don’t need to come…”</w:t>
+      </w:r>
+    </w:p>
+    <w:p>
+      <w:r>
+        <w:t>“Of course we’re coming,” the gang cried in unison.</w:t>
+      </w:r>
+    </w:p>
+    <w:p>
+      <w:r>
+        <w:t xml:space="preserve">Annie grabbed his arm and said, “No way </w:t>
+      </w:r>
+      <w:r>
+        <w:t>am I</w:t>
+      </w:r>
+      <w:r>
+        <w:t xml:space="preserve"> letting you go alone.”</w:t>
+      </w:r>
+    </w:p>
+    <w:p>
+      <w:r>
+        <w:t>“What’s the matter?” Molly asked. “Everyone seems tense.”</w:t>
+      </w:r>
+    </w:p>
+    <w:p>
+      <w:r>
+        <w:t>“Nothing,” Luke said and headed for the exit, with the princess hanging on. “I’m getting my bike. See you all at the front of the hotel in five minutes.”</w:t>
+      </w:r>
+    </w:p>
+    <w:p>
+      <w:r>
+        <w:t>“That won’t be needed,” Molly said.</w:t>
+      </w:r>
+    </w:p>
+    <w:p>
+      <w:r>
+        <w:t>As they walk</w:t>
+      </w:r>
+      <w:r>
+        <w:t>ed</w:t>
+      </w:r>
+      <w:r>
+        <w:t>, Annie commented, “Do you think the Council of Elders would have sent me to get you if you were that Lord of Nightmares?”</w:t>
+      </w:r>
+    </w:p>
+    <w:p>
+      <w:r>
+        <w:t xml:space="preserve">Luke stopped and realized how stupid he was being. He took a deep breath and smiled. “You’re right, beautiful princess. The Council may be many things, but they aren’t stupid. They would never do anything </w:t>
+      </w:r>
+      <w:r>
         <w:lastRenderedPageBreak/>
-        <w:t>Luke turned to his friends and said, “You guys, you don’t need to come…”</w:t>
-      </w:r>
-    </w:p>
-    <w:p>
-      <w:r>
-        <w:t>“Of course we’re coming,” the gang cried in unison.</w:t>
-      </w:r>
-    </w:p>
-    <w:p>
-      <w:r>
-        <w:t xml:space="preserve">Annie grabbed his arm and said, “No way </w:t>
-      </w:r>
-      <w:r>
-        <w:t>am I</w:t>
-      </w:r>
-      <w:r>
-        <w:t xml:space="preserve"> letting you go alone.”</w:t>
-      </w:r>
-    </w:p>
-    <w:p>
-      <w:r>
-        <w:t>“What’s the matter?” Molly asked. “Everyone seems tense.”</w:t>
-      </w:r>
-    </w:p>
-    <w:p>
-      <w:r>
-        <w:t>“Nothing,” Luke said and headed for the exit, with the princess hanging on. “I’m getting my bike. See you all at the front of the hotel in five minutes.”</w:t>
-      </w:r>
-    </w:p>
-    <w:p>
-      <w:r>
-        <w:t>“That won’t be needed,” Molly said.</w:t>
-      </w:r>
-    </w:p>
-    <w:p>
-      <w:r>
-        <w:t>As they walk</w:t>
-      </w:r>
-      <w:r>
-        <w:t>ed</w:t>
-      </w:r>
-      <w:r>
-        <w:t>, Annie commented, “Do you think the Council of Elders would have sent me to get you if you were that Lord of Nightmares?”</w:t>
-      </w:r>
-    </w:p>
-    <w:p>
-      <w:r>
-        <w:t>Luke stopped and realized how stupid he was being. He took a deep breath and smiled. “You’re right, beautiful princess. The Council may be many things, but they aren’t stupid. They would never do anything to endanger their empire or their own asses. If I were that guy, they would have left me where I was and my powers would have been safely sealed forever.”</w:t>
+        <w:t>to endanger their empire or their own asses. If I were that guy, they would have left me where I was and my powers would have been safely sealed forever.”</w:t>
       </w:r>
     </w:p>
     <w:p>
@@ -49467,68 +49326,68 @@
     </w:p>
     <w:p>
       <w:r>
+        <w:t>“</w:t>
+      </w:r>
+      <w:r>
+        <w:t xml:space="preserve">Millions of gray children </w:t>
+      </w:r>
+      <w:r>
+        <w:t xml:space="preserve">are born and die each day. In theory, in order to break even you will need a minimum level of level </w:t>
+      </w:r>
+      <w:r>
+        <w:t>33</w:t>
+      </w:r>
+      <w:r>
+        <w:t xml:space="preserve"> for both Life and Death. That gives us a maximum of </w:t>
+      </w:r>
+      <w:r>
+        <w:t xml:space="preserve">over three million </w:t>
+      </w:r>
+      <w:r>
+        <w:t>kids.</w:t>
+      </w:r>
+    </w:p>
+    <w:p>
+      <w:r>
+        <w:t xml:space="preserve">“Good grief,” Molly </w:t>
+      </w:r>
+      <w:r>
+        <w:t>exclaimed</w:t>
+      </w:r>
+      <w:r>
+        <w:t>. “</w:t>
+      </w:r>
+      <w:r>
+        <w:t>That will take at least six or seven years</w:t>
+      </w:r>
+      <w:r>
+        <w:t xml:space="preserve"> of intense training. That’s on top of </w:t>
+      </w:r>
+      <w:r>
+        <w:t xml:space="preserve">Candidate </w:t>
+      </w:r>
+      <w:r>
+        <w:t>Luke’s already busy schedule. Is there a faster way of doing this? I’d rather he didn’t skip either school or sleep.”</w:t>
+      </w:r>
+    </w:p>
+    <w:p>
+      <w:r>
+        <w:t>“My dear, I have bad news for you. What I described was the ideal case. In reality the number of people he’ll be able to convert will be much smaller,” Dr. Bones said. “The forces he needs to channel are staggering. Yesterday he struggled to convert one boy, even though his theoretical limit was three. I’m worried about permanent injury or worse.”</w:t>
+      </w:r>
+    </w:p>
+    <w:p>
+      <w:r>
+        <w:t>“It’s all right doctor,” Luke said. “I can handle it. Besides, my level for my Life element has risen to six.”</w:t>
+      </w:r>
+    </w:p>
+    <w:p>
+      <w:r>
+        <w:t>“How did that happen?” Dr. Bones asked, surprised.</w:t>
+      </w:r>
+    </w:p>
+    <w:p>
+      <w:r>
         <w:lastRenderedPageBreak/>
-        <w:t>“</w:t>
-      </w:r>
-      <w:r>
-        <w:t xml:space="preserve">Millions of gray children </w:t>
-      </w:r>
-      <w:r>
-        <w:t xml:space="preserve">are born and die each day. In theory, in order to break even you will need a minimum level of level </w:t>
-      </w:r>
-      <w:r>
-        <w:t>33</w:t>
-      </w:r>
-      <w:r>
-        <w:t xml:space="preserve"> for both Life and Death. That gives us a maximum of </w:t>
-      </w:r>
-      <w:r>
-        <w:t xml:space="preserve">over three million </w:t>
-      </w:r>
-      <w:r>
-        <w:t>kids.</w:t>
-      </w:r>
-    </w:p>
-    <w:p>
-      <w:r>
-        <w:t xml:space="preserve">“Good grief,” Molly </w:t>
-      </w:r>
-      <w:r>
-        <w:t>exclaimed</w:t>
-      </w:r>
-      <w:r>
-        <w:t>. “</w:t>
-      </w:r>
-      <w:r>
-        <w:t>That will take at least six or seven years</w:t>
-      </w:r>
-      <w:r>
-        <w:t xml:space="preserve"> of intense training. That’s on top of </w:t>
-      </w:r>
-      <w:r>
-        <w:t xml:space="preserve">Candidate </w:t>
-      </w:r>
-      <w:r>
-        <w:t>Luke’s already busy schedule. Is there a faster way of doing this? I’d rather he didn’t skip either school or sleep.”</w:t>
-      </w:r>
-    </w:p>
-    <w:p>
-      <w:r>
-        <w:t>“My dear, I have bad news for you. What I described was the ideal case. In reality the number of people he’ll be able to convert will be much smaller,” Dr. Bones said. “The forces he needs to channel are staggering. Yesterday he struggled to convert one boy, even though his theoretical limit was three. I’m worried about permanent injury or worse.”</w:t>
-      </w:r>
-    </w:p>
-    <w:p>
-      <w:r>
-        <w:t>“It’s all right doctor,” Luke said. “I can handle it. Besides, my level for my Life element has risen to six.”</w:t>
-      </w:r>
-    </w:p>
-    <w:p>
-      <w:r>
-        <w:t>“How did that happen?” Dr. Bones asked, surprised.</w:t>
-      </w:r>
-    </w:p>
-    <w:p>
-      <w:r>
         <w:t>Annie explained the events of the previous day.</w:t>
       </w:r>
     </w:p>
@@ -49566,11 +49425,7 @@
     </w:p>
     <w:p>
       <w:r>
-        <w:t xml:space="preserve">“Please keep in mind that you are my responsibility,” Dr. Bones said patiently. “I need to keep your welfare above theirs. I know it’s frustrating but you must not feel guilty. They are all destined to die, </w:t>
-      </w:r>
-      <w:r>
-        <w:lastRenderedPageBreak/>
-        <w:t>and you have already changed the destiny of one boy. You need to be patient.”</w:t>
+        <w:t>“Please keep in mind that you are my responsibility,” Dr. Bones said patiently. “I need to keep your welfare above theirs. I know it’s frustrating but you must not feel guilty. They are all destined to die, and you have already changed the destiny of one boy. You need to be patient.”</w:t>
       </w:r>
     </w:p>
     <w:p>
@@ -49629,7 +49484,11 @@
     </w:p>
     <w:p>
       <w:r>
-        <w:t>They entered the observation room and Luke and Annie entered the main room. Luke sat on the chair and Annie sat next to him. Minutes later two pink ladies entered and placed two additional chairs in front of Luke.</w:t>
+        <w:t xml:space="preserve">They entered the observation room and Luke and Annie entered the main room. Luke sat on the chair and Annie sat next to him. Minutes </w:t>
+      </w:r>
+      <w:r>
+        <w:lastRenderedPageBreak/>
+        <w:t>later two pink ladies entered and placed two additional chairs in front of Luke.</w:t>
       </w:r>
     </w:p>
     <w:p>
@@ -49680,7 +49539,6 @@
         <w:rPr>
           <w:lang w:val="fr-FR"/>
         </w:rPr>
-        <w:lastRenderedPageBreak/>
         <w:t>“</w:t>
       </w:r>
       <w:r>
@@ -49707,10 +49565,16 @@
     </w:p>
     <w:p>
       <w:r>
-        <w:t>At the same time the hair of the four boys turned pink as well.</w:t>
-      </w:r>
-      <w:r>
-        <w:t xml:space="preserve"> All four now hand healthy complexions.</w:t>
+        <w:t>T</w:t>
+      </w:r>
+      <w:r>
+        <w:t>he hair of the four boys turned pink</w:t>
+      </w:r>
+      <w:r>
+        <w:t xml:space="preserve"> and their complexions improved</w:t>
+      </w:r>
+      <w:r>
+        <w:t>.</w:t>
       </w:r>
     </w:p>
     <w:p>
@@ -49750,7 +49614,14 @@
     </w:p>
     <w:p>
       <w:r>
-        <w:t>Everyone stepped out and entered the observation room. Moments later, a group of parents entered. They greeted their children with tears streaming down their faces.</w:t>
+        <w:lastRenderedPageBreak/>
+        <w:t xml:space="preserve">Everyone stepped out and entered the observation room. </w:t>
+      </w:r>
+      <w:r>
+        <w:t>A</w:t>
+      </w:r>
+      <w:r>
+        <w:t xml:space="preserve"> group of parents entered. They greeted their children with tears streaming down their faces.</w:t>
       </w:r>
     </w:p>
     <w:p>
@@ -49822,122 +49693,120 @@
     </w:p>
     <w:p>
       <w:r>
+        <w:t>“Because this is experimental</w:t>
+      </w:r>
+      <w:r>
+        <w:t>,” Dr. Bones explained.</w:t>
+      </w:r>
+      <w:r>
+        <w:t xml:space="preserve"> </w:t>
+      </w:r>
+      <w:r>
+        <w:t>“</w:t>
+      </w:r>
+      <w:r>
+        <w:t>At present we can only rescue four children a day and we don’t want to give anyone false hope</w:t>
+      </w:r>
+      <w:r>
+        <w:t>.</w:t>
+      </w:r>
+      <w:r>
+        <w:t>”</w:t>
+      </w:r>
+    </w:p>
+    <w:p>
+      <w:r>
+        <w:t>The nurses guided the families away, leaving Dr. Bones, Molly and the party.</w:t>
+      </w:r>
+    </w:p>
+    <w:p>
+      <w:r>
+        <w:t>“Annie, I’ve been thinking</w:t>
+      </w:r>
+      <w:r>
+        <w:t xml:space="preserve">. </w:t>
+      </w:r>
+      <w:r>
+        <w:t>I’m going to join your Life Force club fulltime. I don’t have time for element-ball training</w:t>
+      </w:r>
+      <w:r>
+        <w:t>,</w:t>
+      </w:r>
+      <w:r>
+        <w:t>”</w:t>
+      </w:r>
+      <w:r>
+        <w:t xml:space="preserve"> Luke declared.</w:t>
+      </w:r>
+    </w:p>
+    <w:p>
+      <w:r>
+        <w:t xml:space="preserve">Luke looked at the others in embarrassment. “I’m sorry but I’ll have to rely on your strength,” he said, </w:t>
+      </w:r>
+      <w:r>
+        <w:t>embarrassed by his weakness</w:t>
+      </w:r>
+      <w:r>
+        <w:t>.</w:t>
+      </w:r>
+    </w:p>
+    <w:p>
+      <w:r>
+        <w:t>“Don’t be ridiculous</w:t>
+      </w:r>
+      <w:r>
+        <w:t>,</w:t>
+      </w:r>
+      <w:r>
+        <w:t xml:space="preserve"> Luke,” John </w:t>
+      </w:r>
+      <w:r>
+        <w:t>scolded</w:t>
+      </w:r>
+      <w:r>
+        <w:t>. “We are your entourage. You have to let us do our jobs.”</w:t>
+      </w:r>
+    </w:p>
+    <w:p>
+      <w:r>
+        <w:t>“I wish I were a member of your entourage,” Carney said</w:t>
+      </w:r>
+      <w:r>
+        <w:t xml:space="preserve"> wistfully</w:t>
+      </w:r>
+      <w:r>
+        <w:t>.</w:t>
+      </w:r>
+    </w:p>
+    <w:p>
+      <w:r>
+        <w:t>Annie, Jamie and Sara agreed.</w:t>
+      </w:r>
+    </w:p>
+    <w:p>
+      <w:r>
+        <w:t>“Perhaps I can talk to the Elders...” Dr. Bones began.</w:t>
+      </w:r>
+    </w:p>
+    <w:p>
+      <w:r>
         <w:lastRenderedPageBreak/>
-        <w:t>“Because this is experimental</w:t>
-      </w:r>
-      <w:r>
-        <w:t>,” Dr. Bones explained.</w:t>
+        <w:t>“No,” Luke interrupted. “That’s too dangerous. Too many candidates have lost entourage and we’re overdue for the next challenge. Come on</w:t>
+      </w:r>
+      <w:r>
+        <w:t xml:space="preserve"> everyone</w:t>
+      </w:r>
+      <w:r>
+        <w:t>. It’s time for our next hunt.”</w:t>
+      </w:r>
+    </w:p>
+    <w:p>
+      <w:r>
+        <w:t>Luke left the room, leaving the others behind.</w:t>
       </w:r>
       <w:r>
         <w:t xml:space="preserve"> </w:t>
       </w:r>
-      <w:r>
-        <w:t>“</w:t>
-      </w:r>
-      <w:r>
-        <w:t>At present we can only rescue four children a day and we don’t want to give anyone false hope</w:t>
-      </w:r>
-      <w:r>
-        <w:t>.</w:t>
-      </w:r>
-      <w:r>
-        <w:t>”</w:t>
-      </w:r>
-    </w:p>
-    <w:p>
-      <w:r>
-        <w:t>The nurses guided the families away, leaving Dr. Bones, Molly and the party.</w:t>
-      </w:r>
-    </w:p>
-    <w:p>
-      <w:r>
-        <w:t>“Annie, I’ve been thinking</w:t>
-      </w:r>
-      <w:r>
-        <w:t xml:space="preserve">. </w:t>
-      </w:r>
-      <w:r>
-        <w:t>I’m going to join your Life Force club fulltime. I don’t have time for element-ball training</w:t>
-      </w:r>
-      <w:r>
-        <w:t>,</w:t>
-      </w:r>
-      <w:r>
-        <w:t>”</w:t>
-      </w:r>
-      <w:r>
-        <w:t xml:space="preserve"> Luke declared.</w:t>
-      </w:r>
-    </w:p>
-    <w:p>
-      <w:r>
-        <w:t xml:space="preserve">Luke looked at the others in embarrassment. “I’m sorry but I’ll have to rely on your strength,” he said, </w:t>
-      </w:r>
-      <w:r>
-        <w:t>embarrassed by his weakness</w:t>
-      </w:r>
-      <w:r>
-        <w:t>.</w:t>
-      </w:r>
-    </w:p>
-    <w:p>
-      <w:r>
-        <w:t>“</w:t>
-      </w:r>
-      <w:proofErr w:type="gramStart"/>
-      <w:r>
-        <w:t>Don’t</w:t>
-      </w:r>
-      <w:proofErr w:type="gramEnd"/>
-      <w:r>
-        <w:t xml:space="preserve"> be ridiculous Luke,” John </w:t>
-      </w:r>
-      <w:r>
-        <w:t>scolded</w:t>
-      </w:r>
-      <w:r>
-        <w:t>. “We are your entourage. You have to let us do our jobs.”</w:t>
-      </w:r>
-    </w:p>
-    <w:p>
-      <w:r>
-        <w:t>“I wish I were a member of your entourage,” Carney said</w:t>
-      </w:r>
-      <w:r>
-        <w:t xml:space="preserve"> wistfully</w:t>
-      </w:r>
-      <w:r>
-        <w:t>.</w:t>
-      </w:r>
-    </w:p>
-    <w:p>
-      <w:r>
-        <w:t>Annie, Jamie and Sara agreed.</w:t>
-      </w:r>
-    </w:p>
-    <w:p>
-      <w:r>
-        <w:t>“Perhaps I can talk to the Elders...” Dr. Bones began.</w:t>
-      </w:r>
-    </w:p>
-    <w:p>
-      <w:r>
-        <w:t>“No,” Luke interrupted. “That’s too dangerous. Too many candidates have lost entourage and we’re overdue for the next challenge. Come on</w:t>
-      </w:r>
-      <w:r>
-        <w:t xml:space="preserve"> everyone</w:t>
-      </w:r>
-      <w:r>
-        <w:t>. It’s time for our next hunt.”</w:t>
-      </w:r>
-    </w:p>
-    <w:p>
-      <w:r>
-        <w:t>Luke left the room, leaving the others behind.</w:t>
-      </w:r>
-      <w:r>
-        <w:t xml:space="preserve"> </w:t>
-      </w:r>
     </w:p>
     <w:p>
       <w:r>
@@ -49958,33 +49827,16 @@
         <w:t>explained</w:t>
       </w:r>
       <w:r>
-        <w:t xml:space="preserve">. “In his mind he’s just a commoner with no special abilities. To him being chosen was an accident and I </w:t>
-      </w:r>
-      <w:proofErr w:type="gramStart"/>
-      <w:r>
-        <w:t>think</w:t>
-      </w:r>
-      <w:proofErr w:type="gramEnd"/>
-      <w:r>
-        <w:t xml:space="preserve"> he would rather it </w:t>
-      </w:r>
-      <w:r>
-        <w:t>ha</w:t>
-      </w:r>
-      <w:r>
-        <w:t>d</w:t>
-      </w:r>
-      <w:r>
-        <w:t xml:space="preserve"> been </w:t>
-      </w:r>
-      <w:r>
-        <w:t xml:space="preserve">me who was chosen, not </w:t>
+        <w:t xml:space="preserve">. “In his mind he’s just a commoner with no special abilities. To him being chosen was an accident and I think he would rather </w:t>
+      </w:r>
+      <w:r>
+        <w:t>I be chosen</w:t>
       </w:r>
       <w:r>
         <w:rPr>
           <w:noProof/>
         </w:rPr>
-        <w:t>him.</w:t>
+        <w:t>.</w:t>
       </w:r>
       <w:r>
         <w:t>”</w:t>
@@ -49992,68 +49844,68 @@
     </w:p>
     <w:p>
       <w:r>
+        <w:t xml:space="preserve">“If he had the power to choose, we wouldn’t be here,” </w:t>
+      </w:r>
+      <w:r>
+        <w:t>Amarah</w:t>
+      </w:r>
+      <w:r>
+        <w:t xml:space="preserve"> </w:t>
+      </w:r>
+      <w:r>
+        <w:t>added</w:t>
+      </w:r>
+      <w:r>
+        <w:t>.</w:t>
+      </w:r>
+    </w:p>
+    <w:p>
+      <w:r>
+        <w:t>“His parents aren’t the rulers of any country and are living quiet lives doing things ordinary people do,” Jane said. “I think he’s really uncomfortable being the only non-prince candidate, one who isn’t representing any kingdom.”</w:t>
+      </w:r>
+    </w:p>
+    <w:p>
+      <w:r>
+        <w:t>“Isn’t he representing the world you come from?” Dr. Bones asked.</w:t>
+      </w:r>
+    </w:p>
+    <w:p>
+      <w:r>
+        <w:t>“No,” John said. “No formal agreement was ever made.”</w:t>
+      </w:r>
+    </w:p>
+    <w:p>
+      <w:r>
+        <w:t>“Are you saying he really isn’t a prince?” Molly asked. “I had assumed he was the lost prince.”</w:t>
+      </w:r>
+    </w:p>
+    <w:p>
+      <w:r>
+        <w:t xml:space="preserve">“There’s plenty of evidence, such as the fact that none of us have relatives,” John </w:t>
+      </w:r>
+      <w:r>
+        <w:t>explained</w:t>
+      </w:r>
+      <w:r>
+        <w:t>. “</w:t>
+      </w:r>
+      <w:r>
+        <w:t>We each only have mother and father, and only Luke has a brother named Benny.</w:t>
+      </w:r>
+    </w:p>
+    <w:p>
+      <w:r>
+        <w:t>“Luke believes he was chosen because he’s an avatar.</w:t>
+      </w:r>
+    </w:p>
+    <w:p>
+      <w:r>
+        <w:t>“Anna, why did you choose him?”</w:t>
+      </w:r>
+    </w:p>
+    <w:p>
+      <w:r>
         <w:lastRenderedPageBreak/>
-        <w:t xml:space="preserve">“If he had the power to choose, we wouldn’t be here,” </w:t>
-      </w:r>
-      <w:r>
-        <w:t>Amarah</w:t>
-      </w:r>
-      <w:r>
-        <w:t xml:space="preserve"> </w:t>
-      </w:r>
-      <w:r>
-        <w:t>added</w:t>
-      </w:r>
-      <w:r>
-        <w:t>.</w:t>
-      </w:r>
-    </w:p>
-    <w:p>
-      <w:r>
-        <w:t>“His parents aren’t the rulers of any country and are living quiet lives doing things ordinary people do,” Jane said. “I think he’s really uncomfortable being the only non-prince candidate, one who isn’t representing any kingdom.”</w:t>
-      </w:r>
-    </w:p>
-    <w:p>
-      <w:r>
-        <w:t>“Isn’t he representing the world you come from?” Dr. Bones asked.</w:t>
-      </w:r>
-    </w:p>
-    <w:p>
-      <w:r>
-        <w:t>“No,” John said. “No formal agreement was ever made.”</w:t>
-      </w:r>
-    </w:p>
-    <w:p>
-      <w:r>
-        <w:t>“Are you saying he really isn’t a prince?” Molly asked. “I had assumed he was the lost prince.”</w:t>
-      </w:r>
-    </w:p>
-    <w:p>
-      <w:r>
-        <w:t xml:space="preserve">“There’s plenty of evidence, such as the fact that none of us have relatives,” John </w:t>
-      </w:r>
-      <w:r>
-        <w:t>explained</w:t>
-      </w:r>
-      <w:r>
-        <w:t>. “</w:t>
-      </w:r>
-      <w:r>
-        <w:t>We each only have mother and father, and only Luke has a brother named Benny.</w:t>
-      </w:r>
-    </w:p>
-    <w:p>
-      <w:r>
-        <w:t>“Luke believes he was chosen because he’s an avatar.</w:t>
-      </w:r>
-    </w:p>
-    <w:p>
-      <w:r>
-        <w:t>“Anna, why did you choose him?”</w:t>
-      </w:r>
-    </w:p>
-    <w:p>
-      <w:r>
         <w:t xml:space="preserve">“He was the only splash of color I found in that drab world,” Annie </w:t>
       </w:r>
       <w:r>
@@ -50110,7 +49962,6 @@
     </w:p>
     <w:p>
       <w:r>
-        <w:lastRenderedPageBreak/>
         <w:t>Annie answered the question by looking down and not saying anything.</w:t>
       </w:r>
     </w:p>
@@ -50241,6 +50092,7 @@
     </w:p>
     <w:p>
       <w:r>
+        <w:lastRenderedPageBreak/>
         <w:t>“Too many candidates have lost entourage and we’re overdue for the next challenge. Come on. It’s time for our next hunt,” Luke said and left his friends behind.</w:t>
       </w:r>
     </w:p>
@@ -50267,7 +50119,6 @@
     </w:p>
     <w:p>
       <w:r>
-        <w:lastRenderedPageBreak/>
         <w:t xml:space="preserve">“That’s enough Johnny,” </w:t>
       </w:r>
       <w:r>
@@ -50358,6 +50209,7 @@
     </w:p>
     <w:p>
       <w:r>
+        <w:lastRenderedPageBreak/>
         <w:t xml:space="preserve">“I’m sorry I can’t help your friend, nephew. </w:t>
       </w:r>
       <w:r>
@@ -50375,7 +50227,13 @@
         <w:t xml:space="preserve">could </w:t>
       </w:r>
       <w:r>
-        <w:t>save your lives, my four little nephews. Your elements should all be active now. That means you can each go to magic school when you get old like me. Live fulfilling lives and be happy.”</w:t>
+        <w:t xml:space="preserve">save your lives, my four </w:t>
+      </w:r>
+      <w:r>
+        <w:t>baby brothers</w:t>
+      </w:r>
+      <w:r>
+        <w:t>. Your elements should all be active now. That means you can each go to magic school when you get old like me. Live fulfilling lives and be happy.”</w:t>
       </w:r>
     </w:p>
     <w:p>
@@ -50401,56 +50259,53 @@
     </w:p>
     <w:p>
       <w:r>
+        <w:t>As they walk</w:t>
+      </w:r>
+      <w:r>
+        <w:t>ed</w:t>
+      </w:r>
+      <w:r>
+        <w:t xml:space="preserve"> John said, “I was researching the IAA and discovered that they have a great deal of free resources for us to use. One such Item is an adventure planner. You put in the skill set of your party and it suggests hundreds of quests we can choose from.</w:t>
+      </w:r>
+    </w:p>
+    <w:p>
+      <w:r>
+        <w:t xml:space="preserve">“Today I selected a hunt that maximizes profit. I want to register for the competition, then I want to trade in our rented armor stones for good quality stones, and then I want some spending money. After that I’ll select </w:t>
+      </w:r>
+      <w:r>
+        <w:t>quests that maximize</w:t>
+      </w:r>
+      <w:r>
+        <w:t xml:space="preserve"> experience. </w:t>
+      </w:r>
+      <w:proofErr w:type="gramStart"/>
+      <w:r>
+        <w:t>Any questions?”</w:t>
+      </w:r>
+      <w:proofErr w:type="gramEnd"/>
+    </w:p>
+    <w:p>
+      <w:r>
+        <w:t>“How come all those services are free?” Harry asked.</w:t>
+      </w:r>
+    </w:p>
+    <w:p>
+      <w:r>
+        <w:t>“First of all, the IAA is a not-for-profit organization. Second, all of its operations are funded by the IAA Exchange. They make a profit by serving as a middleman. By the way, the gate system is maintained by the IAA and the IAA is ultimately accountable to the Council.”</w:t>
+      </w:r>
+    </w:p>
+    <w:p>
+      <w:r>
         <w:lastRenderedPageBreak/>
-        <w:t>As they walk</w:t>
-      </w:r>
-      <w:r>
-        <w:t>ed</w:t>
-      </w:r>
-      <w:r>
-        <w:t xml:space="preserve"> John said, “I was researching the IAA and discovered that they have a great deal of free resources for us to use. One such Item is an adventure planner. You put in the skill set of your party and it suggests hundreds of quests we can choose from.</w:t>
-      </w:r>
-    </w:p>
-    <w:p>
-      <w:r>
-        <w:t xml:space="preserve">“Today I selected a hunt that maximizes profit. I want to register for the competition, then I want to trade in our rented armor stones for good quality stones, and then I want some spending money. After that I’ll select </w:t>
-      </w:r>
-      <w:r>
-        <w:t>quests that maximize</w:t>
-      </w:r>
-      <w:r>
-        <w:t xml:space="preserve"> experience. </w:t>
-      </w:r>
-      <w:proofErr w:type="gramStart"/>
-      <w:r>
-        <w:t>Any questions?”</w:t>
-      </w:r>
-      <w:proofErr w:type="gramEnd"/>
-    </w:p>
-    <w:p>
-      <w:r>
-        <w:t>“How come all those services are free?” Harry asked.</w:t>
-      </w:r>
-    </w:p>
-    <w:p>
-      <w:r>
-        <w:t>“First of all, the IAA is a not-for-profit organization. Second, all of its operations are funded by the IAA Exchange. They make a profit by serving as a middleman. By the way, the gate system is maintained by the IAA and the IAA is ultimately accountable to the Council.”</w:t>
-      </w:r>
-    </w:p>
-    <w:p>
-      <w:r>
         <w:t>They stepped into the gateyard and John opened the gate. “Ladies, enter the gate first and change when you get there. We’ll change and meet you,” John said.</w:t>
       </w:r>
     </w:p>
     <w:p>
       <w:r>
-        <w:t xml:space="preserve">The ladies stepped through. Seconds later, John activated his armor stone. The other boys did the same. John waited a few more seconds and </w:t>
-      </w:r>
-      <w:r>
-        <w:t xml:space="preserve">then </w:t>
-      </w:r>
-      <w:r>
-        <w:t>stepped through, followed by the others.</w:t>
+        <w:t xml:space="preserve">The ladies stepped through. </w:t>
+      </w:r>
+      <w:r>
+        <w:t>The boys activated their stoned, waited for half a minute and then stepped through.</w:t>
       </w:r>
     </w:p>
     <w:p>
@@ -50483,11 +50338,7 @@
         <w:t>id</w:t>
       </w:r>
       <w:r>
-        <w:t xml:space="preserve">n’t like rain. He quickly switched to the Nature </w:t>
-      </w:r>
-      <w:r>
-        <w:lastRenderedPageBreak/>
-        <w:t>element. That was more comfortable. In fact, it made the jungle peaceful and homey.</w:t>
+        <w:t>n’t like rain. He quickly switched to the Nature element. That was more comfortable. In fact, it made the jungle peaceful and homey.</w:t>
       </w:r>
     </w:p>
     <w:p>
@@ -50504,7 +50355,7 @@
         <w:t>c</w:t>
       </w:r>
       <w:r>
-        <w:t xml:space="preserve">age, exposing their boat. The party got in and drove out. Moments later John retrieved the </w:t>
+        <w:t xml:space="preserve">age, exposing their boat. The party got in and drove out. John retrieved the </w:t>
       </w:r>
       <w:r>
         <w:t>c</w:t>
@@ -50522,11 +50373,9 @@
       <w:r>
         <w:t xml:space="preserve">“Okay everyone, we came here for several reasons,” John said. “First, we’ll be looking for a type of truffle. The </w:t>
       </w:r>
-      <w:proofErr w:type="spellStart"/>
       <w:r>
         <w:t>onddo</w:t>
       </w:r>
-      <w:proofErr w:type="spellEnd"/>
       <w:r>
         <w:t xml:space="preserve"> is worth </w:t>
       </w:r>
@@ -50571,21 +50420,7 @@
         <w:rPr>
           <w:rFonts w:cs="Calibri"/>
         </w:rPr>
-        <w:t xml:space="preserve">John took out a tiny </w:t>
-      </w:r>
-      <w:proofErr w:type="spellStart"/>
-      <w:r>
-        <w:rPr>
-          <w:rFonts w:cs="Calibri"/>
-        </w:rPr>
-        <w:t>onddo</w:t>
-      </w:r>
-      <w:proofErr w:type="spellEnd"/>
-      <w:r>
-        <w:rPr>
-          <w:rFonts w:cs="Calibri"/>
-        </w:rPr>
-        <w:t xml:space="preserve"> from his pocket and broke it in two. “Luke, Harry, </w:t>
+        <w:t xml:space="preserve">John took out a tiny onddo from his pocket and broke it in two. “Luke, Harry, </w:t>
       </w:r>
       <w:r>
         <w:rPr>
@@ -50619,18 +50454,23 @@
         <w:rPr>
           <w:rFonts w:cs="Calibri"/>
         </w:rPr>
+        <w:lastRenderedPageBreak/>
         <w:t>Sacks in hand both Harry and Luke jumped out of the boat and the boat zoomed away.</w:t>
       </w:r>
+      <w:r>
+        <w:rPr>
+          <w:rFonts w:cs="Calibri"/>
+        </w:rPr>
+        <w:t>&lt;&gt;</w:t>
+      </w:r>
     </w:p>
     <w:p>
       <w:r>
         <w:t xml:space="preserve">Harry gave Luke a crash course on connecting with the life of the forest. They headed out, searching for the elusive </w:t>
       </w:r>
-      <w:proofErr w:type="spellStart"/>
       <w:r>
         <w:t>onddo</w:t>
       </w:r>
-      <w:proofErr w:type="spellEnd"/>
       <w:r>
         <w:t>.</w:t>
       </w:r>
@@ -50653,11 +50493,9 @@
       <w:r>
         <w:t xml:space="preserve">“Now Luke, we need to connect to the life force of the </w:t>
       </w:r>
-      <w:proofErr w:type="spellStart"/>
       <w:r>
         <w:t>onddo</w:t>
       </w:r>
-      <w:proofErr w:type="spellEnd"/>
       <w:r>
         <w:t xml:space="preserve"> and coax it out. Instead of forcing it out with shovels, we shall let the jungle take it out for us,” Harry lectured.</w:t>
       </w:r>
@@ -50672,7 +50510,6 @@
     </w:p>
     <w:p>
       <w:r>
-        <w:lastRenderedPageBreak/>
         <w:t xml:space="preserve">The cage had three compartments. Each compartment had a different type of animal. The first compartment had </w:t>
       </w:r>
       <w:r>
@@ -50770,11 +50607,9 @@
       <w:r>
         <w:t xml:space="preserve"> two bags containing around 37 pounds of </w:t>
       </w:r>
-      <w:proofErr w:type="spellStart"/>
       <w:r>
         <w:t>onddo</w:t>
       </w:r>
-      <w:proofErr w:type="spellEnd"/>
       <w:r>
         <w:t xml:space="preserve">, </w:t>
       </w:r>
@@ -50805,7 +50640,11 @@
     </w:p>
     <w:p>
       <w:r>
-        <w:t xml:space="preserve">“It’s amazing just how lucrative hunting can be when you have a dimensional gate,” John said in wonder. “By sometime next week, we will have covered the entrance fee and bought ourselves some </w:t>
+        <w:t xml:space="preserve">“It’s amazing just how lucrative hunting can be when you have a dimensional gate,” John said in wonder. “By sometime next week, we </w:t>
+      </w:r>
+      <w:r>
+        <w:lastRenderedPageBreak/>
+        <w:t xml:space="preserve">will have covered the entrance fee and bought ourselves some </w:t>
       </w:r>
       <w:r>
         <w:t>high</w:t>
@@ -50855,52 +50694,55 @@
     </w:p>
     <w:p>
       <w:r>
+        <w:t>“In purely physical worlds, people communicate with each other through a series of sounds. Each sound is used to represent an archetype. Sounds are then organized into words, and when strung together, language is formed.</w:t>
+      </w:r>
+    </w:p>
+    <w:p>
+      <w:r>
+        <w:t xml:space="preserve"> “A </w:t>
+      </w:r>
+      <w:r>
+        <w:t>physical</w:t>
+      </w:r>
+      <w:r>
+        <w:t xml:space="preserve"> language consists of a vocabulary and a grammar.</w:t>
+      </w:r>
+    </w:p>
+    <w:p>
+      <w:r>
+        <w:t xml:space="preserve">“The vocabulary is the words, representing the archetype. The grammar is the rules used to organize the words, and </w:t>
+      </w:r>
+      <w:r>
+        <w:t>describe</w:t>
+      </w:r>
+      <w:r>
+        <w:t xml:space="preserve"> higher-level archetypes.</w:t>
+      </w:r>
+    </w:p>
+    <w:p>
+      <w:r>
+        <w:t>“However, different sounds can be used to express the same archetype. Also, different rules are possible for organizing words into sentences. As a result, multiple languages are possible.</w:t>
+      </w:r>
+    </w:p>
+    <w:p>
+      <w:r>
+        <w:t xml:space="preserve">“In </w:t>
+      </w:r>
+      <w:r>
+        <w:t>physical</w:t>
+      </w:r>
+      <w:r>
+        <w:t xml:space="preserve"> worlds, muggles can only express archetypes through the languages that they have learnt</w:t>
+      </w:r>
+      <w:r>
+        <w:t xml:space="preserve"> or created</w:t>
+      </w:r>
+      <w:r>
+        <w:t xml:space="preserve">. As a result, people can’t </w:t>
+      </w:r>
+      <w:r>
         <w:lastRenderedPageBreak/>
-        <w:t>“In purely physical worlds, people communicate with each other through a series of sounds. Each sound is used to represent an archetype. Sounds are then organized into words, and when strung together, language is formed.</w:t>
-      </w:r>
-    </w:p>
-    <w:p>
-      <w:r>
-        <w:t xml:space="preserve"> “A </w:t>
-      </w:r>
-      <w:r>
-        <w:t>physical</w:t>
-      </w:r>
-      <w:r>
-        <w:t xml:space="preserve"> language consists of a vocabulary and a grammar.</w:t>
-      </w:r>
-    </w:p>
-    <w:p>
-      <w:r>
-        <w:t xml:space="preserve">“The vocabulary is the words, representing the archetype. The grammar is the rules used to organize the words, and </w:t>
-      </w:r>
-      <w:r>
-        <w:t>describe</w:t>
-      </w:r>
-      <w:r>
-        <w:t xml:space="preserve"> higher-level archetypes.</w:t>
-      </w:r>
-    </w:p>
-    <w:p>
-      <w:r>
-        <w:t>“However, different sounds can be used to express the same archetype. Also, different rules are possible for organizing words into sentences. As a result, multiple languages are possible.</w:t>
-      </w:r>
-    </w:p>
-    <w:p>
-      <w:r>
-        <w:t xml:space="preserve">“In </w:t>
-      </w:r>
-      <w:r>
-        <w:t>physical</w:t>
-      </w:r>
-      <w:r>
-        <w:t xml:space="preserve"> worlds, muggles can only express archetypes through the languages that they have learnt</w:t>
-      </w:r>
-      <w:r>
-        <w:t xml:space="preserve"> or created</w:t>
-      </w:r>
-      <w:r>
-        <w:t>. As a result, people can’t always understand each other, especially when one party uses a language that’s foreign to the other party.</w:t>
+        <w:t>always understand each other, especially when one party uses a language that’s foreign to the other party.</w:t>
       </w:r>
     </w:p>
     <w:p>
@@ -50962,129 +50804,129 @@
     </w:p>
     <w:p>
       <w:r>
+        <w:t xml:space="preserve">“Other than Candidate Luke and his entourage, can anyone tell me what a </w:t>
+      </w:r>
+      <w:r>
+        <w:t>bicycle</w:t>
+      </w:r>
+      <w:r>
+        <w:t xml:space="preserve"> is?”</w:t>
+      </w:r>
+    </w:p>
+    <w:p>
+      <w:r>
+        <w:t>Only one student raised their hand</w:t>
+      </w:r>
+      <w:r>
+        <w:t>.</w:t>
+      </w:r>
+    </w:p>
+    <w:p>
+      <w:r>
+        <w:t>“The reason th</w:t>
+      </w:r>
+      <w:r>
+        <w:t>is</w:t>
+      </w:r>
+      <w:r>
+        <w:t xml:space="preserve"> student understand</w:t>
+      </w:r>
+      <w:r>
+        <w:t>s</w:t>
+      </w:r>
+      <w:r>
+        <w:t xml:space="preserve"> the meaning of ‘</w:t>
+      </w:r>
+      <w:r>
+        <w:t>bicycle</w:t>
+      </w:r>
+      <w:r>
+        <w:t xml:space="preserve">’ is because they have seen physical manifestations of </w:t>
+      </w:r>
+      <w:r>
+        <w:t>bicycle</w:t>
+      </w:r>
+      <w:r>
+        <w:t xml:space="preserve">s,” Crandon </w:t>
+      </w:r>
+      <w:r>
+        <w:t>explained</w:t>
+      </w:r>
+      <w:r>
+        <w:t>. “We may only understand archetypes through physical experience. Only when two people have the same or similar physical experiences may communication take place.</w:t>
+      </w:r>
+    </w:p>
+    <w:p>
+      <w:r>
+        <w:t>“This is why newborn babies can o</w:t>
+      </w:r>
+      <w:r>
+        <w:t xml:space="preserve">nly say </w:t>
+      </w:r>
+      <w:r>
+        <w:t xml:space="preserve">a </w:t>
+      </w:r>
+      <w:r>
+        <w:t xml:space="preserve">few words, such as milk, </w:t>
+      </w:r>
+      <w:r>
+        <w:t>sleep</w:t>
+      </w:r>
+      <w:r>
+        <w:t>, and mama</w:t>
+      </w:r>
+      <w:r>
+        <w:t>.</w:t>
+      </w:r>
+    </w:p>
+    <w:p>
+      <w:r>
+        <w:t xml:space="preserve">“That is </w:t>
+      </w:r>
+      <w:r>
+        <w:t xml:space="preserve">also </w:t>
+      </w:r>
+      <w:r>
+        <w:t xml:space="preserve">why we can go to muggle worlds and understand what the residents are saying, regardless of the language spoken. It’s also the reason </w:t>
+      </w:r>
+      <w:r>
+        <w:t xml:space="preserve">why </w:t>
+      </w:r>
+      <w:r>
+        <w:t>we can’t always understand others in this world, even though everyone speaks the same so-called universal language.</w:t>
+      </w:r>
+    </w:p>
+    <w:p>
+      <w:r>
         <w:lastRenderedPageBreak/>
-        <w:t xml:space="preserve">“Other than Candidate Luke and his entourage, can anyone tell me what a </w:t>
-      </w:r>
-      <w:r>
-        <w:t>bicycle</w:t>
-      </w:r>
-      <w:r>
-        <w:t xml:space="preserve"> is?”</w:t>
-      </w:r>
-    </w:p>
-    <w:p>
-      <w:r>
-        <w:t>Only one student raised their hand</w:t>
-      </w:r>
-      <w:r>
-        <w:t>.</w:t>
-      </w:r>
-    </w:p>
-    <w:p>
-      <w:r>
-        <w:t>“The reason th</w:t>
-      </w:r>
-      <w:r>
-        <w:t>is</w:t>
-      </w:r>
-      <w:r>
-        <w:t xml:space="preserve"> student understand</w:t>
+        <w:t>“Only through experience and understanding m</w:t>
+      </w:r>
+      <w:r>
+        <w:t>a</w:t>
+      </w:r>
+      <w:r>
+        <w:t>y we expand our power to communicate with others.</w:t>
+      </w:r>
+    </w:p>
+    <w:p>
+      <w:r>
+        <w:t xml:space="preserve">“An interesting point to note is that metaphors translate very well. A pun in one language is almost certain to be understood by others, </w:t>
+      </w:r>
+      <w:r>
+        <w:t xml:space="preserve">as long as they share similar </w:t>
+      </w:r>
+      <w:r>
+        <w:t>experiences.”</w:t>
+      </w:r>
+    </w:p>
+    <w:p>
+      <w:r>
+        <w:t>The lecture</w:t>
       </w:r>
       <w:r>
         <w:t>s</w:t>
       </w:r>
       <w:r>
-        <w:t xml:space="preserve"> the meaning of ‘</w:t>
-      </w:r>
-      <w:r>
-        <w:t>bicycle</w:t>
-      </w:r>
-      <w:r>
-        <w:t xml:space="preserve">’ is because they have seen physical manifestations of </w:t>
-      </w:r>
-      <w:r>
-        <w:t>bicycle</w:t>
-      </w:r>
-      <w:r>
-        <w:t xml:space="preserve">s,” Crandon </w:t>
-      </w:r>
-      <w:r>
-        <w:t>explained</w:t>
-      </w:r>
-      <w:r>
-        <w:t>. “We may only understand archetypes through physical experience. Only when two people have the same or similar physical experiences may communication take place.</w:t>
-      </w:r>
-    </w:p>
-    <w:p>
-      <w:r>
-        <w:t>“This is why newborn babies can o</w:t>
-      </w:r>
-      <w:r>
-        <w:t xml:space="preserve">nly say </w:t>
-      </w:r>
-      <w:r>
-        <w:t xml:space="preserve">a </w:t>
-      </w:r>
-      <w:r>
-        <w:t xml:space="preserve">few words, such as milk, </w:t>
-      </w:r>
-      <w:r>
-        <w:t>sleep</w:t>
-      </w:r>
-      <w:r>
-        <w:t>, and mama</w:t>
-      </w:r>
-      <w:r>
-        <w:t>.</w:t>
-      </w:r>
-    </w:p>
-    <w:p>
-      <w:r>
-        <w:t xml:space="preserve">“That is </w:t>
-      </w:r>
-      <w:r>
-        <w:t xml:space="preserve">also </w:t>
-      </w:r>
-      <w:r>
-        <w:t xml:space="preserve">why we can go to muggle worlds and understand what the residents are saying, regardless of the language spoken. It’s also the reason </w:t>
-      </w:r>
-      <w:r>
-        <w:t xml:space="preserve">why </w:t>
-      </w:r>
-      <w:r>
-        <w:t>we can’t always understand others in this world, even though everyone speaks the same so-called universal language.</w:t>
-      </w:r>
-    </w:p>
-    <w:p>
-      <w:r>
-        <w:t>“Only through experience and understanding m</w:t>
-      </w:r>
-      <w:r>
-        <w:t>a</w:t>
-      </w:r>
-      <w:r>
-        <w:t>y we expand our power to communicate with others.</w:t>
-      </w:r>
-    </w:p>
-    <w:p>
-      <w:r>
-        <w:t xml:space="preserve">“An interesting point to note is that metaphors translate very well. A pun in one language is almost certain to be understood by others, </w:t>
-      </w:r>
-      <w:r>
-        <w:t xml:space="preserve">as long as they share similar </w:t>
-      </w:r>
-      <w:r>
-        <w:t>experiences.”</w:t>
-      </w:r>
-    </w:p>
-    <w:p>
-      <w:r>
-        <w:t>The lecture</w:t>
-      </w:r>
-      <w:r>
-        <w:t>s</w:t>
-      </w:r>
-      <w:r>
         <w:t xml:space="preserve"> continued. The last class </w:t>
       </w:r>
       <w:r>
@@ -51122,89 +50964,89 @@
     </w:p>
     <w:p>
       <w:r>
+        <w:t xml:space="preserve">Carol scolded Luke by way of greeting. “Why didn’t you take me Yesterday Luke? Aren’t I one of your minions?” Carol </w:t>
+      </w:r>
+      <w:r>
+        <w:t>asked angrily</w:t>
+      </w:r>
+      <w:r>
+        <w:t>.</w:t>
+      </w:r>
+    </w:p>
+    <w:p>
+      <w:r>
+        <w:t xml:space="preserve">“Someone has a crush on you,” Harry </w:t>
+      </w:r>
+      <w:r>
+        <w:t>sang</w:t>
+      </w:r>
+      <w:r>
+        <w:t xml:space="preserve"> and laughed.</w:t>
+      </w:r>
+    </w:p>
+    <w:p>
+      <w:r>
+        <w:t xml:space="preserve">“Harry, don’t be ridiculous,” Luke </w:t>
+      </w:r>
+      <w:r>
+        <w:t>scolded</w:t>
+      </w:r>
+      <w:r>
+        <w:t>. “Carol, do you have permission to come?”</w:t>
+      </w:r>
+    </w:p>
+    <w:p>
+      <w:r>
+        <w:t>“Here’s grandma,” Carol said.</w:t>
+      </w:r>
+    </w:p>
+    <w:p>
+      <w:r>
+        <w:t xml:space="preserve">“Yes dear, she has permission,” </w:t>
+      </w:r>
+      <w:r>
+        <w:t xml:space="preserve">grandma </w:t>
+      </w:r>
+      <w:r>
+        <w:t>said.</w:t>
+      </w:r>
+    </w:p>
+    <w:p>
+      <w:r>
+        <w:t>“We’re going to training now, so we won’t be able to pick you up yet,” Luke said. “I’m training with – wait a minute, she can come to the club, can’t she?”</w:t>
+      </w:r>
+    </w:p>
+    <w:p>
+      <w:r>
+        <w:t xml:space="preserve">“I don’t see why not,” Annie </w:t>
+      </w:r>
+      <w:r>
+        <w:t>said</w:t>
+      </w:r>
+      <w:r>
+        <w:t>.</w:t>
+      </w:r>
+    </w:p>
+    <w:p>
+      <w:r>
+        <w:t xml:space="preserve">“I’ll pick </w:t>
+      </w:r>
+      <w:r>
+        <w:t>Carol</w:t>
+      </w:r>
+      <w:r>
+        <w:t xml:space="preserve"> up and drop her at the Life Force club,” John </w:t>
+      </w:r>
+      <w:r>
+        <w:t>volunteered</w:t>
+      </w:r>
+      <w:r>
+        <w:t>.</w:t>
+      </w:r>
+    </w:p>
+    <w:p>
+      <w:r>
         <w:lastRenderedPageBreak/>
-        <w:t xml:space="preserve">Carol scolded Luke by way of greeting. “Why didn’t you take me Yesterday Luke? Aren’t I one of your minions?” Carol </w:t>
-      </w:r>
-      <w:r>
-        <w:t>asked angrily</w:t>
-      </w:r>
-      <w:r>
-        <w:t>.</w:t>
-      </w:r>
-    </w:p>
-    <w:p>
-      <w:r>
-        <w:t xml:space="preserve">“Someone has a crush on you,” Harry </w:t>
-      </w:r>
-      <w:r>
-        <w:t>sang</w:t>
-      </w:r>
-      <w:r>
-        <w:t xml:space="preserve"> and laughed.</w:t>
-      </w:r>
-    </w:p>
-    <w:p>
-      <w:r>
-        <w:t xml:space="preserve">“Harry, don’t be ridiculous,” Luke </w:t>
-      </w:r>
-      <w:r>
-        <w:t>scolded</w:t>
-      </w:r>
-      <w:r>
-        <w:t>. “Carol, do you have permission to come?”</w:t>
-      </w:r>
-    </w:p>
-    <w:p>
-      <w:r>
-        <w:t>“Here’s grandma,” Carol said.</w:t>
-      </w:r>
-    </w:p>
-    <w:p>
-      <w:r>
-        <w:t xml:space="preserve">“Yes dear, she has permission,” </w:t>
-      </w:r>
-      <w:r>
-        <w:t xml:space="preserve">grandma </w:t>
-      </w:r>
-      <w:r>
-        <w:t>said.</w:t>
-      </w:r>
-    </w:p>
-    <w:p>
-      <w:r>
-        <w:t>“We’re going to training now, so we won’t be able to pick you up yet,” Luke said. “I’m training with – wait a minute, she can come to the club, can’t she?”</w:t>
-      </w:r>
-    </w:p>
-    <w:p>
-      <w:r>
-        <w:t xml:space="preserve">“I don’t see why not,” Annie </w:t>
-      </w:r>
-      <w:r>
-        <w:t>said</w:t>
-      </w:r>
-      <w:r>
-        <w:t>.</w:t>
-      </w:r>
-    </w:p>
-    <w:p>
-      <w:r>
-        <w:t xml:space="preserve">“I’ll pick </w:t>
-      </w:r>
-      <w:r>
-        <w:t>Carol</w:t>
-      </w:r>
-      <w:r>
-        <w:t xml:space="preserve"> up and drop her at the Life Force club,” John </w:t>
-      </w:r>
-      <w:r>
-        <w:t>volunteered</w:t>
-      </w:r>
-      <w:r>
-        <w:t>.</w:t>
-      </w:r>
-    </w:p>
-    <w:p>
-      <w:r>
         <w:t>“</w:t>
       </w:r>
       <w:r>
@@ -51342,57 +51184,57 @@
     </w:p>
     <w:p>
       <w:r>
+        <w:t xml:space="preserve">“Are you by any chance the brother of that girl who tried out for the Firedogs? </w:t>
+      </w:r>
+      <w:r>
+        <w:t>Don’t feel embarrassed to be here. We can be friends.”</w:t>
+      </w:r>
+    </w:p>
+    <w:p>
+      <w:r>
+        <w:t>“Phil is a first year and was feeling lonely,” Gladys said, sounding like a mother. “I’m so glad we finally have a second boy. Fill out this form, so you can be an official member of this group.”</w:t>
+      </w:r>
+    </w:p>
+    <w:p>
+      <w:r>
+        <w:t>Luke filled the form.</w:t>
+      </w:r>
+    </w:p>
+    <w:p>
+      <w:r>
+        <w:t>“That’s odd,” Gladys exclaimed, “Both you and your sister has the same name. Please tell her to come. There’s always room for more.”</w:t>
+      </w:r>
+    </w:p>
+    <w:p>
+      <w:r>
+        <w:t>Luke was spared the awkwardness of answering when Carol entered. She gave Luke a hug. All conversation stopped as</w:t>
+      </w:r>
+      <w:r>
+        <w:t xml:space="preserve"> they greeted the little one.</w:t>
+      </w:r>
+    </w:p>
+    <w:p>
+      <w:r>
+        <w:t>Carol proudly identified herself as Luke’s minion. By then it was time to meet the</w:t>
+      </w:r>
+      <w:r>
+        <w:t>ir</w:t>
+      </w:r>
+      <w:r>
+        <w:t xml:space="preserve"> fellow students who needed help.</w:t>
+      </w:r>
+    </w:p>
+    <w:p>
+      <w:r>
+        <w:t>The group entered the other room filled with peop</w:t>
+      </w:r>
+      <w:r>
+        <w:t>le and they encircled the room.</w:t>
+      </w:r>
+    </w:p>
+    <w:p>
+      <w:r>
         <w:lastRenderedPageBreak/>
-        <w:t xml:space="preserve">“Are you by any chance the brother of that girl who tried out for the Firedogs? </w:t>
-      </w:r>
-      <w:r>
-        <w:t>Don’t feel embarrassed to be here. We can be friends.”</w:t>
-      </w:r>
-    </w:p>
-    <w:p>
-      <w:r>
-        <w:t>“Phil is a first year and was feeling lonely,” Gladys said, sounding like a mother. “I’m so glad we finally have a second boy. Fill out this form, so you can be an official member of this group.”</w:t>
-      </w:r>
-    </w:p>
-    <w:p>
-      <w:r>
-        <w:t>Luke filled the form.</w:t>
-      </w:r>
-    </w:p>
-    <w:p>
-      <w:r>
-        <w:t>“That’s odd,” Gladys exclaimed, “Both you and your sister has the same name. Please tell her to come. There’s always room for more.”</w:t>
-      </w:r>
-    </w:p>
-    <w:p>
-      <w:r>
-        <w:t>Luke was spared the awkwardness of answering when Carol entered. She gave Luke a hug. All conversation stopped as</w:t>
-      </w:r>
-      <w:r>
-        <w:t xml:space="preserve"> they greeted the little one.</w:t>
-      </w:r>
-    </w:p>
-    <w:p>
-      <w:r>
-        <w:t>Carol proudly identified herself as Luke’s minion. By then it was time to meet the</w:t>
-      </w:r>
-      <w:r>
-        <w:t>ir</w:t>
-      </w:r>
-      <w:r>
-        <w:t xml:space="preserve"> fellow students who needed help.</w:t>
-      </w:r>
-    </w:p>
-    <w:p>
-      <w:r>
-        <w:t>The group entered the other room filled with peop</w:t>
-      </w:r>
-      <w:r>
-        <w:t>le and they encircled the room.</w:t>
-      </w:r>
-    </w:p>
-    <w:p>
-      <w:r>
         <w:t>“Gladys, Carol wants to join the circle,” Luke called out.</w:t>
       </w:r>
     </w:p>
@@ -51430,26 +51272,17 @@
         <w:t xml:space="preserve">I forgot to ask but, </w:t>
       </w:r>
       <w:r>
-        <w:t xml:space="preserve">is </w:t>
-      </w:r>
-      <w:proofErr w:type="gramStart"/>
-      <w:r>
-        <w:t>th</w:t>
+        <w:t>is th</w:t>
       </w:r>
       <w:r>
         <w:t>is</w:t>
       </w:r>
       <w:r>
-        <w:t xml:space="preserve"> the</w:t>
-      </w:r>
-      <w:proofErr w:type="gramEnd"/>
-      <w:r>
-        <w:t xml:space="preserve"> pink you mentioned before?”</w:t>
-      </w:r>
-    </w:p>
-    <w:p>
-      <w:r>
-        <w:lastRenderedPageBreak/>
+        <w:t xml:space="preserve"> the pink you mentioned before?”</w:t>
+      </w:r>
+    </w:p>
+    <w:p>
+      <w:r>
         <w:t xml:space="preserve">“Yes Proctor Molly,” Luke </w:t>
       </w:r>
       <w:r>
@@ -51528,6 +51361,7 @@
     </w:p>
     <w:p>
       <w:r>
+        <w:lastRenderedPageBreak/>
         <w:t xml:space="preserve">“That stone is forbidden to the general public. You need special Council permission to use it, since it can represent a security treat in the wrong hands,” Molly </w:t>
       </w:r>
       <w:r>
@@ -51560,62 +51394,59 @@
     </w:p>
     <w:p>
       <w:r>
-        <w:t xml:space="preserve">The proctor then explained how to activate the stealth mode. “Turn it on when changing elements or doing anything the general public is not supposed to know about. This includes training with the </w:t>
-      </w:r>
+        <w:t>The proctor then explained how to activate the stealth mode. “Turn it on when changing elements or doing anything the general public is not supposed to know about. This includes training with the necromancer Dr. Bones has chosen. The necromancer is not allowed to know your identity. Unfortunately, for technical reasons, you will only be able to train with him starting tomorrow.”</w:t>
+      </w:r>
+    </w:p>
+    <w:p>
+      <w:r>
+        <w:t>“Let me get this straight,” Luke said. “When I turn this on, only my people, you and Dr. Bones – and the Council – people will recognize me?”</w:t>
+      </w:r>
+    </w:p>
+    <w:p>
+      <w:r>
+        <w:t xml:space="preserve">“No,” Molly </w:t>
+      </w:r>
+      <w:r>
+        <w:t>corrected</w:t>
+      </w:r>
+      <w:r>
+        <w:t xml:space="preserve">. “Only Dr. Bones, </w:t>
+      </w:r>
+      <w:r>
+        <w:t>me</w:t>
+      </w:r>
+      <w:r>
+        <w:t xml:space="preserve"> and your people are on the exemption list. Presumably the </w:t>
+      </w:r>
+      <w:r>
+        <w:t xml:space="preserve">Council </w:t>
+      </w:r>
+      <w:r>
+        <w:t>can track whoever they want to. Even I know almost noth</w:t>
+      </w:r>
+      <w:r>
+        <w:t>ing about them or their powers. For that matter, I’ve never even seen them.”</w:t>
+      </w:r>
+    </w:p>
+    <w:p>
+      <w:r>
+        <w:t>Luke got up and walked away from the group. He came back and asked everyone the question, “Do you recognize me?” Each said, “</w:t>
+      </w:r>
+      <w:r>
+        <w:t>Yes</w:t>
+      </w:r>
+      <w:r>
+        <w:t>.”</w:t>
+      </w:r>
+    </w:p>
+    <w:p>
+      <w:r>
+        <w:t>He then went to Librarian Robert Lee and asked the same question. The library said, “No,” proving the spell was working.</w:t>
+      </w:r>
+    </w:p>
+    <w:p>
       <w:r>
         <w:lastRenderedPageBreak/>
-        <w:t>necromancer Dr. Bones has chosen. The necromancer is not allowed to know your identity. Unfortunately, for technical reasons, you will only be able to train with him starting tomorrow.”</w:t>
-      </w:r>
-    </w:p>
-    <w:p>
-      <w:r>
-        <w:t>“Let me get this straight,” Luke said. “When I turn this on, only my people, you and Dr. Bones – and the Council – people will recognize me?”</w:t>
-      </w:r>
-    </w:p>
-    <w:p>
-      <w:r>
-        <w:t xml:space="preserve">“No,” Molly </w:t>
-      </w:r>
-      <w:r>
-        <w:t>corrected</w:t>
-      </w:r>
-      <w:r>
-        <w:t xml:space="preserve">. “Only Dr. Bones, </w:t>
-      </w:r>
-      <w:r>
-        <w:t>me</w:t>
-      </w:r>
-      <w:r>
-        <w:t xml:space="preserve"> and your people are on the exemption list. Presumably the </w:t>
-      </w:r>
-      <w:r>
-        <w:t xml:space="preserve">Council </w:t>
-      </w:r>
-      <w:r>
-        <w:t>can track whoever they want to. Even I know almost noth</w:t>
-      </w:r>
-      <w:r>
-        <w:t>ing about them or their powers. For that matter, I’ve never even seen them.”</w:t>
-      </w:r>
-    </w:p>
-    <w:p>
-      <w:r>
-        <w:t>Luke got up and walked away from the group. He came back and asked everyone the question, “Do you recognize me?” Each said, “</w:t>
-      </w:r>
-      <w:r>
-        <w:t>Yes</w:t>
-      </w:r>
-      <w:r>
-        <w:t>.”</w:t>
-      </w:r>
-    </w:p>
-    <w:p>
-      <w:r>
-        <w:t>He then went to Librarian Robert Lee and asked the same question. The library said, “No,” proving the spell was working.</w:t>
-      </w:r>
-    </w:p>
-    <w:p>
-      <w:r>
         <w:t xml:space="preserve">Luke returned to the party and placed his rented stone around Carol’s neck. “Don’t get attached to that Carol,” he </w:t>
       </w:r>
       <w:r>
@@ -51663,228 +51494,227 @@
     </w:p>
     <w:p>
       <w:r>
+        <w:t>“Okay Luke, please enter the room. Today I will try with five grays,” Dr. Bones said.</w:t>
+      </w:r>
+    </w:p>
+    <w:p>
+      <w:r>
+        <w:t>Luke entered and was surprised to find a twelve-year-old girl among the boys. He remembered the Life and Death elements were complimentary. Ten percent of girls had the Death element, while ten percent of boys had the Life element.</w:t>
+      </w:r>
+    </w:p>
+    <w:p>
+      <w:r>
+        <w:t>After the experiment, Dr. Bones asked, “How was it?”</w:t>
+      </w:r>
+    </w:p>
+    <w:p>
+      <w:r>
+        <w:t xml:space="preserve">“It was more difficult than Yesterday,” Luke </w:t>
+      </w:r>
+      <w:r>
+        <w:t>confessed</w:t>
+      </w:r>
+      <w:r>
+        <w:t xml:space="preserve"> as he rubbed </w:t>
+      </w:r>
+      <w:r>
+        <w:t>the heads of the five children.</w:t>
+      </w:r>
+    </w:p>
+    <w:p>
+      <w:r>
+        <w:t xml:space="preserve">“That’s not surprising,” Dr. Bones </w:t>
+      </w:r>
+      <w:r>
+        <w:t>said</w:t>
+      </w:r>
+      <w:r>
+        <w:t>. “The closer to your limit you get, the harder it becomes, until I assume it becomes impossible, or you die.</w:t>
+      </w:r>
+      <w:r>
+        <w:t xml:space="preserve"> I increased it to five because I needed more data.</w:t>
+      </w:r>
+    </w:p>
+    <w:p>
+      <w:r>
+        <w:t>“The necromancer won’t be available until tomorrow. How much time can you spend a day working with him?”</w:t>
+      </w:r>
+    </w:p>
+    <w:p>
+      <w:r>
         <w:lastRenderedPageBreak/>
-        <w:t>“Okay Luke, please enter the room. Today I will try with five grays,” Dr. Bones said.</w:t>
-      </w:r>
-    </w:p>
-    <w:p>
-      <w:r>
-        <w:t>Luke entered and was surprised to find a twelve-year-old girl among the boys. He remembered the Life and Death elements were complimentary. Ten percent of girls had the Death element, while ten percent of boys had the Life element.</w:t>
-      </w:r>
-    </w:p>
-    <w:p>
-      <w:r>
-        <w:t>After the experiment, Dr. Bones asked, “How was it?”</w:t>
-      </w:r>
-    </w:p>
-    <w:p>
-      <w:r>
-        <w:t xml:space="preserve">“It was more difficult than Yesterday,” Luke </w:t>
-      </w:r>
-      <w:r>
-        <w:t>confessed</w:t>
-      </w:r>
-      <w:r>
-        <w:t xml:space="preserve"> as he rubbed </w:t>
-      </w:r>
-      <w:r>
-        <w:t>the heads of the five children.</w:t>
-      </w:r>
-    </w:p>
-    <w:p>
-      <w:r>
-        <w:t xml:space="preserve">“That’s not surprising,” Dr. Bones </w:t>
+        <w:t xml:space="preserve">Luke looked at the </w:t>
+      </w:r>
+      <w:r>
+        <w:t xml:space="preserve">leaving </w:t>
+      </w:r>
+      <w:r>
+        <w:t>children and said, “As long as it takes.”</w:t>
+      </w:r>
+    </w:p>
+    <w:p>
+      <w:r>
+        <w:t>“Would two hours a day be fine?” Dr. Bones asked.</w:t>
+      </w:r>
+    </w:p>
+    <w:p>
+      <w:r>
+        <w:t>That would mean no more hunts. Luke hesitated a moment and then said, “Yes Dr. Bones, I will do whatever is necessary to fulfill my duties.”</w:t>
+      </w:r>
+    </w:p>
+    <w:p>
+      <w:r>
+        <w:t>“He</w:t>
+      </w:r>
+      <w:r>
+        <w:t>’</w:t>
+      </w:r>
+      <w:r>
+        <w:t>ll be able to take you anytime, since necromancers don’t sleep,” Dr. Bones said.</w:t>
+      </w:r>
+    </w:p>
+    <w:p>
+      <w:r>
+        <w:t xml:space="preserve">“Normally after school we go hunting, </w:t>
+      </w:r>
+      <w:r>
+        <w:t>and then</w:t>
+      </w:r>
+      <w:r>
+        <w:t xml:space="preserve"> eat, and then study,” Luke said. “That should be – how about every night at 10:00PM?”</w:t>
+      </w:r>
+    </w:p>
+    <w:p>
+      <w:r>
+        <w:t>“A growing teenage boy shouldn’t be staying up so late at night,” Molly exclaimed.</w:t>
+      </w:r>
+    </w:p>
+    <w:p>
+      <w:r>
+        <w:t>“What about Life training?” Annie asked.</w:t>
+      </w:r>
+    </w:p>
+    <w:p>
+      <w:r>
+        <w:t>“Why don’t you and Annie...” John began.</w:t>
+      </w:r>
+    </w:p>
+    <w:p>
+      <w:r>
+        <w:t>“And me,” Carol interrupted.</w:t>
+      </w:r>
+    </w:p>
+    <w:p>
+      <w:r>
+        <w:t>“...do your Life training while we hunt?” John finished.</w:t>
+      </w:r>
+    </w:p>
+    <w:p>
+      <w:r>
+        <w:t xml:space="preserve">“Don’t feel guilty about not coming,” Jane </w:t>
+      </w:r>
+      <w:r>
+        <w:t>urged</w:t>
+      </w:r>
+      <w:r>
+        <w:t>. “We all must do the things we can.”</w:t>
+      </w:r>
+    </w:p>
+    <w:p>
+      <w:r>
+        <w:t xml:space="preserve">“That’s right,” Carney </w:t>
+      </w:r>
+      <w:r>
+        <w:t>agreed</w:t>
+      </w:r>
+      <w:r>
+        <w:t>. “We need to do our part to, or we’ll feel useless to you.”</w:t>
+      </w:r>
+    </w:p>
+    <w:p>
+      <w:r>
+        <w:t>Jamie and Sara nodded.</w:t>
+      </w:r>
+    </w:p>
+    <w:p>
+      <w:r>
+        <w:t xml:space="preserve">“Don’t be a glory hog,” Harry </w:t>
+      </w:r>
+      <w:r>
+        <w:t>added</w:t>
+      </w:r>
+      <w:r>
+        <w:t>. “Leave some for us.”</w:t>
+      </w:r>
+    </w:p>
+    <w:p>
+      <w:r>
+        <w:t xml:space="preserve">“We can take care of ourselves,” </w:t>
+      </w:r>
+      <w:r>
+        <w:t>Amarah</w:t>
+      </w:r>
+      <w:r>
+        <w:t xml:space="preserve"> </w:t>
+      </w:r>
+      <w:r>
+        <w:t>scolded</w:t>
+      </w:r>
+      <w:r>
+        <w:t>. “Don’t be so arrogant.”</w:t>
+      </w:r>
+    </w:p>
+    <w:p>
+      <w:r>
+        <w:lastRenderedPageBreak/>
+        <w:t>“All right,” Luke said reluctantly, feeling everyone was ganging up on him. “I guess I’m outvoted. We’ll do Life Force training while you hunt.”</w:t>
+      </w:r>
+    </w:p>
+    <w:p>
+      <w:r>
+        <w:t xml:space="preserve">“We are still dividing the loot equally, since we’re all doing our part,” John </w:t>
+      </w:r>
+      <w:r>
+        <w:t>announced</w:t>
+      </w:r>
+      <w:r>
+        <w:t>. “We’ll just register you for the tally, so we can maximize profits.”</w:t>
+      </w:r>
+    </w:p>
+    <w:p>
+      <w:r>
+        <w:t>“I’ll look for a suitable place for you to train,” Molly said. “In the meantime you can go on your hunt now.”</w:t>
+      </w:r>
+    </w:p>
+    <w:p>
+      <w:r>
+        <w:t xml:space="preserve">Waving goodbye, they headed for the gateyard. “Let’s change before going,” John said and they stopped by the public washrooms. </w:t>
+      </w:r>
+      <w:r>
+        <w:t>After t</w:t>
+      </w:r>
+      <w:r>
+        <w:t>hat, they were on their way.</w:t>
+      </w:r>
+    </w:p>
+    <w:p>
+      <w:r>
+        <w:t>“We will be hunting – Luke, what’s your level in lightning?” John asked.</w:t>
+      </w:r>
+    </w:p>
+    <w:p>
+      <w:r>
+        <w:t xml:space="preserve">“Only two,” Luke </w:t>
       </w:r>
       <w:r>
         <w:t>said</w:t>
       </w:r>
       <w:r>
-        <w:t>. “The closer to your limit you get, the harder it becomes, until I assume it becomes impossible, or you die.</w:t>
-      </w:r>
-      <w:r>
-        <w:t xml:space="preserve"> I increased it to five because I needed more data.</w:t>
-      </w:r>
-    </w:p>
-    <w:p>
-      <w:r>
-        <w:t>“The necromancer won’t be available until tomorrow. How much time can you spend a day working with him?”</w:t>
-      </w:r>
-    </w:p>
-    <w:p>
-      <w:r>
-        <w:t xml:space="preserve">Luke looked at the </w:t>
-      </w:r>
-      <w:r>
-        <w:t xml:space="preserve">leaving </w:t>
-      </w:r>
-      <w:r>
-        <w:t>children and said, “As long as it takes.”</w:t>
-      </w:r>
-    </w:p>
-    <w:p>
-      <w:r>
-        <w:t>“Would two hours a day be fine?” Dr. Bones asked.</w:t>
-      </w:r>
-    </w:p>
-    <w:p>
-      <w:r>
-        <w:t>That would mean no more hunts. Luke hesitated a moment and then said, “Yes Dr. Bones, I will do whatever is necessary to fulfill my duties.”</w:t>
-      </w:r>
-    </w:p>
-    <w:p>
-      <w:r>
-        <w:t>“He</w:t>
-      </w:r>
-      <w:r>
-        <w:t>’</w:t>
-      </w:r>
-      <w:r>
-        <w:t>ll be able to take you anytime, since necromancers don’t sleep,” Dr. Bones said.</w:t>
-      </w:r>
-    </w:p>
-    <w:p>
-      <w:r>
-        <w:t xml:space="preserve">“Normally after school we go hunting, </w:t>
-      </w:r>
-      <w:r>
-        <w:t>and then</w:t>
-      </w:r>
-      <w:r>
-        <w:t xml:space="preserve"> eat, and then study,” Luke said. “That should be – how about every night at 10:00PM?”</w:t>
-      </w:r>
-    </w:p>
-    <w:p>
-      <w:r>
-        <w:t>“A growing teenage boy shouldn’t be staying up so late at night,” Molly exclaimed.</w:t>
-      </w:r>
-    </w:p>
-    <w:p>
-      <w:r>
-        <w:t>“What about Life training?” Annie asked.</w:t>
-      </w:r>
-    </w:p>
-    <w:p>
-      <w:r>
-        <w:lastRenderedPageBreak/>
-        <w:t>“Why don’t you and Annie...” John began.</w:t>
-      </w:r>
-    </w:p>
-    <w:p>
-      <w:r>
-        <w:t>“And me,” Carol interrupted.</w:t>
-      </w:r>
-    </w:p>
-    <w:p>
-      <w:r>
-        <w:t>“...do your Life training while we hunt?” John finished.</w:t>
-      </w:r>
-    </w:p>
-    <w:p>
-      <w:r>
-        <w:t xml:space="preserve">“Don’t feel guilty about not coming,” Jane </w:t>
-      </w:r>
-      <w:r>
-        <w:t>urged</w:t>
-      </w:r>
-      <w:r>
-        <w:t>. “We all must do the things we can.”</w:t>
-      </w:r>
-    </w:p>
-    <w:p>
-      <w:r>
-        <w:t xml:space="preserve">“That’s right,” Carney </w:t>
-      </w:r>
-      <w:r>
-        <w:t>agreed</w:t>
-      </w:r>
-      <w:r>
-        <w:t>. “We need to do our part to, or we’ll feel useless to you.”</w:t>
-      </w:r>
-    </w:p>
-    <w:p>
-      <w:r>
-        <w:t>Jamie and Sara nodded.</w:t>
-      </w:r>
-    </w:p>
-    <w:p>
-      <w:r>
-        <w:t xml:space="preserve">“Don’t be a glory hog,” Harry </w:t>
-      </w:r>
-      <w:r>
-        <w:t>added</w:t>
-      </w:r>
-      <w:r>
-        <w:t>. “Leave some for us.”</w:t>
-      </w:r>
-    </w:p>
-    <w:p>
-      <w:r>
-        <w:t xml:space="preserve">“We can take care of ourselves,” </w:t>
-      </w:r>
-      <w:r>
-        <w:t>Amarah</w:t>
-      </w:r>
-      <w:r>
-        <w:t xml:space="preserve"> </w:t>
-      </w:r>
-      <w:r>
-        <w:t>scolded</w:t>
-      </w:r>
-      <w:r>
-        <w:t>. “Don’t be so arrogant.”</w:t>
-      </w:r>
-    </w:p>
-    <w:p>
-      <w:r>
-        <w:t>“All right,” Luke said reluctantly, feeling everyone was ganging up on him. “I guess I’m outvoted. We’ll do Life Force training while you hunt.”</w:t>
-      </w:r>
-    </w:p>
-    <w:p>
-      <w:r>
-        <w:t xml:space="preserve">“We are still dividing the loot equally, since we’re all doing our part,” John </w:t>
-      </w:r>
-      <w:r>
-        <w:t>announced</w:t>
-      </w:r>
-      <w:r>
-        <w:t>. “We’ll just register you for the tally, so we can maximize profits.”</w:t>
-      </w:r>
-    </w:p>
-    <w:p>
-      <w:r>
-        <w:t>“I’ll look for a suitable place for you to train,” Molly said. “In the meantime you can go on your hunt now.”</w:t>
-      </w:r>
-    </w:p>
-    <w:p>
-      <w:r>
-        <w:t xml:space="preserve">Waving goodbye, they headed for the gateyard. “Let’s change before going,” John said and they stopped by the public washrooms. </w:t>
-      </w:r>
-      <w:r>
-        <w:t>After t</w:t>
-      </w:r>
-      <w:r>
-        <w:t>hat, they were on their way.</w:t>
-      </w:r>
-    </w:p>
-    <w:p>
-      <w:r>
-        <w:t>“We will be hunting – Luke, what’s your level in lightning?” John asked.</w:t>
-      </w:r>
-    </w:p>
-    <w:p>
-      <w:r>
-        <w:t xml:space="preserve">“Only two,” Luke </w:t>
-      </w:r>
-      <w:r>
-        <w:t>said</w:t>
-      </w:r>
-      <w:r>
         <w:t>, feeling embarrassed.</w:t>
       </w:r>
     </w:p>
     <w:p>
       <w:r>
-        <w:lastRenderedPageBreak/>
         <w:t xml:space="preserve">“No problem,” John said. “By the end of the day, you should be a level three </w:t>
       </w:r>
       <w:r>
@@ -51936,6 +51766,7 @@
     </w:p>
     <w:p>
       <w:r>
+        <w:lastRenderedPageBreak/>
         <w:t xml:space="preserve">“Also, people living in the boonies rarely have access to healers,” Annie </w:t>
       </w:r>
       <w:r>
@@ -51996,7 +51827,6 @@
     </w:p>
     <w:p>
       <w:r>
-        <w:lastRenderedPageBreak/>
         <w:t>The creatures went down and the others in the group went to work extracting the substance.</w:t>
       </w:r>
     </w:p>
@@ -52077,6 +51907,7 @@
     </w:p>
     <w:p>
       <w:r>
+        <w:lastRenderedPageBreak/>
         <w:t xml:space="preserve">A moment later Luke felt intense pain as Carol jumped on him and kneed him in the money bags. He got up, grabbed </w:t>
       </w:r>
       <w:r>
@@ -52134,52 +51965,55 @@
     </w:p>
     <w:p>
       <w:r>
+        <w:t>“Congratulations, Kitten,” Luke said. “You saw something most people will never get to see.”</w:t>
+      </w:r>
+    </w:p>
+    <w:p>
+      <w:r>
+        <w:t>“That’s not funny,” Annie said angrily.</w:t>
+      </w:r>
+    </w:p>
+    <w:p>
+      <w:r>
+        <w:t xml:space="preserve">“Sorry,” Luke said, regretting his choice of words. He rubbed his stomach. “I don’t feel any pain,” he </w:t>
+      </w:r>
+      <w:r>
+        <w:t>murmured</w:t>
+      </w:r>
+      <w:r>
+        <w:t>. “I can’t believe I have to wear a hospital gown in this world. I can feel a draft on my butt. I don’t understand how people can wear dresses.”</w:t>
+      </w:r>
+    </w:p>
+    <w:p>
+      <w:r>
+        <w:t xml:space="preserve">“Are you sure you should be talking about butts in a room full of ladies?” Harry </w:t>
+      </w:r>
+      <w:r>
+        <w:t xml:space="preserve">asked, </w:t>
+      </w:r>
+      <w:r>
+        <w:t>laugh</w:t>
+      </w:r>
+      <w:r>
+        <w:t>ing</w:t>
+      </w:r>
+      <w:r>
+        <w:t>.</w:t>
+      </w:r>
+    </w:p>
+    <w:p>
+      <w:r>
+        <w:t xml:space="preserve">Just then the doctor entered. “Young man, the purpose of those gowns </w:t>
+      </w:r>
+      <w:r>
+        <w:t>isn</w:t>
+      </w:r>
+      <w:r>
+        <w:t xml:space="preserve">’t to embarrass you. They have a special magical quality that </w:t>
+      </w:r>
+      <w:r>
         <w:lastRenderedPageBreak/>
-        <w:t>“Congratulations, Kitten,” Luke said. “You saw something most people will never get to see.”</w:t>
-      </w:r>
-    </w:p>
-    <w:p>
-      <w:r>
-        <w:t>“That’s not funny,” Annie said angrily.</w:t>
-      </w:r>
-    </w:p>
-    <w:p>
-      <w:r>
-        <w:t xml:space="preserve">“Sorry,” Luke said, regretting his choice of words. He rubbed his stomach. “I don’t feel any pain,” he </w:t>
-      </w:r>
-      <w:r>
-        <w:t>murmured</w:t>
-      </w:r>
-      <w:r>
-        <w:t>. “I can’t believe I have to wear a hospital gown in this world. I can feel a draft on my butt. I don’t understand how people can wear dresses.”</w:t>
-      </w:r>
-    </w:p>
-    <w:p>
-      <w:r>
-        <w:t xml:space="preserve">“Are you sure you should be talking about butts in a room full of ladies?” Harry </w:t>
-      </w:r>
-      <w:r>
-        <w:t xml:space="preserve">asked, </w:t>
-      </w:r>
-      <w:r>
-        <w:t>laugh</w:t>
-      </w:r>
-      <w:r>
-        <w:t>ing</w:t>
-      </w:r>
-      <w:r>
-        <w:t>.</w:t>
-      </w:r>
-    </w:p>
-    <w:p>
-      <w:r>
-        <w:t xml:space="preserve">Just then the doctor entered. “Young man, the purpose of those gowns </w:t>
-      </w:r>
-      <w:r>
-        <w:t>isn</w:t>
-      </w:r>
-      <w:r>
-        <w:t>’t to embarrass you. They have a special magical quality that aids in the healing process</w:t>
+        <w:t>aids in the healing process</w:t>
       </w:r>
       <w:r>
         <w:t>, and they aid in quickly undressing when necessary</w:t>
@@ -52245,211 +52079,211 @@
     </w:p>
     <w:p>
       <w:r>
+        <w:t>Luke jumped out of bed and ran to the doctor. He forced her to her feet. “Please don’t kneel to me. That’s disturbing. Where I come from, you only kneel to God, and I’m far from being divine.”</w:t>
+      </w:r>
+    </w:p>
+    <w:p>
+      <w:r>
+        <w:t>“I can see your butt,” Carol said and giggled.</w:t>
+      </w:r>
+    </w:p>
+    <w:p>
+      <w:r>
+        <w:t xml:space="preserve">“I didn’t know you had such a sexy butt,” Harry </w:t>
+      </w:r>
+      <w:r>
+        <w:t>added</w:t>
+      </w:r>
+      <w:r>
+        <w:t>.</w:t>
+      </w:r>
+    </w:p>
+    <w:p>
+      <w:r>
+        <w:t>“</w:t>
+      </w:r>
+      <w:r>
+        <w:t xml:space="preserve">Harry, </w:t>
+      </w:r>
+      <w:r>
+        <w:t xml:space="preserve">I think you need your eyes checked,” Luke </w:t>
+      </w:r>
+      <w:r>
+        <w:t>suggested</w:t>
+      </w:r>
+      <w:r>
+        <w:t>.</w:t>
+      </w:r>
+    </w:p>
+    <w:p>
+      <w:r>
+        <w:t xml:space="preserve">Luke glanced back at </w:t>
+      </w:r>
+      <w:r>
+        <w:t>Carol</w:t>
+      </w:r>
+      <w:r>
+        <w:t xml:space="preserve"> and said, “Congratulations.” He then spoke to the doctor. “Doctor, I don’t give a damn about status. People should be judged on their own merits. As my dad likes saying, ‘Only those who walk their own path, regardless of the opinions of others deserve respect.’ ”</w:t>
+      </w:r>
+    </w:p>
+    <w:p>
+      <w:r>
         <w:lastRenderedPageBreak/>
-        <w:t>Luke jumped out of bed and ran to the doctor. He forced her to her feet. “Please don’t kneel to me. That’s disturbing. Where I come from, you only kneel to God, and I’m far from being divine.”</w:t>
-      </w:r>
-    </w:p>
-    <w:p>
-      <w:r>
-        <w:t>“I can see your butt,” Carol said and giggled.</w:t>
-      </w:r>
-    </w:p>
-    <w:p>
-      <w:r>
-        <w:t xml:space="preserve">“I didn’t know you had such a sexy butt,” Harry </w:t>
-      </w:r>
-      <w:r>
-        <w:t>added</w:t>
-      </w:r>
-      <w:r>
-        <w:t>.</w:t>
-      </w:r>
-    </w:p>
-    <w:p>
+        <w:t xml:space="preserve">“May I ask who </w:t>
+      </w:r>
+      <w:r>
+        <w:t>your dad is</w:t>
+      </w:r>
+      <w:r>
+        <w:t>?” the doctor asked.</w:t>
+      </w:r>
+    </w:p>
+    <w:p>
+      <w:r>
+        <w:t xml:space="preserve">Luke let go of the doctor and </w:t>
+      </w:r>
+      <w:r>
+        <w:t>backed up</w:t>
+      </w:r>
+      <w:r>
+        <w:t xml:space="preserve"> to the bed and sat down. “Anakin Skywalker,” he </w:t>
+      </w:r>
+      <w:r>
+        <w:t>answered</w:t>
+      </w:r>
+      <w:r>
+        <w:t>.</w:t>
+      </w:r>
+    </w:p>
+    <w:p>
+      <w:r>
+        <w:t xml:space="preserve">The doctor fell to her knee again and </w:t>
+      </w:r>
+      <w:r>
+        <w:t>exclaimed in a voice filled with awe</w:t>
+      </w:r>
+      <w:r>
+        <w:t>, “Oh my God. You’re the lost prince.”</w:t>
+      </w:r>
+    </w:p>
+    <w:p>
+      <w:r>
+        <w:t>Again Luke had to run to the doctor and force her to stand. “Will you please stop doing that? I told you I don’t like that sort of thing. You’ve already seen my guts, haven’t you? How royal can that mak</w:t>
+      </w:r>
+      <w:r>
+        <w:t>e me? Not very much in my books,</w:t>
+      </w:r>
+      <w:r>
+        <w:t>”</w:t>
+      </w:r>
+      <w:r>
+        <w:t xml:space="preserve"> Luke added.</w:t>
+      </w:r>
+    </w:p>
+    <w:p>
+      <w:r>
+        <w:t xml:space="preserve">Luke </w:t>
+      </w:r>
+      <w:r>
+        <w:t xml:space="preserve">returned </w:t>
+      </w:r>
+      <w:r>
+        <w:t xml:space="preserve">to the bed. A thought came to him. </w:t>
+      </w:r>
+      <w:r>
+        <w:t xml:space="preserve">He bowed to </w:t>
+      </w:r>
+      <w:r>
+        <w:t xml:space="preserve">the doctor and </w:t>
+      </w:r>
+      <w:r>
+        <w:t>said,</w:t>
+      </w:r>
+      <w:r>
+        <w:t xml:space="preserve"> “Thank-you for saving my life.” He sat down beside Carol. “Can I get rid of this gown?”</w:t>
+      </w:r>
+    </w:p>
+    <w:p>
+      <w:r>
+        <w:t xml:space="preserve">“I can do that,” Carol </w:t>
+      </w:r>
+      <w:r>
+        <w:t>volunteered</w:t>
+      </w:r>
+      <w:r>
+        <w:t xml:space="preserve">. She </w:t>
+      </w:r>
+      <w:r>
+        <w:t>stepped</w:t>
+      </w:r>
+      <w:r>
+        <w:t xml:space="preserve"> in front of Luke and touched his armor stone. His gown disappeared.</w:t>
+      </w:r>
+    </w:p>
+    <w:p>
+      <w:r>
+        <w:t xml:space="preserve">Luke looked at Carol in astonishment. “Your element has activated,” Luke said excitedly. </w:t>
+      </w:r>
       <w:r>
         <w:t>“</w:t>
       </w:r>
       <w:r>
-        <w:t xml:space="preserve">Harry, </w:t>
-      </w:r>
-      <w:r>
-        <w:t xml:space="preserve">I think you need your eyes checked,” Luke </w:t>
-      </w:r>
-      <w:r>
-        <w:t>suggested</w:t>
-      </w:r>
-      <w:r>
-        <w:t>.</w:t>
-      </w:r>
-    </w:p>
-    <w:p>
-      <w:r>
-        <w:t xml:space="preserve">Luke glanced back at </w:t>
-      </w:r>
-      <w:r>
-        <w:t>Carol</w:t>
-      </w:r>
-      <w:r>
-        <w:t xml:space="preserve"> and said, “Congratulations.” He then spoke to the doctor. “Doctor, I don’t give a damn about status. People should be judged on their own merits. As my dad likes saying, ‘Only those who walk their own path, regardless of the opinions of others deserve respect.’ ”</w:t>
-      </w:r>
-    </w:p>
-    <w:p>
-      <w:r>
-        <w:t xml:space="preserve">“May I ask who </w:t>
-      </w:r>
-      <w:r>
-        <w:t>your dad is</w:t>
-      </w:r>
-      <w:r>
-        <w:t>?” the doctor asked.</w:t>
-      </w:r>
-    </w:p>
-    <w:p>
-      <w:r>
-        <w:t xml:space="preserve">Luke let go of the doctor and </w:t>
-      </w:r>
-      <w:r>
-        <w:t>backed up</w:t>
-      </w:r>
-      <w:r>
-        <w:t xml:space="preserve"> to the bed and sat down. “Anakin Skywalker,” he </w:t>
-      </w:r>
-      <w:r>
-        <w:t>answered</w:t>
-      </w:r>
-      <w:r>
-        <w:t>.</w:t>
-      </w:r>
-    </w:p>
-    <w:p>
-      <w:r>
-        <w:t xml:space="preserve">The doctor fell to her knee again and </w:t>
-      </w:r>
-      <w:r>
-        <w:t>exclaimed in a voice filled with awe</w:t>
-      </w:r>
-      <w:r>
-        <w:t>, “Oh my God. You’re the lost prince.”</w:t>
-      </w:r>
-    </w:p>
-    <w:p>
-      <w:r>
-        <w:t>Again Luke had to run to the doctor and force her to stand. “Will you please stop doing that? I told you I don’t like that sort of thing. You’ve already seen my guts, haven’t you? How royal can that mak</w:t>
-      </w:r>
-      <w:r>
-        <w:t>e me? Not very much in my books,</w:t>
-      </w:r>
-      <w:r>
-        <w:t>”</w:t>
-      </w:r>
-      <w:r>
-        <w:t xml:space="preserve"> Luke added.</w:t>
-      </w:r>
-    </w:p>
-    <w:p>
-      <w:r>
-        <w:t xml:space="preserve">Luke </w:t>
-      </w:r>
-      <w:r>
-        <w:t xml:space="preserve">returned </w:t>
-      </w:r>
-      <w:r>
-        <w:t xml:space="preserve">to the bed. A thought came to him. </w:t>
-      </w:r>
-      <w:r>
-        <w:t xml:space="preserve">He bowed to </w:t>
-      </w:r>
-      <w:r>
-        <w:t xml:space="preserve">the doctor and </w:t>
-      </w:r>
-      <w:r>
-        <w:t>said,</w:t>
-      </w:r>
-      <w:r>
-        <w:t xml:space="preserve"> “Thank-you for saving my life.” He sat down beside Carol. “Can I get rid of this gown?”</w:t>
-      </w:r>
-    </w:p>
-    <w:p>
-      <w:r>
-        <w:t xml:space="preserve">“I can do that,” Carol </w:t>
-      </w:r>
-      <w:r>
-        <w:t>volunteered</w:t>
-      </w:r>
-      <w:r>
-        <w:t xml:space="preserve">. She </w:t>
-      </w:r>
-      <w:r>
-        <w:t>stepped</w:t>
-      </w:r>
-      <w:r>
-        <w:t xml:space="preserve"> in front of Luke and touched his armor stone. His gown disappeared.</w:t>
-      </w:r>
-    </w:p>
-    <w:p>
+        <w:t>I’m so proud of you,” he said and gave Carol a hug. “Magic is so incredible, and now you’re part of it.”</w:t>
+      </w:r>
+    </w:p>
+    <w:p>
+      <w:r>
+        <w:t>Luke noted that his friends were just staring at him with amused expressions. He ignored them and let go of Carol. “Carol we need to celebrate this occasion.”</w:t>
+      </w:r>
+    </w:p>
+    <w:p>
+      <w:r>
+        <w:t>Carol looked down and said, “I can see your pee-pee.” She giggled.</w:t>
+      </w:r>
+    </w:p>
+    <w:p>
+      <w:r>
+        <w:t xml:space="preserve">Luke’s hand jerked to his armor stone. In a moment he was fully clothed in his </w:t>
+      </w:r>
+      <w:r>
+        <w:t>regular</w:t>
+      </w:r>
+      <w:r>
+        <w:t xml:space="preserve"> clothes.</w:t>
+      </w:r>
+    </w:p>
+    <w:p>
+      <w:r>
+        <w:t>He turned to the others and said, “Sorry about that. I was so excited that Carol got her power that I didn’t notice what she did.”</w:t>
+      </w:r>
+    </w:p>
+    <w:p>
+      <w:r>
+        <w:t xml:space="preserve">“Don’t worry,” Annie </w:t>
+      </w:r>
+      <w:r>
+        <w:t>assured</w:t>
+      </w:r>
+      <w:r>
+        <w:t>. “No one saw anything.”</w:t>
+      </w:r>
+    </w:p>
+    <w:p>
+      <w:proofErr w:type="gramStart"/>
       <w:r>
         <w:lastRenderedPageBreak/>
-        <w:t xml:space="preserve">Luke looked at Carol in astonishment. “Your element has activated,” Luke said excitedly. </w:t>
-      </w:r>
-      <w:r>
-        <w:t>“</w:t>
-      </w:r>
-      <w:r>
-        <w:t>I’m so proud of you,” he said and gave Carol a hug. “Magic is so incredible, and now you’re part of it.”</w:t>
-      </w:r>
-    </w:p>
-    <w:p>
-      <w:r>
-        <w:t>Luke noted that his friends were just staring at him with amused expressions. He ignored them and let go of Carol. “Carol we need to celebrate this occasion.”</w:t>
-      </w:r>
-    </w:p>
-    <w:p>
-      <w:r>
-        <w:t>Carol looked down and said, “I can see your pee-pee.” She giggled.</w:t>
-      </w:r>
-    </w:p>
-    <w:p>
-      <w:r>
-        <w:t xml:space="preserve">Luke’s hand jerked to his armor stone. In a moment he was fully clothed in his </w:t>
-      </w:r>
-      <w:r>
-        <w:t>regular</w:t>
-      </w:r>
-      <w:r>
-        <w:t xml:space="preserve"> clothes.</w:t>
-      </w:r>
-    </w:p>
-    <w:p>
-      <w:r>
-        <w:t>He turned to the others and said, “Sorry about that. I was so excited that Carol got her power that I didn’t notice what she did.”</w:t>
-      </w:r>
-    </w:p>
-    <w:p>
-      <w:r>
-        <w:t xml:space="preserve">“Don’t worry,” Annie </w:t>
-      </w:r>
-      <w:r>
-        <w:t>assured</w:t>
-      </w:r>
-      <w:r>
-        <w:t>. “No one saw anything.”</w:t>
-      </w:r>
-    </w:p>
-    <w:p>
+        <w:t>No one except Carol.</w:t>
+      </w:r>
+      <w:proofErr w:type="gramEnd"/>
+      <w:r>
+        <w:t xml:space="preserve"> </w:t>
+      </w:r>
       <w:proofErr w:type="gramStart"/>
       <w:r>
-        <w:t>No one except Carol.</w:t>
+        <w:t>Whatever.</w:t>
       </w:r>
       <w:proofErr w:type="gramEnd"/>
       <w:r>
-        <w:t xml:space="preserve"> </w:t>
-      </w:r>
-      <w:proofErr w:type="gramStart"/>
-      <w:r>
-        <w:t>Whatever.</w:t>
-      </w:r>
-      <w:proofErr w:type="gramEnd"/>
-      <w:r>
         <w:t xml:space="preserve"> The important thing was he wasn’t in trouble.</w:t>
       </w:r>
     </w:p>
@@ -52497,7 +52331,6 @@
     </w:p>
     <w:p>
       <w:r>
-        <w:lastRenderedPageBreak/>
         <w:t>“I say we party,” Harry said. “What’s the point of having money if we never spend it?”</w:t>
       </w:r>
     </w:p>
@@ -52554,6 +52387,7 @@
     </w:p>
     <w:p>
       <w:r>
+        <w:lastRenderedPageBreak/>
         <w:t>The others stepped out the door.</w:t>
       </w:r>
     </w:p>
@@ -52596,79 +52430,79 @@
     </w:p>
     <w:p>
       <w:r>
+        <w:t xml:space="preserve">“Carney said you were injured and taken to the hospital,” </w:t>
+      </w:r>
+      <w:r>
+        <w:t xml:space="preserve">Mrs. Andrews </w:t>
+      </w:r>
+      <w:r>
+        <w:t xml:space="preserve">said worriedly. “Are you </w:t>
+      </w:r>
+      <w:r>
+        <w:t>okay?</w:t>
+      </w:r>
+      <w:r>
+        <w:t>”</w:t>
+      </w:r>
+    </w:p>
+    <w:p>
+      <w:r>
+        <w:t>Luke just shrugged. “It was just a minor flesh wound...”</w:t>
+      </w:r>
+    </w:p>
+    <w:p>
+      <w:r>
+        <w:t>“</w:t>
+      </w:r>
+      <w:r>
+        <w:t>That was a m</w:t>
+      </w:r>
+      <w:r>
+        <w:t xml:space="preserve">inor flesh wound?” Annie </w:t>
+      </w:r>
+      <w:r>
+        <w:t>asked</w:t>
+      </w:r>
+      <w:r>
+        <w:t xml:space="preserve"> angrily. “You were run through.”</w:t>
+      </w:r>
+    </w:p>
+    <w:p>
+      <w:r>
+        <w:t xml:space="preserve">Luke just shrugged. “I had you to heal me. And now I have Carol,” Luke said. He turned to the parents and continued. “Mr. Andrews, Mrs. Andrews, </w:t>
+      </w:r>
+      <w:r>
+        <w:t xml:space="preserve">Grandma, </w:t>
+      </w:r>
+      <w:r>
+        <w:t>we have incredible news to share. Carol’s power has just been activated. Isn’t that incredible?”</w:t>
+      </w:r>
+    </w:p>
+    <w:p>
+      <w:r>
+        <w:t xml:space="preserve">The family congratulated Carol and there </w:t>
+      </w:r>
+      <w:r>
+        <w:t>were</w:t>
+      </w:r>
+      <w:r>
+        <w:t xml:space="preserve"> plenty of hugs and kisses. Luke handed the girl over to the father and stepped out of the way.</w:t>
+      </w:r>
+    </w:p>
+    <w:p>
+      <w:r>
+        <w:t xml:space="preserve">“How did this happen?” </w:t>
+      </w:r>
+      <w:r>
+        <w:t xml:space="preserve">Mrs. Andrews </w:t>
+      </w:r>
+      <w:r>
+        <w:t>asked.</w:t>
+      </w:r>
+    </w:p>
+    <w:p>
+      <w:r>
         <w:lastRenderedPageBreak/>
-        <w:t xml:space="preserve">“Carney said you were injured and taken to the hospital,” </w:t>
-      </w:r>
-      <w:r>
-        <w:t xml:space="preserve">Mrs. Andrews </w:t>
-      </w:r>
-      <w:r>
-        <w:t xml:space="preserve">said worriedly. “Are you </w:t>
-      </w:r>
-      <w:r>
-        <w:t>okay?</w:t>
-      </w:r>
-      <w:r>
-        <w:t>”</w:t>
-      </w:r>
-    </w:p>
-    <w:p>
-      <w:r>
-        <w:t>Luke just shrugged. “It was just a minor flesh wound...”</w:t>
-      </w:r>
-    </w:p>
-    <w:p>
-      <w:r>
-        <w:t>“</w:t>
-      </w:r>
-      <w:r>
-        <w:t>That was a m</w:t>
-      </w:r>
-      <w:r>
-        <w:t xml:space="preserve">inor flesh wound?” Annie </w:t>
-      </w:r>
-      <w:r>
-        <w:t>asked</w:t>
-      </w:r>
-      <w:r>
-        <w:t xml:space="preserve"> angrily. “You were run through.”</w:t>
-      </w:r>
-    </w:p>
-    <w:p>
-      <w:r>
-        <w:t xml:space="preserve">Luke just shrugged. “I had you to heal me. And now I have Carol,” Luke said. He turned to the parents and continued. “Mr. Andrews, Mrs. Andrews, </w:t>
-      </w:r>
-      <w:r>
-        <w:t xml:space="preserve">Grandma, </w:t>
-      </w:r>
-      <w:r>
-        <w:t>we have incredible news to share. Carol’s power has just been activated. Isn’t that incredible?”</w:t>
-      </w:r>
-    </w:p>
-    <w:p>
-      <w:r>
-        <w:t xml:space="preserve">The family congratulated Carol and there </w:t>
-      </w:r>
-      <w:r>
-        <w:t>were</w:t>
-      </w:r>
-      <w:r>
-        <w:t xml:space="preserve"> plenty of hugs and kisses. Luke handed the girl over to the father and stepped out of the way.</w:t>
-      </w:r>
-    </w:p>
-    <w:p>
-      <w:r>
-        <w:t xml:space="preserve">“How did this happen?” </w:t>
-      </w:r>
-      <w:r>
-        <w:t xml:space="preserve">Mrs. Andrews </w:t>
-      </w:r>
-      <w:r>
-        <w:t>asked.</w:t>
-      </w:r>
-    </w:p>
-    <w:p>
-      <w:r>
         <w:t xml:space="preserve">“I’m guessing the traumatic experience of seeing Luke get hurt caused her power to activate,” John </w:t>
       </w:r>
       <w:r>
@@ -52717,11 +52551,7 @@
     </w:p>
     <w:p>
       <w:r>
-        <w:t xml:space="preserve">Luke got up and headed to the door with the others. Again they passed through the gate. The path to the hotel was recognizable. </w:t>
-      </w:r>
-      <w:r>
-        <w:lastRenderedPageBreak/>
-        <w:t>Luke felt he could make the trip between the two locations without getting lost.</w:t>
+        <w:t>Luke got up and headed to the door with the others. Again they passed through the gate. The path to the hotel was recognizable. Luke felt he could make the trip between the two locations without getting lost.</w:t>
       </w:r>
     </w:p>
     <w:p>
@@ -52783,6 +52613,7 @@
     </w:p>
     <w:p>
       <w:r>
+        <w:lastRenderedPageBreak/>
         <w:t>Luke got up late, ruining his chance to do some early morning training. He dressed quickly and went to school, skipping breakfast entirely.</w:t>
       </w:r>
     </w:p>
@@ -52814,64 +52645,64 @@
     </w:p>
     <w:p>
       <w:r>
+        <w:t>Luke explained his concern about Carol to Annie. He added, “It’s weird. I feel as if external forces want her to join the party.”</w:t>
+      </w:r>
+    </w:p>
+    <w:p>
+      <w:r>
+        <w:t>“</w:t>
+      </w:r>
+      <w:r>
+        <w:t>Do y</w:t>
+      </w:r>
+      <w:r>
+        <w:t>ou mean destiny?” Annie asked.</w:t>
+      </w:r>
+    </w:p>
+    <w:p>
+      <w:r>
+        <w:t>Luke nodded. “Or the doing of the Council of Elders. It’s like how we conveniently crashed into that gate coming here. How was it so well lined up that we would have no choice but to come here?”</w:t>
+      </w:r>
+    </w:p>
+    <w:p>
+      <w:r>
+        <w:t xml:space="preserve">He shook his head and drank pink milk. He did his wiggle dance and then said, “I don’t believe it’s </w:t>
+      </w:r>
+      <w:r>
+        <w:t xml:space="preserve">a </w:t>
+      </w:r>
+      <w:r>
+        <w:t>coincidence that Carol has taken a liking to me and is stuck to me like glue. The only question is</w:t>
+      </w:r>
+      <w:proofErr w:type="gramStart"/>
+      <w:r>
+        <w:t>,</w:t>
+      </w:r>
+      <w:proofErr w:type="gramEnd"/>
+      <w:r>
+        <w:t xml:space="preserve"> what </w:t>
+      </w:r>
+      <w:r>
+        <w:t>must</w:t>
+      </w:r>
+      <w:r>
+        <w:t xml:space="preserve"> I do to keep her safe?”</w:t>
+      </w:r>
+    </w:p>
+    <w:p>
+      <w:r>
+        <w:t>They arrived at the club room and found Carol waiting. She ran to Luke and gave him a hug. He in turn scratched he</w:t>
+      </w:r>
+      <w:r>
+        <w:t>r</w:t>
+      </w:r>
+      <w:r>
+        <w:t xml:space="preserve"> behind the ears and they entered.</w:t>
+      </w:r>
+    </w:p>
+    <w:p>
+      <w:r>
         <w:lastRenderedPageBreak/>
-        <w:t>Luke explained his concern about Carol to Annie. He added, “It’s weird. I feel as if external forces want her to join the party.”</w:t>
-      </w:r>
-    </w:p>
-    <w:p>
-      <w:r>
-        <w:t>“</w:t>
-      </w:r>
-      <w:r>
-        <w:t>Do y</w:t>
-      </w:r>
-      <w:r>
-        <w:t>ou mean destiny?” Annie asked.</w:t>
-      </w:r>
-    </w:p>
-    <w:p>
-      <w:r>
-        <w:t>Luke nodded. “Or the doing of the Council of Elders. It’s like how we conveniently crashed into that gate coming here. How was it so well lined up that we would have no choice but to come here?”</w:t>
-      </w:r>
-    </w:p>
-    <w:p>
-      <w:r>
-        <w:t xml:space="preserve">He shook his head and drank pink milk. He did his wiggle dance and then said, “I don’t believe it’s </w:t>
-      </w:r>
-      <w:r>
-        <w:t xml:space="preserve">a </w:t>
-      </w:r>
-      <w:r>
-        <w:t>coincidence that Carol has taken a liking to me and is stuck to me like glue. The only question is</w:t>
-      </w:r>
-      <w:proofErr w:type="gramStart"/>
-      <w:r>
-        <w:t>,</w:t>
-      </w:r>
-      <w:proofErr w:type="gramEnd"/>
-      <w:r>
-        <w:t xml:space="preserve"> what </w:t>
-      </w:r>
-      <w:r>
-        <w:t>must</w:t>
-      </w:r>
-      <w:r>
-        <w:t xml:space="preserve"> I do to keep her safe?”</w:t>
-      </w:r>
-    </w:p>
-    <w:p>
-      <w:r>
-        <w:t>They arrived at the club room and found Carol waiting. She ran to Luke and gave him a hug. He in turn scratched he</w:t>
-      </w:r>
-      <w:r>
-        <w:t>r</w:t>
-      </w:r>
-      <w:r>
-        <w:t xml:space="preserve"> behind the ears and they entered.</w:t>
-      </w:r>
-    </w:p>
-    <w:p>
-      <w:r>
         <w:t>Luke forgot his worries as he fel</w:t>
       </w:r>
       <w:r>
@@ -52919,7 +52750,6 @@
     </w:p>
     <w:p>
       <w:r>
-        <w:lastRenderedPageBreak/>
         <w:t xml:space="preserve">“Proctor Molly, Carol wants to train to be a healer. </w:t>
       </w:r>
       <w:r>
@@ -52986,6 +52816,7 @@
     </w:p>
     <w:p>
       <w:r>
+        <w:lastRenderedPageBreak/>
         <w:t>Molly returned. She said, “I spoke with my superiors. They said they will make an exception for her.”</w:t>
       </w:r>
     </w:p>
@@ -53068,99 +52899,234 @@
     </w:p>
     <w:p>
       <w:r>
+        <w:t xml:space="preserve">Carol watched as Luke stepped onto the staircase that went on forever. </w:t>
+      </w:r>
+      <w:r>
+        <w:t>Within moments they were in the center, with stairs going forever up and down. Moments later they were at the bottom.</w:t>
+      </w:r>
+    </w:p>
+    <w:p>
+      <w:r>
+        <w:t>They waited and the others finally arrived.</w:t>
+      </w:r>
+    </w:p>
+    <w:p>
+      <w:r>
+        <w:t xml:space="preserve">They headed for the </w:t>
+      </w:r>
+      <w:r>
+        <w:t>Grand-ford</w:t>
+      </w:r>
+      <w:r>
+        <w:t xml:space="preserve"> cafeteria. While on their way, Luke asked, “Proctor Molly, have they announced anything about the next Challenge?”</w:t>
+      </w:r>
+    </w:p>
+    <w:p>
+      <w:r>
+        <w:t xml:space="preserve">“Unfortunately </w:t>
+      </w:r>
+      <w:r>
+        <w:t>n</w:t>
+      </w:r>
+      <w:r>
+        <w:t xml:space="preserve">o,” Molly </w:t>
+      </w:r>
+      <w:r>
+        <w:t>said</w:t>
+      </w:r>
+      <w:r>
+        <w:t xml:space="preserve"> with</w:t>
+      </w:r>
+      <w:r>
+        <w:t xml:space="preserve"> head shake</w:t>
+      </w:r>
+      <w:r>
+        <w:t>. She added, “I assure you, they won’t assign you an impossible task.”</w:t>
+      </w:r>
+    </w:p>
+    <w:p>
+      <w:r>
+        <w:t>“An</w:t>
+      </w:r>
+      <w:r>
+        <w:t>d</w:t>
+      </w:r>
+      <w:r>
+        <w:t xml:space="preserve"> yet people have died,” Annie </w:t>
+      </w:r>
+      <w:r>
+        <w:t>noted</w:t>
+      </w:r>
+      <w:r>
+        <w:t>.</w:t>
+      </w:r>
+    </w:p>
+    <w:p>
+      <w:r>
+        <w:t>“The reason they died was because they didn’t rise to their full potential,” Molly said a-matter-of-factly.</w:t>
+      </w:r>
+    </w:p>
+    <w:p>
+      <w:r>
+        <w:t xml:space="preserve">“These Challenges expect everyone to use at least 90% of their ability </w:t>
+      </w:r>
+      <w:r>
+        <w:t xml:space="preserve">in order </w:t>
+      </w:r>
+      <w:r>
+        <w:t xml:space="preserve">to </w:t>
+      </w:r>
+      <w:r>
+        <w:t>succeed</w:t>
+      </w:r>
+      <w:r>
+        <w:t xml:space="preserve">. The preliminary challenge was to test how well </w:t>
+      </w:r>
+      <w:r>
         <w:lastRenderedPageBreak/>
-        <w:t xml:space="preserve">Carol watched as Luke stepped onto the staircase that went on forever. </w:t>
-      </w:r>
-      <w:r>
-        <w:t>Within moments they were in the center, with stairs going forever up and down. Moments later they were at the bottom.</w:t>
-      </w:r>
-    </w:p>
-    <w:p>
-      <w:r>
-        <w:t>They waited and the others finally arrived.</w:t>
-      </w:r>
-    </w:p>
-    <w:p>
-      <w:r>
-        <w:t xml:space="preserve">They headed for the </w:t>
-      </w:r>
-      <w:r>
-        <w:t>Grand-ford</w:t>
-      </w:r>
-      <w:r>
-        <w:t xml:space="preserve"> cafeteria. While on their way, Luke asked, “Proctor Molly, have they announced anything about the next Challenge?”</w:t>
-      </w:r>
-    </w:p>
-    <w:p>
-      <w:r>
-        <w:t xml:space="preserve">“Unfortunately </w:t>
-      </w:r>
-      <w:r>
-        <w:t>n</w:t>
-      </w:r>
-      <w:r>
-        <w:t xml:space="preserve">o,” Molly </w:t>
+        <w:t>you and your entourage could handle unexpected challenges and novel situations.</w:t>
+      </w:r>
+    </w:p>
+    <w:p>
+      <w:r>
+        <w:t>“For instance, many candidates foolishly tried to fight instead of running away.</w:t>
+      </w:r>
+    </w:p>
+    <w:p>
+      <w:r>
+        <w:t>“Then you had the unofficial Challenge of climbing the Trial Steps</w:t>
+      </w:r>
+      <w:r>
+        <w:t>,</w:t>
+      </w:r>
+      <w:r>
+        <w:t>”</w:t>
+      </w:r>
+      <w:r>
+        <w:t xml:space="preserve"> Molly added.</w:t>
+      </w:r>
+    </w:p>
+    <w:p>
+      <w:r>
+        <w:t>They entered the restaurant and a waiter guided them to seats.</w:t>
+      </w:r>
+    </w:p>
+    <w:p>
+      <w:r>
+        <w:t>“I’m ready to order,” Luke said and ordered stuff from the memorized menu. He ordered extra pink milk for Annie, Carol and himself. Carol ordered the same as Luke. The others ordered as Molly continued her explanation.</w:t>
+      </w:r>
+    </w:p>
+    <w:p>
+      <w:r>
+        <w:t>“You passing the Trial Steps Challenge, and even getting Carney to pass surprised everyone, especially since none of your power was activate</w:t>
+      </w:r>
+      <w:r>
+        <w:t>d</w:t>
+      </w:r>
+      <w:r>
+        <w:t xml:space="preserve"> when the Challenge began,” Molly continued.</w:t>
+      </w:r>
+    </w:p>
+    <w:p>
+      <w:r>
+        <w:t xml:space="preserve">“As a result it was deemed that you were ready for the next </w:t>
+      </w:r>
+      <w:r>
+        <w:t>C</w:t>
+      </w:r>
+      <w:r>
+        <w:t xml:space="preserve">hallenge, which was why it was rescheduled. </w:t>
+      </w:r>
+      <w:r>
+        <w:t>I just found that out,” Molly added.</w:t>
+      </w:r>
+    </w:p>
+    <w:p>
+      <w:r>
+        <w:t>“Proctor Molly, correct me if I’m wrong, but the Trial Steps test a person’s determination to succeed, and not magical ability. Is that correct?” John asked.</w:t>
+      </w:r>
+    </w:p>
+    <w:p>
+      <w:r>
+        <w:t xml:space="preserve">“I always </w:t>
+      </w:r>
+      <w:r>
+        <w:t>assumed</w:t>
+      </w:r>
+      <w:r>
+        <w:t xml:space="preserve"> it tested magical ability,” Molly </w:t>
       </w:r>
       <w:r>
         <w:t>said</w:t>
       </w:r>
       <w:r>
-        <w:t xml:space="preserve"> with</w:t>
-      </w:r>
-      <w:r>
-        <w:t xml:space="preserve"> head shake</w:t>
-      </w:r>
-      <w:r>
-        <w:t>. She added, “I assure you, they won’t assign you an impossible task.”</w:t>
-      </w:r>
-    </w:p>
-    <w:p>
-      <w:r>
-        <w:t>“An</w:t>
-      </w:r>
-      <w:r>
-        <w:t>d</w:t>
-      </w:r>
-      <w:r>
-        <w:t xml:space="preserve"> yet people have died,” Annie </w:t>
-      </w:r>
-      <w:r>
-        <w:t>noted</w:t>
-      </w:r>
-      <w:r>
-        <w:t>.</w:t>
-      </w:r>
-    </w:p>
-    <w:p>
-      <w:r>
-        <w:t>“The reason they died was because they didn’t rise to their full potential,” Molly said a-matter-of-factly.</w:t>
-      </w:r>
-    </w:p>
-    <w:p>
-      <w:r>
-        <w:t xml:space="preserve">“These Challenges expect everyone to use at least 90% of their ability </w:t>
-      </w:r>
-      <w:r>
-        <w:t xml:space="preserve">in order </w:t>
-      </w:r>
-      <w:r>
-        <w:t xml:space="preserve">to </w:t>
-      </w:r>
-      <w:r>
-        <w:t>succeed</w:t>
-      </w:r>
-      <w:r>
-        <w:t>. The preliminary challenge was to test how well you and your entourage could handle unexpected challenges and novel situations.</w:t>
-      </w:r>
-    </w:p>
-    <w:p>
-      <w:r>
-        <w:t>“For instance, many candidates foolishly tried to fight instead of running away.</w:t>
-      </w:r>
-    </w:p>
-    <w:p>
-      <w:r>
-        <w:t>“Then you had the unofficial Challenge of climbing the Trial Steps</w:t>
+        <w:t>. “</w:t>
+      </w:r>
+      <w:r>
+        <w:t>Why else would scholarship owners consistently outperform everyone else?</w:t>
+      </w:r>
+      <w:r>
+        <w:t xml:space="preserve"> </w:t>
+      </w:r>
+      <w:r>
+        <w:t>However, based on your experiences, this assumption appears to be false.”</w:t>
+      </w:r>
+    </w:p>
+    <w:p>
+      <w:r>
+        <w:t>“Succeeding in school takes hard work and determination</w:t>
+      </w:r>
+      <w:r>
+        <w:t>. That is even truer after school</w:t>
+      </w:r>
+      <w:r>
+        <w:t>,” John said. “</w:t>
+      </w:r>
+      <w:r>
+        <w:t>Therefore, p</w:t>
+      </w:r>
+      <w:r>
+        <w:t xml:space="preserve">eople with </w:t>
+      </w:r>
+      <w:r>
+        <w:t xml:space="preserve">the </w:t>
+      </w:r>
+      <w:r>
+        <w:t>proven ability to succeed get preference.”</w:t>
+      </w:r>
+    </w:p>
+    <w:p>
+      <w:r>
+        <w:lastRenderedPageBreak/>
+        <w:t xml:space="preserve">Luke stared at Annie, then Jamie, then Sara and said, “Countless </w:t>
+      </w:r>
+      <w:r>
+        <w:t xml:space="preserve">people </w:t>
+      </w:r>
+      <w:r>
+        <w:t xml:space="preserve">have </w:t>
+      </w:r>
+      <w:r>
+        <w:t>the determination to pass the test, but sell themselves short by not trying.”</w:t>
+      </w:r>
+    </w:p>
+    <w:p>
+      <w:r>
+        <w:t>The ladies couldn’t look at Luke.</w:t>
+      </w:r>
+    </w:p>
+    <w:p>
+      <w:r>
+        <w:t>“</w:t>
+      </w:r>
+      <w:r>
+        <w:t xml:space="preserve">Last </w:t>
+      </w:r>
+      <w:r>
+        <w:t>C</w:t>
+      </w:r>
+      <w:r>
+        <w:t>hallenge, Candidate Luke had to face his fear of death. That was brilliant. Drinking deathly poison and placing your hand in that thing – I certainly couldn’t have done it</w:t>
       </w:r>
       <w:r>
         <w:t>,</w:t>
@@ -53169,218 +53135,86 @@
         <w:t>”</w:t>
       </w:r>
       <w:r>
-        <w:t xml:space="preserve"> Molly added.</w:t>
-      </w:r>
-    </w:p>
-    <w:p>
-      <w:r>
-        <w:t>They entered the restaurant and a waiter guided them to seats.</w:t>
-      </w:r>
-    </w:p>
-    <w:p>
-      <w:r>
-        <w:t>“I’m ready to order,” Luke said and ordered stuff from the memorized menu. He ordered extra pink milk for Annie, Carol and himself. Carol ordered the same as Luke. The others ordered as Molly continued her explanation.</w:t>
+        <w:t xml:space="preserve"> Molly said.</w:t>
+      </w:r>
+    </w:p>
+    <w:p>
+      <w:r>
+        <w:t>Luke beamed at the compliment.</w:t>
+      </w:r>
+    </w:p>
+    <w:p>
+      <w:r>
+        <w:t xml:space="preserve">“That’s why he’s my master,” Carol said with pride. Around the table, his friends looked at him with renewed respect. A moment later </w:t>
+      </w:r>
+      <w:r>
+        <w:t xml:space="preserve">Annie and Carol </w:t>
+      </w:r>
+      <w:r>
+        <w:t xml:space="preserve">hugged </w:t>
+      </w:r>
+      <w:r>
+        <w:t xml:space="preserve">Luke </w:t>
+      </w:r>
+      <w:r>
+        <w:t>from both sides.</w:t>
+      </w:r>
+    </w:p>
+    <w:p>
+      <w:r>
+        <w:t>“Be careful,” Harry laughed. “If your head gets too big, you won’t be able to exit the room.</w:t>
+      </w:r>
+      <w:r>
+        <w:t>”</w:t>
+      </w:r>
+    </w:p>
+    <w:p>
+      <w:r>
+        <w:t>“It’s too late for that,” Luke said</w:t>
+      </w:r>
+      <w:r>
+        <w:t xml:space="preserve"> with a smile</w:t>
+      </w:r>
+      <w:r>
+        <w:t>.</w:t>
+      </w:r>
+    </w:p>
+    <w:p>
+      <w:r>
+        <w:t>“The last thing I need to say is, all of you are doing an excellent job trying to exceed your limits,” Molly added. “As long as you keep up the pressure, you shouldn’t have a problem with the next Challenge, whatever it is.”</w:t>
+      </w:r>
+    </w:p>
+    <w:p>
+      <w:r>
+        <w:t>The party ate in silence. Finally it was time to leave. “Mr. Hanks, here are the coordinates for the hospital Candidate Luke, Princess Anastasia and Ms. Andrews will be training in today. Each day I will send you new coordinates for you to take them.</w:t>
+      </w:r>
+    </w:p>
+    <w:p>
+      <w:r>
+        <w:t xml:space="preserve">“I have scheduled them to train for one hour a day. After that, Candidate Luke will deal with the work Dr. Bones has. Then you may finish your homework. </w:t>
+      </w:r>
+      <w:r>
+        <w:t>After that</w:t>
+      </w:r>
+      <w:r>
+        <w:t>, you shall gate him to the necromancer.</w:t>
+      </w:r>
+      <w:r>
+        <w:t xml:space="preserve"> Hopefully you’ll be free by 9:00PM at the latest.</w:t>
+      </w:r>
+      <w:r>
+        <w:t xml:space="preserve"> I’ll contact you later. Candidate Luke, </w:t>
+      </w:r>
+      <w:r>
+        <w:t>Princess Anastasia</w:t>
+      </w:r>
+      <w:r>
+        <w:t>, Ms. Andrews, please follow me.”</w:t>
       </w:r>
     </w:p>
     <w:p>
       <w:r>
         <w:lastRenderedPageBreak/>
-        <w:t>“You passing the Trial Steps Challenge, and even getting Carney to pass surprised everyone, especially since none of your power was activate</w:t>
-      </w:r>
-      <w:r>
-        <w:t>d</w:t>
-      </w:r>
-      <w:r>
-        <w:t xml:space="preserve"> when the Challenge began,” Molly continued.</w:t>
-      </w:r>
-    </w:p>
-    <w:p>
-      <w:r>
-        <w:t xml:space="preserve">“As a result it was deemed that you were ready for the next </w:t>
-      </w:r>
-      <w:r>
-        <w:t>C</w:t>
-      </w:r>
-      <w:r>
-        <w:t xml:space="preserve">hallenge, which was why it was rescheduled. </w:t>
-      </w:r>
-      <w:r>
-        <w:t>I just found that out,” Molly added.</w:t>
-      </w:r>
-    </w:p>
-    <w:p>
-      <w:r>
-        <w:t>“Proctor Molly, correct me if I’m wrong, but the Trial Steps test a person’s determination to succeed, and not magical ability. Is that correct?” John asked.</w:t>
-      </w:r>
-    </w:p>
-    <w:p>
-      <w:r>
-        <w:t xml:space="preserve">“I always </w:t>
-      </w:r>
-      <w:r>
-        <w:t>assumed</w:t>
-      </w:r>
-      <w:r>
-        <w:t xml:space="preserve"> it tested magical ability,” Molly </w:t>
-      </w:r>
-      <w:r>
-        <w:t>said</w:t>
-      </w:r>
-      <w:r>
-        <w:t>. “</w:t>
-      </w:r>
-      <w:r>
-        <w:t>Why else would scholarship owners consistently outperform everyone else?</w:t>
-      </w:r>
-      <w:r>
-        <w:t xml:space="preserve"> </w:t>
-      </w:r>
-      <w:r>
-        <w:t>However, based on your experiences, this assumption appears to be false.”</w:t>
-      </w:r>
-    </w:p>
-    <w:p>
-      <w:r>
-        <w:t>“Succeeding in school takes hard work and determination</w:t>
-      </w:r>
-      <w:r>
-        <w:t>. That is even truer after school</w:t>
-      </w:r>
-      <w:r>
-        <w:t>,” John said. “</w:t>
-      </w:r>
-      <w:r>
-        <w:t>Therefore, p</w:t>
-      </w:r>
-      <w:r>
-        <w:t xml:space="preserve">eople with </w:t>
-      </w:r>
-      <w:r>
-        <w:t xml:space="preserve">the </w:t>
-      </w:r>
-      <w:r>
-        <w:t>proven ability to succeed get preference.”</w:t>
-      </w:r>
-    </w:p>
-    <w:p>
-      <w:r>
-        <w:t xml:space="preserve">Luke stared at Annie, then Jamie, then Sara and said, “Countless </w:t>
-      </w:r>
-      <w:r>
-        <w:t xml:space="preserve">people </w:t>
-      </w:r>
-      <w:r>
-        <w:t xml:space="preserve">have </w:t>
-      </w:r>
-      <w:r>
-        <w:t>the determination to pass the test, but sell themselves short by not trying.”</w:t>
-      </w:r>
-    </w:p>
-    <w:p>
-      <w:r>
-        <w:t>The ladies couldn’t look at Luke.</w:t>
-      </w:r>
-    </w:p>
-    <w:p>
-      <w:r>
-        <w:t>“</w:t>
-      </w:r>
-      <w:r>
-        <w:t xml:space="preserve">Last </w:t>
-      </w:r>
-      <w:r>
-        <w:t>C</w:t>
-      </w:r>
-      <w:r>
-        <w:t>hallenge, Candidate Luke had to face his fear of death. That was brilliant. Drinking deathly poison and placing your hand in that thing – I certainly couldn’t have done it</w:t>
-      </w:r>
-      <w:r>
-        <w:t>,</w:t>
-      </w:r>
-      <w:r>
-        <w:t>”</w:t>
-      </w:r>
-      <w:r>
-        <w:t xml:space="preserve"> Molly said.</w:t>
-      </w:r>
-    </w:p>
-    <w:p>
-      <w:r>
-        <w:t>Luke beamed at the compliment.</w:t>
-      </w:r>
-    </w:p>
-    <w:p>
-      <w:r>
-        <w:t xml:space="preserve">“That’s why he’s my master,” Carol said with pride. Around the table, his friends looked at him with renewed respect. A moment later </w:t>
-      </w:r>
-      <w:r>
-        <w:t xml:space="preserve">Annie and Carol </w:t>
-      </w:r>
-      <w:r>
-        <w:t xml:space="preserve">hugged </w:t>
-      </w:r>
-      <w:r>
-        <w:t xml:space="preserve">Luke </w:t>
-      </w:r>
-      <w:r>
-        <w:t>from both sides.</w:t>
-      </w:r>
-    </w:p>
-    <w:p>
-      <w:r>
-        <w:lastRenderedPageBreak/>
-        <w:t>“Be careful,” Harry laughed. “If your head gets too big, you won’t be able to exit the room.</w:t>
-      </w:r>
-      <w:r>
-        <w:t>”</w:t>
-      </w:r>
-    </w:p>
-    <w:p>
-      <w:r>
-        <w:t>“It’s too late for that,” Luke said</w:t>
-      </w:r>
-      <w:r>
-        <w:t xml:space="preserve"> with a smile</w:t>
-      </w:r>
-      <w:r>
-        <w:t>.</w:t>
-      </w:r>
-    </w:p>
-    <w:p>
-      <w:r>
-        <w:t>“The last thing I need to say is, all of you are doing an excellent job trying to exceed your limits,” Molly added. “As long as you keep up the pressure, you shouldn’t have a problem with the next Challenge, whatever it is.”</w:t>
-      </w:r>
-    </w:p>
-    <w:p>
-      <w:r>
-        <w:t>The party ate in silence. Finally it was time to leave. “Mr. Hanks, here are the coordinates for the hospital Candidate Luke, Princess Anastasia and Ms. Andrews will be training in today. Each day I will send you new coordinates for you to take them.</w:t>
-      </w:r>
-    </w:p>
-    <w:p>
-      <w:r>
-        <w:t xml:space="preserve">“I have scheduled them to train for one hour a day. After that, Candidate Luke will deal with the work Dr. Bones has. Then you may finish your homework. </w:t>
-      </w:r>
-      <w:r>
-        <w:t>After that</w:t>
-      </w:r>
-      <w:r>
-        <w:t>, you shall gate him to the necromancer.</w:t>
-      </w:r>
-      <w:r>
-        <w:t xml:space="preserve"> Hopefully you’ll be free by 9:00PM at the latest.</w:t>
-      </w:r>
-      <w:r>
-        <w:t xml:space="preserve"> I’ll contact you later. Candidate Luke, </w:t>
-      </w:r>
-      <w:r>
-        <w:t>Princess Anastasia</w:t>
-      </w:r>
-      <w:r>
-        <w:t>, Ms. Andrews, please follow me.”</w:t>
-      </w:r>
-    </w:p>
-    <w:p>
-      <w:r>
         <w:t>They headed out of the restaurant and for the gateyard. Carol skipped happily besides Luke and sang a happy song.</w:t>
       </w:r>
     </w:p>
@@ -53444,48 +53278,48 @@
     </w:p>
     <w:p>
       <w:r>
+        <w:t xml:space="preserve">“Yes Molly,” Luke </w:t>
+      </w:r>
+      <w:r>
+        <w:t>nodded</w:t>
+      </w:r>
+      <w:r>
+        <w:t>. “I’m Mark Twain, a minor prince coming from the tiny country of Raven on the planet Ran.”</w:t>
+      </w:r>
+    </w:p>
+    <w:p>
+      <w:r>
+        <w:t>Molly took her oracle stone out and checked. “Ran is a backwaters planet and the people are the same in appearance as you. No one should question your identity. Good job.”</w:t>
+      </w:r>
+    </w:p>
+    <w:p>
+      <w:r>
+        <w:t>“Actually John suggested it, since I can’t distinguish between races,” Luke said in embarrassment.</w:t>
+      </w:r>
+    </w:p>
+    <w:p>
+      <w:r>
+        <w:t>They entered an office and Molly introduced the doctor. “Dr. Scully, these are the three people the Council of Elders needs you to train. This is Prince Mark Twain of Ran.” Molly turned to Carol and began, “This is...”</w:t>
+      </w:r>
+    </w:p>
+    <w:p>
+      <w:r>
+        <w:t>“I’m Carol, Big Brother’s baby sister,” Carol said and gave the doctor a big smile.</w:t>
+      </w:r>
+    </w:p>
+    <w:p>
+      <w:r>
+        <w:t>“And of course, this is Princess Anastasia,” Molly said, finishing the introductions.</w:t>
+      </w:r>
+    </w:p>
+    <w:p>
+      <w:r>
+        <w:t>The doctor bowed and said, “Pleased to meet you Princess Anastasia, Princess Carol, Prince Mark. Please follow me and I’ll get you started.”</w:t>
+      </w:r>
+    </w:p>
+    <w:p>
+      <w:r>
         <w:lastRenderedPageBreak/>
-        <w:t xml:space="preserve">“Yes Molly,” Luke </w:t>
-      </w:r>
-      <w:r>
-        <w:t>nodded</w:t>
-      </w:r>
-      <w:r>
-        <w:t>. “I’m Mark Twain, a minor prince coming from the tiny country of Raven on the planet Ran.”</w:t>
-      </w:r>
-    </w:p>
-    <w:p>
-      <w:r>
-        <w:t>Molly took her oracle stone out and checked. “Ran is a backwaters planet and the people are the same in appearance as you. No one should question your identity. Good job.”</w:t>
-      </w:r>
-    </w:p>
-    <w:p>
-      <w:r>
-        <w:t>“Actually John suggested it, since I can’t distinguish between races,” Luke said in embarrassment.</w:t>
-      </w:r>
-    </w:p>
-    <w:p>
-      <w:r>
-        <w:t>They entered an office and Molly introduced the doctor. “Dr. Scully, these are the three people the Council of Elders needs you to train. This is Prince Mark Twain of Ran.” Molly turned to Carol and began, “This is...”</w:t>
-      </w:r>
-    </w:p>
-    <w:p>
-      <w:r>
-        <w:t>“I’m Carol, Big Brother’s baby sister,” Carol said and gave the doctor a big smile.</w:t>
-      </w:r>
-    </w:p>
-    <w:p>
-      <w:r>
-        <w:t>“And of course, this is Princess Anastasia,” Molly said, finishing the introductions.</w:t>
-      </w:r>
-    </w:p>
-    <w:p>
-      <w:r>
-        <w:t>The doctor bowed and said, “Pleased to meet you Princess Anastasia, Princess Carol, Prince Mark. Please follow me and I’ll get you started.”</w:t>
-      </w:r>
-    </w:p>
-    <w:p>
-      <w:r>
         <w:t>Carol blushed at being called ‘Princess’ and hugged Luke’s leg.</w:t>
       </w:r>
     </w:p>
@@ -53530,241 +53364,233 @@
     </w:p>
     <w:p>
       <w:r>
+        <w:t>“Doctor, how do I make sure Carol doesn’t over-exert herself?” Luke asked.</w:t>
+      </w:r>
+    </w:p>
+    <w:p>
+      <w:r>
+        <w:t xml:space="preserve">“There is no real danger of her hurting herself, Prince Mark,” Dr. Scully </w:t>
+      </w:r>
+      <w:r>
+        <w:t>assured</w:t>
+      </w:r>
+      <w:r>
+        <w:t xml:space="preserve">. </w:t>
+      </w:r>
+      <w:r>
+        <w:t>“</w:t>
+      </w:r>
+      <w:r>
+        <w:t>The worst thing that will happen is that she’ll fall asleep. Princess Carol, please tell us if you get tired or sleepy.”</w:t>
+      </w:r>
+    </w:p>
+    <w:p>
+      <w:r>
+        <w:t>Carol scurried behind Luke’s legs and pressed her head against his butt. Luke realized immediately what the problem was. Carol was feeling shy because the doctor call</w:t>
+      </w:r>
+      <w:r>
+        <w:t>ed</w:t>
+      </w:r>
+      <w:r>
+        <w:t xml:space="preserve"> her ‘princess’. Unfortunately her hiding spot was rather uncomfortable to Luke, who wanted to move her out from behind him. However it couldn’t be helped and he let her stay there.</w:t>
+      </w:r>
+    </w:p>
+    <w:p>
+      <w:r>
+        <w:t xml:space="preserve">“Sorry doctor, Carol </w:t>
+      </w:r>
+      <w:r>
+        <w:t>is shy around strangers</w:t>
+      </w:r>
+      <w:r>
+        <w:t>,” Luke said. “From now on please don’t mention her name.”</w:t>
+      </w:r>
+    </w:p>
+    <w:p>
+      <w:r>
+        <w:t xml:space="preserve">The training </w:t>
+      </w:r>
+      <w:r>
+        <w:t>consisted of healing patients for</w:t>
+      </w:r>
+      <w:r>
+        <w:t xml:space="preserve"> </w:t>
+      </w:r>
+      <w:r>
+        <w:t>an</w:t>
+      </w:r>
+      <w:r>
+        <w:t xml:space="preserve"> hour.</w:t>
+      </w:r>
+    </w:p>
+    <w:p>
+      <w:r>
+        <w:t xml:space="preserve"> Luke and Annie bowed to the doctor and said in unison, “Thanks for your training.”</w:t>
+      </w:r>
+    </w:p>
+    <w:p>
+      <w:r>
+        <w:t>The doctor bowed to them and said, “Thanks for your assistance.”</w:t>
+      </w:r>
+    </w:p>
+    <w:p>
+      <w:r>
         <w:lastRenderedPageBreak/>
-        <w:t>“Doctor, how do I make sure Carol doesn’t over-exert herself?” Luke asked.</w:t>
-      </w:r>
-    </w:p>
-    <w:p>
-      <w:r>
-        <w:t xml:space="preserve">“There is no real danger of her hurting herself, Prince Mark,” Dr. Scully </w:t>
-      </w:r>
-      <w:r>
-        <w:t>assured</w:t>
-      </w:r>
-      <w:r>
-        <w:t xml:space="preserve">. </w:t>
-      </w:r>
-      <w:r>
-        <w:t>“</w:t>
-      </w:r>
-      <w:r>
-        <w:t>The worst thing that will happen is that she’ll fall asleep. Princess Carol, please tell us if you get tired or sleepy.”</w:t>
-      </w:r>
-    </w:p>
-    <w:p>
-      <w:r>
-        <w:t>Carol scurried behind Luke’s legs and pressed her head against his butt. Luke realized immediately what the problem was. Carol was feeling shy because the doctor call</w:t>
-      </w:r>
-      <w:r>
-        <w:t>ed</w:t>
-      </w:r>
-      <w:r>
-        <w:t xml:space="preserve"> her ‘princess’. Unfortunately her hiding spot was rather uncomfortable to Luke, who wanted to move her out from behind him. However it couldn’t be helped and he let her stay there.</w:t>
-      </w:r>
-    </w:p>
-    <w:p>
-      <w:r>
-        <w:t xml:space="preserve">“Sorry doctor, Carol </w:t>
-      </w:r>
-      <w:r>
-        <w:t>is shy around strangers</w:t>
-      </w:r>
-      <w:r>
-        <w:t>,” Luke said. “From now on please don’t mention her name.”</w:t>
-      </w:r>
-    </w:p>
-    <w:p>
-      <w:r>
-        <w:t xml:space="preserve">The training </w:t>
-      </w:r>
-      <w:r>
-        <w:t>consisted of healing patients for</w:t>
+        <w:t>“Come Carol I’ll carry you now,” Luke said. He picked Carol up and they went to the cafeteria. There they ordered some pink milk.</w:t>
+      </w:r>
+    </w:p>
+    <w:p>
+      <w:r>
+        <w:t>“Oh man this i</w:t>
+      </w:r>
+      <w:r>
+        <w:t>s tiring,” Annie sighed</w:t>
+      </w:r>
+      <w:r>
+        <w:t>.</w:t>
+      </w:r>
+    </w:p>
+    <w:p>
+      <w:r>
+        <w:t xml:space="preserve">“I know,” Luke </w:t>
+      </w:r>
+      <w:r>
+        <w:t>said</w:t>
+      </w:r>
+      <w:r>
+        <w:t>. “I think we should change the schedule. First homework, then eat...never mind. I forgot we have Carol to take care of. We might as well meet Dr. Bones now. Those babies will not heal themselves.”</w:t>
+      </w:r>
+    </w:p>
+    <w:p>
+      <w:r>
+        <w:t xml:space="preserve">They arrived at their destination and found the professor waiting for them. By way of greeting, he said, “Luke, you’re now a level 7 </w:t>
+      </w:r>
+      <w:r>
+        <w:t>animamancer</w:t>
+      </w:r>
+      <w:r>
+        <w:t>. Princess, you’re level 9. By the way, I read that Carol is now a level 2 a</w:t>
+      </w:r>
+      <w:r>
+        <w:t>nimamancer</w:t>
+      </w:r>
+      <w:r>
+        <w:t>. How did that happen?”</w:t>
+      </w:r>
+    </w:p>
+    <w:p>
+      <w:r>
+        <w:t xml:space="preserve">“We think it’s because she saw Luke get hurt,” Annie </w:t>
+      </w:r>
+      <w:r>
+        <w:t>explained</w:t>
+      </w:r>
+      <w:r>
+        <w:t xml:space="preserve">. “Also, </w:t>
+      </w:r>
+      <w:r>
+        <w:t xml:space="preserve">the </w:t>
+      </w:r>
+      <w:r>
+        <w:t>Council</w:t>
+      </w:r>
+      <w:r>
+        <w:t xml:space="preserve"> of Elders gave Carol permission to train. We just came from a training session</w:t>
+      </w:r>
+      <w:r>
+        <w:t>.”</w:t>
+      </w:r>
+    </w:p>
+    <w:p>
+      <w:r>
+        <w:t xml:space="preserve">“That’s quite a surprise,” </w:t>
+      </w:r>
+      <w:r>
+        <w:t xml:space="preserve">Dr. Bones </w:t>
+      </w:r>
+      <w:r>
+        <w:t>exclaimed</w:t>
+      </w:r>
+      <w:r>
+        <w:t>. “</w:t>
+      </w:r>
+      <w:r>
+        <w:t xml:space="preserve">Carol must be extraordinary for that to </w:t>
+      </w:r>
+      <w:r>
+        <w:t>happen.</w:t>
       </w:r>
       <w:r>
         <w:t xml:space="preserve"> </w:t>
       </w:r>
       <w:r>
-        <w:t>an</w:t>
-      </w:r>
-      <w:r>
-        <w:t xml:space="preserve"> hour.</w:t>
-      </w:r>
-    </w:p>
-    <w:p>
-      <w:r>
-        <w:t xml:space="preserve"> Luke and Annie bowed to the doctor and said in unison, “Thanks for your training.”</w:t>
-      </w:r>
-    </w:p>
-    <w:p>
-      <w:r>
-        <w:t>The doctor bowed to them and said, “Thanks for your assistance.”</w:t>
-      </w:r>
-    </w:p>
-    <w:p>
-      <w:r>
-        <w:t>“Come Carol I’ll carry you now,” Luke said. He picked Carol up and they went to the cafeteria. There they ordered some pink milk.</w:t>
-      </w:r>
-    </w:p>
-    <w:p>
-      <w:r>
-        <w:t>“Oh man this i</w:t>
-      </w:r>
-      <w:r>
-        <w:t>s tiring,” Annie sighed</w:t>
-      </w:r>
-      <w:r>
-        <w:t>.</w:t>
-      </w:r>
-    </w:p>
-    <w:p>
-      <w:r>
-        <w:t xml:space="preserve">“I know,” Luke </w:t>
-      </w:r>
-      <w:r>
-        <w:t>said</w:t>
-      </w:r>
-      <w:r>
-        <w:t>. “I think we should change the schedule. First homework, then eat...never mind. I forgot we have Carol to take care of. We might as well meet Dr. Bones now. Those babies will not heal themselves.”</w:t>
-      </w:r>
-    </w:p>
-    <w:p>
-      <w:r>
-        <w:t xml:space="preserve">They arrived at their destination and found the professor waiting for them. By way of greeting, he said, “Luke, you’re now a level 7 </w:t>
+        <w:t>Luke, if you’re ready, let’s begin.”</w:t>
+      </w:r>
+    </w:p>
+    <w:p>
+      <w:r>
+        <w:t xml:space="preserve">“Carol, sit with Annie for a few minutes,” Luke </w:t>
+      </w:r>
+      <w:r>
+        <w:t>instructed</w:t>
+      </w:r>
+      <w:r>
+        <w:t>.</w:t>
+      </w:r>
+    </w:p>
+    <w:p>
+      <w:r>
+        <w:t xml:space="preserve">“Why can’t I go now?” Carol asked. “I’m an </w:t>
       </w:r>
       <w:r>
         <w:t>animamancer</w:t>
       </w:r>
       <w:r>
-        <w:t>. Princess, you’re level 9. By the way, I read that Carol is now a level 2 a</w:t>
-      </w:r>
-      <w:r>
-        <w:t>nimamancer</w:t>
-      </w:r>
-      <w:r>
-        <w:t>. How did that happen?”</w:t>
+        <w:t xml:space="preserve"> now, aren’t I?”</w:t>
+      </w:r>
+    </w:p>
+    <w:p>
+      <w:r>
+        <w:t>“I’m sorry Carol,” Dr. Bones said. “</w:t>
+      </w:r>
+      <w:r>
+        <w:t>Your level must be at least 6</w:t>
+      </w:r>
+      <w:r>
+        <w:t>.”</w:t>
+      </w:r>
+    </w:p>
+    <w:p>
+      <w:r>
+        <w:t xml:space="preserve">“Carol, please let Annie carry you for a few minutes,” Luke said </w:t>
+      </w:r>
+      <w:r>
+        <w:t>gently</w:t>
+      </w:r>
+      <w:r>
+        <w:t>. Carol looked as if she wanted to fight, but eventually relented. She allowed Annie to carry her.</w:t>
+      </w:r>
+    </w:p>
+    <w:p>
+      <w:r>
+        <w:t xml:space="preserve">Luke entered the main room. As before there </w:t>
+      </w:r>
+      <w:r>
+        <w:t>were</w:t>
+      </w:r>
+      <w:r>
+        <w:t xml:space="preserve"> four chairs. Luke sat on the </w:t>
+      </w:r>
+      <w:r>
+        <w:t xml:space="preserve">main </w:t>
+      </w:r>
+      <w:r>
+        <w:t>chair and sighed. “The more I drink this, the more disgusting it tastes. Bring in the kids. Let’s get it over with.”</w:t>
       </w:r>
     </w:p>
     <w:p>
       <w:r>
         <w:lastRenderedPageBreak/>
-        <w:t xml:space="preserve">“We think it’s because she saw Luke get hurt,” Annie </w:t>
-      </w:r>
-      <w:r>
-        <w:t>explained</w:t>
-      </w:r>
-      <w:r>
-        <w:t xml:space="preserve">. “Also, </w:t>
-      </w:r>
-      <w:r>
-        <w:t xml:space="preserve">the </w:t>
-      </w:r>
-      <w:r>
-        <w:t>Council</w:t>
-      </w:r>
-      <w:r>
-        <w:t xml:space="preserve"> of Elders gave Carol permission to train. We just came from a training session</w:t>
-      </w:r>
-      <w:r>
-        <w:t>.”</w:t>
-      </w:r>
-    </w:p>
-    <w:p>
-      <w:r>
-        <w:t xml:space="preserve">“That’s quite a surprise,” </w:t>
-      </w:r>
-      <w:r>
-        <w:t xml:space="preserve">Dr. Bones </w:t>
-      </w:r>
-      <w:r>
-        <w:t>exclaimed</w:t>
-      </w:r>
-      <w:r>
-        <w:t>. “</w:t>
-      </w:r>
-      <w:r>
-        <w:t xml:space="preserve">Carol must be extraordinary for that to </w:t>
-      </w:r>
-      <w:r>
-        <w:t>happen.</w:t>
-      </w:r>
-      <w:r>
-        <w:t xml:space="preserve"> </w:t>
-      </w:r>
-      <w:r>
-        <w:t xml:space="preserve">Luke, if you’re ready, let’s </w:t>
-      </w:r>
-      <w:proofErr w:type="gramStart"/>
-      <w:r>
-        <w:t>begin</w:t>
-      </w:r>
-      <w:proofErr w:type="gramEnd"/>
-      <w:r>
-        <w:t>.”</w:t>
-      </w:r>
-    </w:p>
-    <w:p>
-      <w:r>
-        <w:t xml:space="preserve">“Carol, sit with Annie for a few minutes,” Luke </w:t>
-      </w:r>
-      <w:r>
-        <w:t>instructed</w:t>
-      </w:r>
-      <w:r>
-        <w:t>.</w:t>
-      </w:r>
-    </w:p>
-    <w:p>
-      <w:r>
-        <w:t xml:space="preserve">“Why can’t I go now?” Carol asked. “I’m an </w:t>
-      </w:r>
-      <w:r>
-        <w:t>animamancer</w:t>
-      </w:r>
-      <w:r>
-        <w:t xml:space="preserve"> now, aren’t I?”</w:t>
-      </w:r>
-    </w:p>
-    <w:p>
-      <w:r>
-        <w:t>“I’m sorry Carol,” Dr. Bones said. “</w:t>
-      </w:r>
-      <w:r>
-        <w:t>Your level must be at least 6</w:t>
-      </w:r>
-      <w:r>
-        <w:t>.”</w:t>
-      </w:r>
-    </w:p>
-    <w:p>
-      <w:r>
-        <w:t xml:space="preserve">“Carol, please let Annie carry you for a few minutes,” Luke said </w:t>
-      </w:r>
-      <w:r>
-        <w:t>gently</w:t>
-      </w:r>
-      <w:r>
-        <w:t>. Carol looked as if she wanted to fight, but eventually relented. She allowed Annie to carry her.</w:t>
-      </w:r>
-    </w:p>
-    <w:p>
-      <w:r>
-        <w:t xml:space="preserve">Luke entered the main room. As before there </w:t>
-      </w:r>
-      <w:r>
-        <w:t>were</w:t>
-      </w:r>
-      <w:r>
-        <w:t xml:space="preserve"> four chairs. Luke sat on the </w:t>
-      </w:r>
-      <w:r>
-        <w:t xml:space="preserve">main </w:t>
-      </w:r>
-      <w:r>
-        <w:t>chair and sighed. “The more I drink this, the more disgusting it tastes. Bring in the kids. Let’s get it over with.”</w:t>
-      </w:r>
-    </w:p>
-    <w:p>
-      <w:r>
         <w:t xml:space="preserve">Two boys and two girls entered this time. </w:t>
       </w:r>
       <w:r>
@@ -53809,11 +53635,7 @@
         <w:t xml:space="preserve"> Stepping through the gate, the four arrived outside Carol’s home.</w:t>
       </w:r>
       <w:r>
-        <w:t xml:space="preserve"> </w:t>
-      </w:r>
-      <w:r>
-        <w:lastRenderedPageBreak/>
-        <w:t xml:space="preserve">John </w:t>
+        <w:t xml:space="preserve"> John </w:t>
       </w:r>
       <w:r>
         <w:t xml:space="preserve">then </w:t>
@@ -53864,7 +53686,7 @@
       <w:pPr>
         <w:pStyle w:val="H2"/>
       </w:pPr>
-      <w:bookmarkStart w:id="25" w:name="_Toc240035669"/>
+      <w:bookmarkStart w:id="25" w:name="_Toc240463457"/>
       <w:r>
         <w:lastRenderedPageBreak/>
         <w:t>N</w:t>
@@ -54293,7 +54115,7 @@
       <w:pPr>
         <w:pStyle w:val="H2"/>
       </w:pPr>
-      <w:bookmarkStart w:id="26" w:name="_Toc240035670"/>
+      <w:bookmarkStart w:id="26" w:name="_Toc240463458"/>
       <w:r>
         <w:lastRenderedPageBreak/>
         <w:t>Wedding</w:t>
@@ -54996,15 +54818,7 @@
       </w:r>
       <w:proofErr w:type="gramEnd"/>
       <w:r>
-        <w:t xml:space="preserve"> John asked. “Isn’t that cutting it </w:t>
-      </w:r>
-      <w:proofErr w:type="gramStart"/>
-      <w:r>
-        <w:t>close</w:t>
-      </w:r>
-      <w:proofErr w:type="gramEnd"/>
-      <w:r>
-        <w:t>?”</w:t>
+        <w:t xml:space="preserve"> John asked. “Isn’t that cutting it close?”</w:t>
       </w:r>
     </w:p>
     <w:p>
@@ -58176,15 +57990,7 @@
         <w:t>,</w:t>
       </w:r>
       <w:r>
-        <w:t xml:space="preserve"> before we go to the restaurant, please </w:t>
-      </w:r>
-      <w:proofErr w:type="gramStart"/>
-      <w:r>
-        <w:t>take</w:t>
-      </w:r>
-      <w:proofErr w:type="gramEnd"/>
-      <w:r>
-        <w:t xml:space="preserve"> us to the </w:t>
+        <w:t xml:space="preserve"> before we go to the restaurant, please take us to the </w:t>
       </w:r>
       <w:r>
         <w:t>Testing Steps</w:t>
@@ -59175,15 +58981,7 @@
     </w:p>
     <w:p>
       <w:r>
-        <w:t>“</w:t>
-      </w:r>
-      <w:proofErr w:type="gramStart"/>
-      <w:r>
-        <w:t>I’m liking</w:t>
-      </w:r>
-      <w:proofErr w:type="gramEnd"/>
-      <w:r>
-        <w:t xml:space="preserve"> the sound of that,” Benny </w:t>
+        <w:t xml:space="preserve">“I’m liking the sound of that,” Benny </w:t>
       </w:r>
       <w:r>
         <w:t>declared</w:t>
@@ -59431,7 +59229,7 @@
       <w:pPr>
         <w:pStyle w:val="H2"/>
       </w:pPr>
-      <w:bookmarkStart w:id="27" w:name="_Toc240035671"/>
+      <w:bookmarkStart w:id="27" w:name="_Toc240463459"/>
       <w:r>
         <w:lastRenderedPageBreak/>
         <w:t>Any Day is a Good Day to Kick Ass</w:t>
@@ -60338,7 +60136,7 @@
       <w:pPr>
         <w:pStyle w:val="H2"/>
       </w:pPr>
-      <w:bookmarkStart w:id="28" w:name="_Toc240035672"/>
+      <w:bookmarkStart w:id="28" w:name="_Toc240463460"/>
       <w:r>
         <w:lastRenderedPageBreak/>
         <w:t>The Next Challenge</w:t>
@@ -61421,15 +61219,7 @@
         <w:t xml:space="preserve"> greenish su</w:t>
       </w:r>
       <w:r>
-        <w:t xml:space="preserve">n was shining brightly overhead – </w:t>
-      </w:r>
-      <w:proofErr w:type="gramStart"/>
-      <w:r>
-        <w:t>an impossibility</w:t>
-      </w:r>
-      <w:proofErr w:type="gramEnd"/>
-      <w:r>
-        <w:t xml:space="preserve"> in the earth universe.</w:t>
+        <w:t>n was shining brightly overhead – an impossibility in the earth universe.</w:t>
       </w:r>
     </w:p>
     <w:p>
@@ -62834,7 +62624,7 @@
       <w:pPr>
         <w:pStyle w:val="H2"/>
       </w:pPr>
-      <w:bookmarkStart w:id="29" w:name="_Toc240035673"/>
+      <w:bookmarkStart w:id="29" w:name="_Toc240463461"/>
       <w:r>
         <w:lastRenderedPageBreak/>
         <w:t xml:space="preserve">The </w:t>
@@ -62878,13 +62668,8 @@
       <w:r>
         <w:t xml:space="preserve"> </w:t>
       </w:r>
-      <w:proofErr w:type="gramStart"/>
-      <w:r>
-        <w:t>AM</w:t>
-      </w:r>
-      <w:proofErr w:type="gramEnd"/>
-      <w:r>
-        <w:t>, Saturday October 28</w:t>
+      <w:r>
+        <w:t>AM, Saturday October 28</w:t>
       </w:r>
       <w:r>
         <w:t xml:space="preserve"> -</w:t>
@@ -62928,15 +62713,7 @@
         <w:t>“</w:t>
       </w:r>
       <w:r>
-        <w:t xml:space="preserve">As you know, people are born with an affinity for one of twelve elements. One of the twelve elements is Death. One in every thousand children </w:t>
-      </w:r>
-      <w:proofErr w:type="gramStart"/>
-      <w:r>
-        <w:t>are</w:t>
-      </w:r>
-      <w:proofErr w:type="gramEnd"/>
-      <w:r>
-        <w:t xml:space="preserve"> born with the Death element. Sadly, these children are destined to die when their elements reveal themselves. Many times their deaths cause the deaths of everyone in the area as their out of control powers kill them.</w:t>
+        <w:t>As you know, people are born with an affinity for one of twelve elements. One of the twelve elements is Death. One in every thousand children are born with the Death element. Sadly, these children are destined to die when their elements reveal themselves. Many times their deaths cause the deaths of everyone in the area as their out of control powers kill them.</w:t>
       </w:r>
     </w:p>
     <w:p>
@@ -64643,18 +64420,10 @@
         <w:t>“</w:t>
       </w:r>
       <w:r>
-        <w:t xml:space="preserve">Everyone </w:t>
-      </w:r>
-      <w:proofErr w:type="gramStart"/>
-      <w:r>
-        <w:t>l</w:t>
-      </w:r>
-      <w:r>
-        <w:t>ook</w:t>
-      </w:r>
-      <w:proofErr w:type="gramEnd"/>
-      <w:r>
-        <w:t xml:space="preserve"> at Luke,” Harry </w:t>
+        <w:t>Everyone l</w:t>
+      </w:r>
+      <w:r>
+        <w:t xml:space="preserve">ook at Luke,” Harry </w:t>
       </w:r>
       <w:r>
         <w:t>pointed</w:t>
@@ -66325,15 +66094,7 @@
         <w:t>commented</w:t>
       </w:r>
       <w:r>
-        <w:t xml:space="preserve">. “We better </w:t>
-      </w:r>
-      <w:proofErr w:type="gramStart"/>
-      <w:r>
-        <w:t>be</w:t>
-      </w:r>
-      <w:proofErr w:type="gramEnd"/>
-      <w:r>
-        <w:t xml:space="preserve"> going.”</w:t>
+        <w:t>. “We better be going.”</w:t>
       </w:r>
     </w:p>
     <w:p>
@@ -67151,7 +66912,7 @@
       <w:pPr>
         <w:pStyle w:val="H2"/>
       </w:pPr>
-      <w:bookmarkStart w:id="30" w:name="_Toc240035674"/>
+      <w:bookmarkStart w:id="30" w:name="_Toc240463462"/>
       <w:r>
         <w:lastRenderedPageBreak/>
         <w:t>Revelations</w:t>
@@ -67191,13 +66952,8 @@
       <w:r>
         <w:t xml:space="preserve"> </w:t>
       </w:r>
-      <w:proofErr w:type="gramStart"/>
-      <w:r>
-        <w:t>AM</w:t>
-      </w:r>
-      <w:proofErr w:type="gramEnd"/>
-      <w:r>
-        <w:t xml:space="preserve">, </w:t>
+      <w:r>
+        <w:t xml:space="preserve">AM, </w:t>
       </w:r>
       <w:r>
         <w:t xml:space="preserve">Sunday, </w:t>
@@ -68739,7 +68495,7 @@
       <w:pPr>
         <w:pStyle w:val="H2"/>
       </w:pPr>
-      <w:bookmarkStart w:id="31" w:name="_Toc240035675"/>
+      <w:bookmarkStart w:id="31" w:name="_Toc240463463"/>
       <w:r>
         <w:lastRenderedPageBreak/>
         <w:t>Family Reunion</w:t>
@@ -71943,7 +71699,7 @@
         <w:rPr>
           <w:noProof/>
         </w:rPr>
-        <w:t>326</w:t>
+        <w:t>330</w:t>
       </w:r>
     </w:fldSimple>
   </w:p>
@@ -71962,7 +71718,7 @@
         <w:rPr>
           <w:noProof/>
         </w:rPr>
-        <w:t>327</w:t>
+        <w:t>331</w:t>
       </w:r>
     </w:fldSimple>
   </w:p>
@@ -73873,7 +73629,7 @@
 </file>
 
 <file path=customXml/itemProps1.xml><?xml version="1.0" encoding="utf-8"?>
-<ds:datastoreItem xmlns:ds="http://schemas.openxmlformats.org/officeDocument/2006/customXml" ds:itemID="{96A8CBEB-ED6D-491F-86A9-1617813B9955}">
+<ds:datastoreItem xmlns:ds="http://schemas.openxmlformats.org/officeDocument/2006/customXml" ds:itemID="{310086DF-8464-45D8-9D86-5BE0495C6794}">
   <ds:schemaRefs>
     <ds:schemaRef ds:uri="http://schemas.openxmlformats.org/officeDocument/2006/bibliography"/>
   </ds:schemaRefs>
